--- a/DOC/final.docx
+++ b/DOC/final.docx
@@ -17,109 +17,3275 @@
           <w:szCs w:val="28"/>
           <w:lang w:val="en-GB"/>
         </w:rPr>
-        <w:t>Central processing unit architecture - final project</w:t>
-      </w:r>
-    </w:p>
-    <w:p>
-      <w:pPr>
-        <w:jc w:val="center"/>
+        <w:t xml:space="preserve">Central </w:t>
+      </w:r>
+      <w:r>
         <w:rPr>
           <w:sz w:val="28"/>
           <w:szCs w:val="28"/>
           <w:lang w:val="en-GB"/>
         </w:rPr>
-      </w:pPr>
+        <w:t>P</w:t>
+      </w:r>
       <w:r>
         <w:rPr>
           <w:sz w:val="28"/>
           <w:szCs w:val="28"/>
           <w:lang w:val="en-GB"/>
         </w:rPr>
-        <w:t>Submitted by:</w:t>
-      </w:r>
-    </w:p>
-    <w:p>
-      <w:pPr>
-        <w:jc w:val="center"/>
+        <w:t xml:space="preserve">rocessing </w:t>
+      </w:r>
+      <w:r>
         <w:rPr>
           <w:sz w:val="28"/>
           <w:szCs w:val="28"/>
           <w:lang w:val="en-GB"/>
         </w:rPr>
-      </w:pPr>
+        <w:t>U</w:t>
+      </w:r>
       <w:r>
         <w:rPr>
           <w:sz w:val="28"/>
           <w:szCs w:val="28"/>
           <w:lang w:val="en-GB"/>
         </w:rPr>
-        <w:t>Yanai Mason – 206701591</w:t>
-      </w:r>
-    </w:p>
-    <w:p>
-      <w:pPr>
-        <w:jc w:val="center"/>
+        <w:t xml:space="preserve">nit </w:t>
+      </w:r>
+      <w:r>
         <w:rPr>
           <w:sz w:val="28"/>
           <w:szCs w:val="28"/>
           <w:lang w:val="en-GB"/>
         </w:rPr>
-      </w:pPr>
+        <w:t>A</w:t>
+      </w:r>
       <w:r>
         <w:rPr>
           <w:sz w:val="28"/>
           <w:szCs w:val="28"/>
           <w:lang w:val="en-GB"/>
         </w:rPr>
-        <w:t>Roy Shani – 315995852</w:t>
-      </w:r>
-    </w:p>
-    <w:p>
-      <w:pPr>
-        <w:jc w:val="center"/>
+        <w:t xml:space="preserve">rchitecture - </w:t>
+      </w:r>
+      <w:r>
         <w:rPr>
           <w:sz w:val="28"/>
           <w:szCs w:val="28"/>
-        </w:rPr>
-      </w:pPr>
+          <w:lang w:val="en-GB"/>
+        </w:rPr>
+        <w:t>F</w:t>
+      </w:r>
       <w:r>
         <w:rPr>
           <w:sz w:val="28"/>
           <w:szCs w:val="28"/>
-        </w:rPr>
-        <w:t>MIPS based MCU Architecture</w:t>
-      </w:r>
-    </w:p>
-    <w:p>
-      <w:pPr>
+          <w:lang w:val="en-GB"/>
+        </w:rPr>
+        <w:t xml:space="preserve">inal </w:t>
+      </w:r>
+      <w:r>
         <w:rPr>
           <w:sz w:val="28"/>
           <w:szCs w:val="28"/>
-        </w:rPr>
-      </w:pPr>
+          <w:lang w:val="en-GB"/>
+        </w:rPr>
+        <w:t>P</w:t>
+      </w:r>
       <w:r>
         <w:rPr>
           <w:sz w:val="28"/>
           <w:szCs w:val="28"/>
+          <w:lang w:val="en-GB"/>
+        </w:rPr>
+        <w:t>roject</w:t>
+      </w:r>
+    </w:p>
+    <w:p>
+      <w:pPr>
+        <w:jc w:val="center"/>
+        <w:rPr>
+          <w:sz w:val="28"/>
+          <w:szCs w:val="28"/>
+          <w:lang w:val="en-GB"/>
+        </w:rPr>
+      </w:pPr>
+      <w:r>
+        <w:rPr>
+          <w:sz w:val="28"/>
+          <w:szCs w:val="28"/>
+          <w:lang w:val="en-GB"/>
+        </w:rPr>
+        <w:t>Submitted by:</w:t>
+      </w:r>
+    </w:p>
+    <w:p>
+      <w:pPr>
+        <w:jc w:val="center"/>
+        <w:rPr>
+          <w:sz w:val="28"/>
+          <w:szCs w:val="28"/>
+          <w:lang w:val="en-GB"/>
+        </w:rPr>
+      </w:pPr>
+      <w:r>
+        <w:rPr>
+          <w:sz w:val="28"/>
+          <w:szCs w:val="28"/>
+          <w:lang w:val="en-GB"/>
+        </w:rPr>
+        <w:t>Yanai Mason – 206701591</w:t>
+      </w:r>
+    </w:p>
+    <w:p>
+      <w:pPr>
+        <w:jc w:val="center"/>
+        <w:rPr>
+          <w:sz w:val="28"/>
+          <w:szCs w:val="28"/>
+          <w:lang w:val="en-GB"/>
+        </w:rPr>
+      </w:pPr>
+      <w:r>
+        <w:rPr>
+          <w:sz w:val="28"/>
+          <w:szCs w:val="28"/>
+          <w:lang w:val="en-GB"/>
+        </w:rPr>
+        <w:t>Roy Shani – 315995852</w:t>
+      </w:r>
+    </w:p>
+    <w:p>
+      <w:pPr>
+        <w:jc w:val="center"/>
+        <w:rPr>
+          <w:sz w:val="28"/>
+          <w:szCs w:val="28"/>
+        </w:rPr>
+      </w:pPr>
+      <w:r>
+        <w:rPr>
+          <w:sz w:val="28"/>
+          <w:szCs w:val="28"/>
+        </w:rPr>
+        <w:t>MIPS based MCU Architecture</w:t>
+      </w:r>
+    </w:p>
+    <w:p>
+      <w:pPr>
+        <w:rPr>
+          <w:sz w:val="28"/>
+          <w:szCs w:val="28"/>
+        </w:rPr>
+      </w:pPr>
+      <w:r>
+        <w:rPr>
+          <w:sz w:val="28"/>
+          <w:szCs w:val="28"/>
         </w:rPr>
         <w:br w:type="page"/>
       </w:r>
     </w:p>
-    <w:p>
-      <w:pPr>
-        <w:rPr>
-          <w:u w:val="single"/>
+    <w:sdt>
+      <w:sdtPr>
+        <w:id w:val="1970016256"/>
+        <w:docPartObj>
+          <w:docPartGallery w:val="Table of Contents"/>
+          <w:docPartUnique/>
+        </w:docPartObj>
+      </w:sdtPr>
+      <w:sdtEndPr>
+        <w:rPr>
+          <w:rFonts w:asciiTheme="minorHAnsi" w:eastAsiaTheme="minorHAnsi" w:hAnsiTheme="minorHAnsi" w:cstheme="minorBidi"/>
+          <w:b/>
+          <w:bCs/>
+          <w:noProof/>
+          <w:color w:val="auto"/>
+          <w:kern w:val="2"/>
+          <w:sz w:val="22"/>
+          <w:szCs w:val="22"/>
+          <w:lang w:val="en-IL" w:bidi="he-IL"/>
+          <w14:ligatures w14:val="standardContextual"/>
+        </w:rPr>
+      </w:sdtEndPr>
+      <w:sdtContent>
+        <w:p>
+          <w:pPr>
+            <w:pStyle w:val="TOCHeading"/>
+          </w:pPr>
+          <w:r>
+            <w:t>Contents</w:t>
+          </w:r>
+        </w:p>
+        <w:p>
+          <w:pPr>
+            <w:pStyle w:val="TOC1"/>
+            <w:tabs>
+              <w:tab w:val="right" w:leader="dot" w:pos="9016"/>
+            </w:tabs>
+            <w:rPr>
+              <w:rFonts w:eastAsiaTheme="minorEastAsia"/>
+              <w:noProof/>
+              <w:sz w:val="24"/>
+              <w:szCs w:val="24"/>
+              <w:lang w:val="en-IL" w:eastAsia="en-IL"/>
+            </w:rPr>
+          </w:pPr>
+          <w:r>
+            <w:fldChar w:fldCharType="begin"/>
+          </w:r>
+          <w:r>
+            <w:instrText xml:space="preserve"> TOC \o "1-3" \h \z \u </w:instrText>
+          </w:r>
+          <w:r>
+            <w:fldChar w:fldCharType="separate"/>
+          </w:r>
+          <w:hyperlink w:anchor="_Toc207117161" w:history="1">
+            <w:r>
+              <w:rPr>
+                <w:rStyle w:val="Hyperlink"/>
+                <w:noProof/>
+                <w:lang w:val="en-GB"/>
+              </w:rPr>
+              <w:t>Overall system description</w:t>
+            </w:r>
+            <w:r>
+              <w:rPr>
+                <w:noProof/>
+                <w:webHidden/>
+              </w:rPr>
+              <w:tab/>
+            </w:r>
+            <w:r>
+              <w:rPr>
+                <w:noProof/>
+                <w:webHidden/>
+              </w:rPr>
+              <w:fldChar w:fldCharType="begin"/>
+            </w:r>
+            <w:r>
+              <w:rPr>
+                <w:noProof/>
+                <w:webHidden/>
+              </w:rPr>
+              <w:instrText xml:space="preserve"> PAGEREF _Toc207117161 \h </w:instrText>
+            </w:r>
+            <w:r>
+              <w:rPr>
+                <w:noProof/>
+                <w:webHidden/>
+              </w:rPr>
+            </w:r>
+            <w:r>
+              <w:rPr>
+                <w:noProof/>
+                <w:webHidden/>
+              </w:rPr>
+              <w:fldChar w:fldCharType="separate"/>
+            </w:r>
+            <w:r>
+              <w:rPr>
+                <w:noProof/>
+                <w:webHidden/>
+              </w:rPr>
+              <w:t>4</w:t>
+            </w:r>
+            <w:r>
+              <w:rPr>
+                <w:noProof/>
+                <w:webHidden/>
+              </w:rPr>
+              <w:fldChar w:fldCharType="end"/>
+            </w:r>
+          </w:hyperlink>
+        </w:p>
+        <w:p>
+          <w:pPr>
+            <w:pStyle w:val="TOC2"/>
+            <w:tabs>
+              <w:tab w:val="right" w:leader="dot" w:pos="9016"/>
+            </w:tabs>
+            <w:rPr>
+              <w:rFonts w:eastAsiaTheme="minorEastAsia"/>
+              <w:noProof/>
+              <w:sz w:val="24"/>
+              <w:szCs w:val="24"/>
+              <w:lang w:val="en-IL" w:eastAsia="en-IL"/>
+            </w:rPr>
+          </w:pPr>
+          <w:hyperlink w:anchor="_Toc207117162" w:history="1">
+            <w:r>
+              <w:rPr>
+                <w:rStyle w:val="Hyperlink"/>
+                <w:noProof/>
+                <w:lang w:val="en-GB"/>
+              </w:rPr>
+              <w:t>MCU</w:t>
+            </w:r>
+            <w:r>
+              <w:rPr>
+                <w:noProof/>
+                <w:webHidden/>
+              </w:rPr>
+              <w:tab/>
+            </w:r>
+            <w:r>
+              <w:rPr>
+                <w:noProof/>
+                <w:webHidden/>
+              </w:rPr>
+              <w:fldChar w:fldCharType="begin"/>
+            </w:r>
+            <w:r>
+              <w:rPr>
+                <w:noProof/>
+                <w:webHidden/>
+              </w:rPr>
+              <w:instrText xml:space="preserve"> PAGEREF _Toc207117162 \h </w:instrText>
+            </w:r>
+            <w:r>
+              <w:rPr>
+                <w:noProof/>
+                <w:webHidden/>
+              </w:rPr>
+            </w:r>
+            <w:r>
+              <w:rPr>
+                <w:noProof/>
+                <w:webHidden/>
+              </w:rPr>
+              <w:fldChar w:fldCharType="separate"/>
+            </w:r>
+            <w:r>
+              <w:rPr>
+                <w:noProof/>
+                <w:webHidden/>
+              </w:rPr>
+              <w:t>4</w:t>
+            </w:r>
+            <w:r>
+              <w:rPr>
+                <w:noProof/>
+                <w:webHidden/>
+              </w:rPr>
+              <w:fldChar w:fldCharType="end"/>
+            </w:r>
+          </w:hyperlink>
+        </w:p>
+        <w:p>
+          <w:pPr>
+            <w:pStyle w:val="TOC2"/>
+            <w:tabs>
+              <w:tab w:val="right" w:leader="dot" w:pos="9016"/>
+            </w:tabs>
+            <w:rPr>
+              <w:rFonts w:eastAsiaTheme="minorEastAsia"/>
+              <w:noProof/>
+              <w:sz w:val="24"/>
+              <w:szCs w:val="24"/>
+              <w:lang w:val="en-IL" w:eastAsia="en-IL"/>
+            </w:rPr>
+          </w:pPr>
+          <w:hyperlink w:anchor="_Toc207117163" w:history="1">
+            <w:r>
+              <w:rPr>
+                <w:rStyle w:val="Hyperlink"/>
+                <w:noProof/>
+                <w:lang w:val="en-GB"/>
+              </w:rPr>
+              <w:t>MIPS</w:t>
+            </w:r>
+            <w:r>
+              <w:rPr>
+                <w:noProof/>
+                <w:webHidden/>
+              </w:rPr>
+              <w:tab/>
+            </w:r>
+            <w:r>
+              <w:rPr>
+                <w:noProof/>
+                <w:webHidden/>
+              </w:rPr>
+              <w:fldChar w:fldCharType="begin"/>
+            </w:r>
+            <w:r>
+              <w:rPr>
+                <w:noProof/>
+                <w:webHidden/>
+              </w:rPr>
+              <w:instrText xml:space="preserve"> PAGEREF _Toc207117163 \h </w:instrText>
+            </w:r>
+            <w:r>
+              <w:rPr>
+                <w:noProof/>
+                <w:webHidden/>
+              </w:rPr>
+            </w:r>
+            <w:r>
+              <w:rPr>
+                <w:noProof/>
+                <w:webHidden/>
+              </w:rPr>
+              <w:fldChar w:fldCharType="separate"/>
+            </w:r>
+            <w:r>
+              <w:rPr>
+                <w:noProof/>
+                <w:webHidden/>
+              </w:rPr>
+              <w:t>7</w:t>
+            </w:r>
+            <w:r>
+              <w:rPr>
+                <w:noProof/>
+                <w:webHidden/>
+              </w:rPr>
+              <w:fldChar w:fldCharType="end"/>
+            </w:r>
+          </w:hyperlink>
+        </w:p>
+        <w:p>
+          <w:pPr>
+            <w:pStyle w:val="TOC2"/>
+            <w:tabs>
+              <w:tab w:val="right" w:leader="dot" w:pos="9016"/>
+            </w:tabs>
+            <w:rPr>
+              <w:rFonts w:eastAsiaTheme="minorEastAsia"/>
+              <w:noProof/>
+              <w:sz w:val="24"/>
+              <w:szCs w:val="24"/>
+              <w:lang w:val="en-IL" w:eastAsia="en-IL"/>
+            </w:rPr>
+          </w:pPr>
+          <w:hyperlink w:anchor="_Toc207117164" w:history="1">
+            <w:r>
+              <w:rPr>
+                <w:rStyle w:val="Hyperlink"/>
+                <w:noProof/>
+              </w:rPr>
+              <w:t>Instruction Fetch</w:t>
+            </w:r>
+            <w:r>
+              <w:rPr>
+                <w:noProof/>
+                <w:webHidden/>
+              </w:rPr>
+              <w:tab/>
+            </w:r>
+            <w:r>
+              <w:rPr>
+                <w:noProof/>
+                <w:webHidden/>
+              </w:rPr>
+              <w:fldChar w:fldCharType="begin"/>
+            </w:r>
+            <w:r>
+              <w:rPr>
+                <w:noProof/>
+                <w:webHidden/>
+              </w:rPr>
+              <w:instrText xml:space="preserve"> PAGEREF _Toc207117164 \h </w:instrText>
+            </w:r>
+            <w:r>
+              <w:rPr>
+                <w:noProof/>
+                <w:webHidden/>
+              </w:rPr>
+            </w:r>
+            <w:r>
+              <w:rPr>
+                <w:noProof/>
+                <w:webHidden/>
+              </w:rPr>
+              <w:fldChar w:fldCharType="separate"/>
+            </w:r>
+            <w:r>
+              <w:rPr>
+                <w:noProof/>
+                <w:webHidden/>
+              </w:rPr>
+              <w:t>8</w:t>
+            </w:r>
+            <w:r>
+              <w:rPr>
+                <w:noProof/>
+                <w:webHidden/>
+              </w:rPr>
+              <w:fldChar w:fldCharType="end"/>
+            </w:r>
+          </w:hyperlink>
+        </w:p>
+        <w:p>
+          <w:pPr>
+            <w:pStyle w:val="TOC2"/>
+            <w:tabs>
+              <w:tab w:val="right" w:leader="dot" w:pos="9016"/>
+            </w:tabs>
+            <w:rPr>
+              <w:rFonts w:eastAsiaTheme="minorEastAsia"/>
+              <w:noProof/>
+              <w:sz w:val="24"/>
+              <w:szCs w:val="24"/>
+              <w:lang w:val="en-IL" w:eastAsia="en-IL"/>
+            </w:rPr>
+          </w:pPr>
+          <w:hyperlink w:anchor="_Toc207117165" w:history="1">
+            <w:r>
+              <w:rPr>
+                <w:rStyle w:val="Hyperlink"/>
+                <w:noProof/>
+              </w:rPr>
+              <w:t>Instruction Decode</w:t>
+            </w:r>
+            <w:r>
+              <w:rPr>
+                <w:noProof/>
+                <w:webHidden/>
+              </w:rPr>
+              <w:tab/>
+            </w:r>
+            <w:r>
+              <w:rPr>
+                <w:noProof/>
+                <w:webHidden/>
+              </w:rPr>
+              <w:fldChar w:fldCharType="begin"/>
+            </w:r>
+            <w:r>
+              <w:rPr>
+                <w:noProof/>
+                <w:webHidden/>
+              </w:rPr>
+              <w:instrText xml:space="preserve"> PAGEREF _Toc207117165 \h </w:instrText>
+            </w:r>
+            <w:r>
+              <w:rPr>
+                <w:noProof/>
+                <w:webHidden/>
+              </w:rPr>
+            </w:r>
+            <w:r>
+              <w:rPr>
+                <w:noProof/>
+                <w:webHidden/>
+              </w:rPr>
+              <w:fldChar w:fldCharType="separate"/>
+            </w:r>
+            <w:r>
+              <w:rPr>
+                <w:noProof/>
+                <w:webHidden/>
+              </w:rPr>
+              <w:t>9</w:t>
+            </w:r>
+            <w:r>
+              <w:rPr>
+                <w:noProof/>
+                <w:webHidden/>
+              </w:rPr>
+              <w:fldChar w:fldCharType="end"/>
+            </w:r>
+          </w:hyperlink>
+        </w:p>
+        <w:p>
+          <w:pPr>
+            <w:pStyle w:val="TOC2"/>
+            <w:tabs>
+              <w:tab w:val="right" w:leader="dot" w:pos="9016"/>
+            </w:tabs>
+            <w:rPr>
+              <w:rFonts w:eastAsiaTheme="minorEastAsia"/>
+              <w:noProof/>
+              <w:sz w:val="24"/>
+              <w:szCs w:val="24"/>
+              <w:lang w:val="en-IL" w:eastAsia="en-IL"/>
+            </w:rPr>
+          </w:pPr>
+          <w:hyperlink w:anchor="_Toc207117166" w:history="1">
+            <w:r>
+              <w:rPr>
+                <w:rStyle w:val="Hyperlink"/>
+                <w:noProof/>
+              </w:rPr>
+              <w:t>Execute</w:t>
+            </w:r>
+            <w:r>
+              <w:rPr>
+                <w:noProof/>
+                <w:webHidden/>
+              </w:rPr>
+              <w:tab/>
+            </w:r>
+            <w:r>
+              <w:rPr>
+                <w:noProof/>
+                <w:webHidden/>
+              </w:rPr>
+              <w:fldChar w:fldCharType="begin"/>
+            </w:r>
+            <w:r>
+              <w:rPr>
+                <w:noProof/>
+                <w:webHidden/>
+              </w:rPr>
+              <w:instrText xml:space="preserve"> PAGEREF _Toc207117166 \h </w:instrText>
+            </w:r>
+            <w:r>
+              <w:rPr>
+                <w:noProof/>
+                <w:webHidden/>
+              </w:rPr>
+            </w:r>
+            <w:r>
+              <w:rPr>
+                <w:noProof/>
+                <w:webHidden/>
+              </w:rPr>
+              <w:fldChar w:fldCharType="separate"/>
+            </w:r>
+            <w:r>
+              <w:rPr>
+                <w:noProof/>
+                <w:webHidden/>
+              </w:rPr>
+              <w:t>10</w:t>
+            </w:r>
+            <w:r>
+              <w:rPr>
+                <w:noProof/>
+                <w:webHidden/>
+              </w:rPr>
+              <w:fldChar w:fldCharType="end"/>
+            </w:r>
+          </w:hyperlink>
+        </w:p>
+        <w:p>
+          <w:pPr>
+            <w:pStyle w:val="TOC2"/>
+            <w:tabs>
+              <w:tab w:val="right" w:leader="dot" w:pos="9016"/>
+            </w:tabs>
+            <w:rPr>
+              <w:rFonts w:eastAsiaTheme="minorEastAsia"/>
+              <w:noProof/>
+              <w:sz w:val="24"/>
+              <w:szCs w:val="24"/>
+              <w:lang w:val="en-IL" w:eastAsia="en-IL"/>
+            </w:rPr>
+          </w:pPr>
+          <w:hyperlink w:anchor="_Toc207117167" w:history="1">
+            <w:r>
+              <w:rPr>
+                <w:rStyle w:val="Hyperlink"/>
+                <w:noProof/>
+              </w:rPr>
+              <w:t>Data Memory</w:t>
+            </w:r>
+            <w:r>
+              <w:rPr>
+                <w:noProof/>
+                <w:webHidden/>
+              </w:rPr>
+              <w:tab/>
+            </w:r>
+            <w:r>
+              <w:rPr>
+                <w:noProof/>
+                <w:webHidden/>
+              </w:rPr>
+              <w:fldChar w:fldCharType="begin"/>
+            </w:r>
+            <w:r>
+              <w:rPr>
+                <w:noProof/>
+                <w:webHidden/>
+              </w:rPr>
+              <w:instrText xml:space="preserve"> PAGEREF _Toc207117167 \h </w:instrText>
+            </w:r>
+            <w:r>
+              <w:rPr>
+                <w:noProof/>
+                <w:webHidden/>
+              </w:rPr>
+            </w:r>
+            <w:r>
+              <w:rPr>
+                <w:noProof/>
+                <w:webHidden/>
+              </w:rPr>
+              <w:fldChar w:fldCharType="separate"/>
+            </w:r>
+            <w:r>
+              <w:rPr>
+                <w:noProof/>
+                <w:webHidden/>
+              </w:rPr>
+              <w:t>11</w:t>
+            </w:r>
+            <w:r>
+              <w:rPr>
+                <w:noProof/>
+                <w:webHidden/>
+              </w:rPr>
+              <w:fldChar w:fldCharType="end"/>
+            </w:r>
+          </w:hyperlink>
+        </w:p>
+        <w:p>
+          <w:pPr>
+            <w:pStyle w:val="TOC2"/>
+            <w:tabs>
+              <w:tab w:val="right" w:leader="dot" w:pos="9016"/>
+            </w:tabs>
+            <w:rPr>
+              <w:rFonts w:eastAsiaTheme="minorEastAsia"/>
+              <w:noProof/>
+              <w:sz w:val="24"/>
+              <w:szCs w:val="24"/>
+              <w:lang w:val="en-IL" w:eastAsia="en-IL"/>
+            </w:rPr>
+          </w:pPr>
+          <w:hyperlink w:anchor="_Toc207117168" w:history="1">
+            <w:r>
+              <w:rPr>
+                <w:rStyle w:val="Hyperlink"/>
+                <w:noProof/>
+              </w:rPr>
+              <w:t>Basic Timer</w:t>
+            </w:r>
+            <w:r>
+              <w:rPr>
+                <w:noProof/>
+                <w:webHidden/>
+              </w:rPr>
+              <w:tab/>
+            </w:r>
+            <w:r>
+              <w:rPr>
+                <w:noProof/>
+                <w:webHidden/>
+              </w:rPr>
+              <w:fldChar w:fldCharType="begin"/>
+            </w:r>
+            <w:r>
+              <w:rPr>
+                <w:noProof/>
+                <w:webHidden/>
+              </w:rPr>
+              <w:instrText xml:space="preserve"> PAGEREF _Toc207117168 \h </w:instrText>
+            </w:r>
+            <w:r>
+              <w:rPr>
+                <w:noProof/>
+                <w:webHidden/>
+              </w:rPr>
+            </w:r>
+            <w:r>
+              <w:rPr>
+                <w:noProof/>
+                <w:webHidden/>
+              </w:rPr>
+              <w:fldChar w:fldCharType="separate"/>
+            </w:r>
+            <w:r>
+              <w:rPr>
+                <w:noProof/>
+                <w:webHidden/>
+              </w:rPr>
+              <w:t>12</w:t>
+            </w:r>
+            <w:r>
+              <w:rPr>
+                <w:noProof/>
+                <w:webHidden/>
+              </w:rPr>
+              <w:fldChar w:fldCharType="end"/>
+            </w:r>
+          </w:hyperlink>
+        </w:p>
+        <w:p>
+          <w:pPr>
+            <w:pStyle w:val="TOC2"/>
+            <w:tabs>
+              <w:tab w:val="right" w:leader="dot" w:pos="9016"/>
+            </w:tabs>
+            <w:rPr>
+              <w:rFonts w:eastAsiaTheme="minorEastAsia"/>
+              <w:noProof/>
+              <w:sz w:val="24"/>
+              <w:szCs w:val="24"/>
+              <w:lang w:val="en-IL" w:eastAsia="en-IL"/>
+            </w:rPr>
+          </w:pPr>
+          <w:hyperlink w:anchor="_Toc207117169" w:history="1">
+            <w:r>
+              <w:rPr>
+                <w:rStyle w:val="Hyperlink"/>
+                <w:noProof/>
+              </w:rPr>
+              <w:t>Interrupt controller</w:t>
+            </w:r>
+            <w:r>
+              <w:rPr>
+                <w:noProof/>
+                <w:webHidden/>
+              </w:rPr>
+              <w:tab/>
+            </w:r>
+            <w:r>
+              <w:rPr>
+                <w:noProof/>
+                <w:webHidden/>
+              </w:rPr>
+              <w:fldChar w:fldCharType="begin"/>
+            </w:r>
+            <w:r>
+              <w:rPr>
+                <w:noProof/>
+                <w:webHidden/>
+              </w:rPr>
+              <w:instrText xml:space="preserve"> PAGEREF _Toc207117169 \h </w:instrText>
+            </w:r>
+            <w:r>
+              <w:rPr>
+                <w:noProof/>
+                <w:webHidden/>
+              </w:rPr>
+            </w:r>
+            <w:r>
+              <w:rPr>
+                <w:noProof/>
+                <w:webHidden/>
+              </w:rPr>
+              <w:fldChar w:fldCharType="separate"/>
+            </w:r>
+            <w:r>
+              <w:rPr>
+                <w:noProof/>
+                <w:webHidden/>
+              </w:rPr>
+              <w:t>14</w:t>
+            </w:r>
+            <w:r>
+              <w:rPr>
+                <w:noProof/>
+                <w:webHidden/>
+              </w:rPr>
+              <w:fldChar w:fldCharType="end"/>
+            </w:r>
+          </w:hyperlink>
+        </w:p>
+        <w:p>
+          <w:pPr>
+            <w:pStyle w:val="TOC2"/>
+            <w:tabs>
+              <w:tab w:val="right" w:leader="dot" w:pos="9016"/>
+            </w:tabs>
+            <w:rPr>
+              <w:rFonts w:eastAsiaTheme="minorEastAsia"/>
+              <w:noProof/>
+              <w:sz w:val="24"/>
+              <w:szCs w:val="24"/>
+              <w:lang w:val="en-IL" w:eastAsia="en-IL"/>
+            </w:rPr>
+          </w:pPr>
+          <w:hyperlink w:anchor="_Toc207117170" w:history="1">
+            <w:r>
+              <w:rPr>
+                <w:rStyle w:val="Hyperlink"/>
+                <w:noProof/>
+              </w:rPr>
+              <w:t>GPIO</w:t>
+            </w:r>
+            <w:r>
+              <w:rPr>
+                <w:noProof/>
+                <w:webHidden/>
+              </w:rPr>
+              <w:tab/>
+            </w:r>
+            <w:r>
+              <w:rPr>
+                <w:noProof/>
+                <w:webHidden/>
+              </w:rPr>
+              <w:fldChar w:fldCharType="begin"/>
+            </w:r>
+            <w:r>
+              <w:rPr>
+                <w:noProof/>
+                <w:webHidden/>
+              </w:rPr>
+              <w:instrText xml:space="preserve"> PAGEREF _Toc207117170 \h </w:instrText>
+            </w:r>
+            <w:r>
+              <w:rPr>
+                <w:noProof/>
+                <w:webHidden/>
+              </w:rPr>
+            </w:r>
+            <w:r>
+              <w:rPr>
+                <w:noProof/>
+                <w:webHidden/>
+              </w:rPr>
+              <w:fldChar w:fldCharType="separate"/>
+            </w:r>
+            <w:r>
+              <w:rPr>
+                <w:noProof/>
+                <w:webHidden/>
+              </w:rPr>
+              <w:t>16</w:t>
+            </w:r>
+            <w:r>
+              <w:rPr>
+                <w:noProof/>
+                <w:webHidden/>
+              </w:rPr>
+              <w:fldChar w:fldCharType="end"/>
+            </w:r>
+          </w:hyperlink>
+        </w:p>
+        <w:p>
+          <w:pPr>
+            <w:pStyle w:val="TOC1"/>
+            <w:tabs>
+              <w:tab w:val="right" w:leader="dot" w:pos="9016"/>
+            </w:tabs>
+            <w:rPr>
+              <w:rFonts w:eastAsiaTheme="minorEastAsia"/>
+              <w:noProof/>
+              <w:sz w:val="24"/>
+              <w:szCs w:val="24"/>
+              <w:lang w:val="en-IL" w:eastAsia="en-IL"/>
+            </w:rPr>
+          </w:pPr>
+          <w:hyperlink w:anchor="_Toc207117171" w:history="1">
+            <w:r>
+              <w:rPr>
+                <w:rStyle w:val="Hyperlink"/>
+                <w:noProof/>
+              </w:rPr>
+              <w:t>Critical path</w:t>
+            </w:r>
+            <w:r>
+              <w:rPr>
+                <w:noProof/>
+                <w:webHidden/>
+              </w:rPr>
+              <w:tab/>
+            </w:r>
+            <w:r>
+              <w:rPr>
+                <w:noProof/>
+                <w:webHidden/>
+              </w:rPr>
+              <w:fldChar w:fldCharType="begin"/>
+            </w:r>
+            <w:r>
+              <w:rPr>
+                <w:noProof/>
+                <w:webHidden/>
+              </w:rPr>
+              <w:instrText xml:space="preserve"> PAGEREF _Toc207117171 \h </w:instrText>
+            </w:r>
+            <w:r>
+              <w:rPr>
+                <w:noProof/>
+                <w:webHidden/>
+              </w:rPr>
+            </w:r>
+            <w:r>
+              <w:rPr>
+                <w:noProof/>
+                <w:webHidden/>
+              </w:rPr>
+              <w:fldChar w:fldCharType="separate"/>
+            </w:r>
+            <w:r>
+              <w:rPr>
+                <w:noProof/>
+                <w:webHidden/>
+              </w:rPr>
+              <w:t>18</w:t>
+            </w:r>
+            <w:r>
+              <w:rPr>
+                <w:noProof/>
+                <w:webHidden/>
+              </w:rPr>
+              <w:fldChar w:fldCharType="end"/>
+            </w:r>
+          </w:hyperlink>
+        </w:p>
+        <w:p>
+          <w:pPr>
+            <w:pStyle w:val="TOC1"/>
+            <w:tabs>
+              <w:tab w:val="right" w:leader="dot" w:pos="9016"/>
+            </w:tabs>
+            <w:rPr>
+              <w:rFonts w:eastAsiaTheme="minorEastAsia"/>
+              <w:noProof/>
+              <w:sz w:val="24"/>
+              <w:szCs w:val="24"/>
+              <w:lang w:val="en-IL" w:eastAsia="en-IL"/>
+            </w:rPr>
+          </w:pPr>
+          <w:hyperlink w:anchor="_Toc207117172" w:history="1">
+            <w:r>
+              <w:rPr>
+                <w:rStyle w:val="Hyperlink"/>
+                <w:noProof/>
+              </w:rPr>
+              <w:t>Data analysis</w:t>
+            </w:r>
+            <w:r>
+              <w:rPr>
+                <w:noProof/>
+                <w:webHidden/>
+              </w:rPr>
+              <w:tab/>
+            </w:r>
+            <w:r>
+              <w:rPr>
+                <w:noProof/>
+                <w:webHidden/>
+              </w:rPr>
+              <w:fldChar w:fldCharType="begin"/>
+            </w:r>
+            <w:r>
+              <w:rPr>
+                <w:noProof/>
+                <w:webHidden/>
+              </w:rPr>
+              <w:instrText xml:space="preserve"> PAGEREF _Toc207117172 \h </w:instrText>
+            </w:r>
+            <w:r>
+              <w:rPr>
+                <w:noProof/>
+                <w:webHidden/>
+              </w:rPr>
+            </w:r>
+            <w:r>
+              <w:rPr>
+                <w:noProof/>
+                <w:webHidden/>
+              </w:rPr>
+              <w:fldChar w:fldCharType="separate"/>
+            </w:r>
+            <w:r>
+              <w:rPr>
+                <w:noProof/>
+                <w:webHidden/>
+              </w:rPr>
+              <w:t>20</w:t>
+            </w:r>
+            <w:r>
+              <w:rPr>
+                <w:noProof/>
+                <w:webHidden/>
+              </w:rPr>
+              <w:fldChar w:fldCharType="end"/>
+            </w:r>
+          </w:hyperlink>
+        </w:p>
+        <w:p>
+          <w:pPr>
+            <w:pStyle w:val="TOC2"/>
+            <w:tabs>
+              <w:tab w:val="right" w:leader="dot" w:pos="9016"/>
+            </w:tabs>
+            <w:rPr>
+              <w:rFonts w:eastAsiaTheme="minorEastAsia"/>
+              <w:noProof/>
+              <w:sz w:val="24"/>
+              <w:szCs w:val="24"/>
+              <w:lang w:val="en-IL" w:eastAsia="en-IL"/>
+            </w:rPr>
+          </w:pPr>
+          <w:hyperlink w:anchor="_Toc207117173" w:history="1">
+            <w:r>
+              <w:rPr>
+                <w:rStyle w:val="Hyperlink"/>
+                <w:noProof/>
+              </w:rPr>
+              <w:t>ModelSim Results</w:t>
+            </w:r>
+            <w:r>
+              <w:rPr>
+                <w:noProof/>
+                <w:webHidden/>
+              </w:rPr>
+              <w:tab/>
+            </w:r>
+            <w:r>
+              <w:rPr>
+                <w:noProof/>
+                <w:webHidden/>
+              </w:rPr>
+              <w:fldChar w:fldCharType="begin"/>
+            </w:r>
+            <w:r>
+              <w:rPr>
+                <w:noProof/>
+                <w:webHidden/>
+              </w:rPr>
+              <w:instrText xml:space="preserve"> PAGEREF _Toc207117173 \h </w:instrText>
+            </w:r>
+            <w:r>
+              <w:rPr>
+                <w:noProof/>
+                <w:webHidden/>
+              </w:rPr>
+            </w:r>
+            <w:r>
+              <w:rPr>
+                <w:noProof/>
+                <w:webHidden/>
+              </w:rPr>
+              <w:fldChar w:fldCharType="separate"/>
+            </w:r>
+            <w:r>
+              <w:rPr>
+                <w:noProof/>
+                <w:webHidden/>
+              </w:rPr>
+              <w:t>20</w:t>
+            </w:r>
+            <w:r>
+              <w:rPr>
+                <w:noProof/>
+                <w:webHidden/>
+              </w:rPr>
+              <w:fldChar w:fldCharType="end"/>
+            </w:r>
+          </w:hyperlink>
+        </w:p>
+        <w:p>
+          <w:pPr>
+            <w:pStyle w:val="TOC2"/>
+            <w:tabs>
+              <w:tab w:val="right" w:leader="dot" w:pos="9016"/>
+            </w:tabs>
+            <w:rPr>
+              <w:rFonts w:eastAsiaTheme="minorEastAsia"/>
+              <w:noProof/>
+              <w:sz w:val="24"/>
+              <w:szCs w:val="24"/>
+              <w:lang w:val="en-IL" w:eastAsia="en-IL"/>
+            </w:rPr>
+          </w:pPr>
+          <w:hyperlink w:anchor="_Toc207117174" w:history="1">
+            <w:r>
+              <w:rPr>
+                <w:rStyle w:val="Hyperlink"/>
+                <w:noProof/>
+              </w:rPr>
+              <w:t>Signal tap results</w:t>
+            </w:r>
+            <w:r>
+              <w:rPr>
+                <w:noProof/>
+                <w:webHidden/>
+              </w:rPr>
+              <w:tab/>
+            </w:r>
+            <w:r>
+              <w:rPr>
+                <w:noProof/>
+                <w:webHidden/>
+              </w:rPr>
+              <w:fldChar w:fldCharType="begin"/>
+            </w:r>
+            <w:r>
+              <w:rPr>
+                <w:noProof/>
+                <w:webHidden/>
+              </w:rPr>
+              <w:instrText xml:space="preserve"> PAGEREF _Toc207117174 \h </w:instrText>
+            </w:r>
+            <w:r>
+              <w:rPr>
+                <w:noProof/>
+                <w:webHidden/>
+              </w:rPr>
+            </w:r>
+            <w:r>
+              <w:rPr>
+                <w:noProof/>
+                <w:webHidden/>
+              </w:rPr>
+              <w:fldChar w:fldCharType="separate"/>
+            </w:r>
+            <w:r>
+              <w:rPr>
+                <w:noProof/>
+                <w:webHidden/>
+              </w:rPr>
+              <w:t>22</w:t>
+            </w:r>
+            <w:r>
+              <w:rPr>
+                <w:noProof/>
+                <w:webHidden/>
+              </w:rPr>
+              <w:fldChar w:fldCharType="end"/>
+            </w:r>
+          </w:hyperlink>
+        </w:p>
+        <w:p>
+          <w:r>
+            <w:rPr>
+              <w:b/>
+              <w:bCs/>
+              <w:noProof/>
+            </w:rPr>
+            <w:fldChar w:fldCharType="end"/>
+          </w:r>
+        </w:p>
+      </w:sdtContent>
+    </w:sdt>
+    <w:p>
+      <w:pPr>
+        <w:rPr>
+          <w:sz w:val="28"/>
+          <w:szCs w:val="28"/>
+        </w:rPr>
+      </w:pPr>
+    </w:p>
+    <w:p>
+      <w:pPr>
+        <w:rPr>
+          <w:sz w:val="28"/>
+          <w:szCs w:val="28"/>
+        </w:rPr>
+      </w:pPr>
+      <w:r>
+        <w:rPr>
+          <w:sz w:val="28"/>
+          <w:szCs w:val="28"/>
+        </w:rPr>
+        <w:br w:type="page"/>
+      </w:r>
+    </w:p>
+    <w:p>
+      <w:pPr>
+        <w:pStyle w:val="TableofFigures"/>
+        <w:tabs>
+          <w:tab w:val="right" w:leader="dot" w:pos="9016"/>
+        </w:tabs>
+        <w:rPr>
+          <w:b/>
+          <w:bCs/>
           <w:lang w:val="en-GB"/>
         </w:rPr>
       </w:pPr>
       <w:r>
         <w:rPr>
-          <w:u w:val="single"/>
+          <w:b/>
+          <w:bCs/>
+          <w:lang w:val="en-GB"/>
+        </w:rPr>
+        <w:lastRenderedPageBreak/>
+        <w:t>TABLE OF FIGURES</w:t>
+      </w:r>
+    </w:p>
+    <w:p>
+      <w:pPr>
+        <w:pStyle w:val="TableofFigures"/>
+        <w:tabs>
+          <w:tab w:val="right" w:leader="dot" w:pos="9016"/>
+        </w:tabs>
+        <w:rPr>
+          <w:rFonts w:eastAsiaTheme="minorEastAsia"/>
+          <w:noProof/>
+          <w:sz w:val="24"/>
+          <w:szCs w:val="24"/>
+          <w:lang w:val="en-IL" w:eastAsia="en-IL"/>
+        </w:rPr>
+      </w:pPr>
+      <w:r>
+        <w:rPr>
+          <w:lang w:val="en-GB"/>
+        </w:rPr>
+        <w:fldChar w:fldCharType="begin"/>
+      </w:r>
+      <w:r>
+        <w:rPr>
+          <w:lang w:val="en-GB"/>
+        </w:rPr>
+        <w:instrText xml:space="preserve"> TOC \h \z \c "Figure" </w:instrText>
+      </w:r>
+      <w:r>
+        <w:rPr>
+          <w:lang w:val="en-GB"/>
+        </w:rPr>
+        <w:fldChar w:fldCharType="separate"/>
+      </w:r>
+      <w:hyperlink w:anchor="_Toc207117137" w:history="1">
+        <w:r>
+          <w:rPr>
+            <w:rStyle w:val="Hyperlink"/>
+            <w:noProof/>
+          </w:rPr>
+          <w:t>Figure 1</w:t>
+        </w:r>
+        <w:r>
+          <w:rPr>
+            <w:rStyle w:val="Hyperlink"/>
+            <w:noProof/>
+            <w:lang w:val="en-US"/>
+          </w:rPr>
+          <w:t xml:space="preserve"> - BLOCK DIAGRAM OF SYSTEM</w:t>
+        </w:r>
+        <w:r>
+          <w:rPr>
+            <w:noProof/>
+            <w:webHidden/>
+          </w:rPr>
+          <w:tab/>
+        </w:r>
+        <w:r>
+          <w:rPr>
+            <w:noProof/>
+            <w:webHidden/>
+          </w:rPr>
+          <w:fldChar w:fldCharType="begin"/>
+        </w:r>
+        <w:r>
+          <w:rPr>
+            <w:noProof/>
+            <w:webHidden/>
+          </w:rPr>
+          <w:instrText xml:space="preserve"> PAGEREF _Toc207117137 \h </w:instrText>
+        </w:r>
+        <w:r>
+          <w:rPr>
+            <w:noProof/>
+            <w:webHidden/>
+          </w:rPr>
+        </w:r>
+        <w:r>
+          <w:rPr>
+            <w:noProof/>
+            <w:webHidden/>
+          </w:rPr>
+          <w:fldChar w:fldCharType="separate"/>
+        </w:r>
+        <w:r>
+          <w:rPr>
+            <w:noProof/>
+            <w:webHidden/>
+          </w:rPr>
+          <w:t>4</w:t>
+        </w:r>
+        <w:r>
+          <w:rPr>
+            <w:noProof/>
+            <w:webHidden/>
+          </w:rPr>
+          <w:fldChar w:fldCharType="end"/>
+        </w:r>
+      </w:hyperlink>
+    </w:p>
+    <w:p>
+      <w:pPr>
+        <w:pStyle w:val="TableofFigures"/>
+        <w:tabs>
+          <w:tab w:val="right" w:leader="dot" w:pos="9016"/>
+        </w:tabs>
+        <w:rPr>
+          <w:rFonts w:eastAsiaTheme="minorEastAsia"/>
+          <w:noProof/>
+          <w:sz w:val="24"/>
+          <w:szCs w:val="24"/>
+          <w:lang w:val="en-IL" w:eastAsia="en-IL"/>
+        </w:rPr>
+      </w:pPr>
+      <w:hyperlink w:anchor="_Toc207117138" w:history="1">
+        <w:r>
+          <w:rPr>
+            <w:rStyle w:val="Hyperlink"/>
+            <w:noProof/>
+          </w:rPr>
+          <w:t>Figure 2</w:t>
+        </w:r>
+        <w:r>
+          <w:rPr>
+            <w:rStyle w:val="Hyperlink"/>
+            <w:noProof/>
+            <w:lang w:val="en-US"/>
+          </w:rPr>
+          <w:t xml:space="preserve"> - RTL of MCU</w:t>
+        </w:r>
+        <w:r>
+          <w:rPr>
+            <w:noProof/>
+            <w:webHidden/>
+          </w:rPr>
+          <w:tab/>
+        </w:r>
+        <w:r>
+          <w:rPr>
+            <w:noProof/>
+            <w:webHidden/>
+          </w:rPr>
+          <w:fldChar w:fldCharType="begin"/>
+        </w:r>
+        <w:r>
+          <w:rPr>
+            <w:noProof/>
+            <w:webHidden/>
+          </w:rPr>
+          <w:instrText xml:space="preserve"> PAGEREF _Toc207117138 \h </w:instrText>
+        </w:r>
+        <w:r>
+          <w:rPr>
+            <w:noProof/>
+            <w:webHidden/>
+          </w:rPr>
+        </w:r>
+        <w:r>
+          <w:rPr>
+            <w:noProof/>
+            <w:webHidden/>
+          </w:rPr>
+          <w:fldChar w:fldCharType="separate"/>
+        </w:r>
+        <w:r>
+          <w:rPr>
+            <w:noProof/>
+            <w:webHidden/>
+          </w:rPr>
+          <w:t>4</w:t>
+        </w:r>
+        <w:r>
+          <w:rPr>
+            <w:noProof/>
+            <w:webHidden/>
+          </w:rPr>
+          <w:fldChar w:fldCharType="end"/>
+        </w:r>
+      </w:hyperlink>
+    </w:p>
+    <w:p>
+      <w:pPr>
+        <w:pStyle w:val="TableofFigures"/>
+        <w:tabs>
+          <w:tab w:val="right" w:leader="dot" w:pos="9016"/>
+        </w:tabs>
+        <w:rPr>
+          <w:rFonts w:eastAsiaTheme="minorEastAsia"/>
+          <w:noProof/>
+          <w:sz w:val="24"/>
+          <w:szCs w:val="24"/>
+          <w:lang w:val="en-IL" w:eastAsia="en-IL"/>
+        </w:rPr>
+      </w:pPr>
+      <w:hyperlink w:anchor="_Toc207117139" w:history="1">
+        <w:r>
+          <w:rPr>
+            <w:rStyle w:val="Hyperlink"/>
+            <w:noProof/>
+          </w:rPr>
+          <w:t>Figure 3</w:t>
+        </w:r>
+        <w:r>
+          <w:rPr>
+            <w:rStyle w:val="Hyperlink"/>
+            <w:noProof/>
+            <w:lang w:val="en-US"/>
+          </w:rPr>
+          <w:t>- Logic usage per component</w:t>
+        </w:r>
+        <w:r>
+          <w:rPr>
+            <w:noProof/>
+            <w:webHidden/>
+          </w:rPr>
+          <w:tab/>
+        </w:r>
+        <w:r>
+          <w:rPr>
+            <w:noProof/>
+            <w:webHidden/>
+          </w:rPr>
+          <w:fldChar w:fldCharType="begin"/>
+        </w:r>
+        <w:r>
+          <w:rPr>
+            <w:noProof/>
+            <w:webHidden/>
+          </w:rPr>
+          <w:instrText xml:space="preserve"> PAGEREF _Toc207117139 \h </w:instrText>
+        </w:r>
+        <w:r>
+          <w:rPr>
+            <w:noProof/>
+            <w:webHidden/>
+          </w:rPr>
+        </w:r>
+        <w:r>
+          <w:rPr>
+            <w:noProof/>
+            <w:webHidden/>
+          </w:rPr>
+          <w:fldChar w:fldCharType="separate"/>
+        </w:r>
+        <w:r>
+          <w:rPr>
+            <w:noProof/>
+            <w:webHidden/>
+          </w:rPr>
+          <w:t>5</w:t>
+        </w:r>
+        <w:r>
+          <w:rPr>
+            <w:noProof/>
+            <w:webHidden/>
+          </w:rPr>
+          <w:fldChar w:fldCharType="end"/>
+        </w:r>
+      </w:hyperlink>
+    </w:p>
+    <w:p>
+      <w:pPr>
+        <w:pStyle w:val="TableofFigures"/>
+        <w:tabs>
+          <w:tab w:val="right" w:leader="dot" w:pos="9016"/>
+        </w:tabs>
+        <w:rPr>
+          <w:rFonts w:eastAsiaTheme="minorEastAsia"/>
+          <w:noProof/>
+          <w:sz w:val="24"/>
+          <w:szCs w:val="24"/>
+          <w:lang w:val="en-IL" w:eastAsia="en-IL"/>
+        </w:rPr>
+      </w:pPr>
+      <w:hyperlink w:anchor="_Toc207117140" w:history="1">
+        <w:r>
+          <w:rPr>
+            <w:rStyle w:val="Hyperlink"/>
+            <w:noProof/>
+          </w:rPr>
+          <w:t>Figure 4</w:t>
+        </w:r>
+        <w:r>
+          <w:rPr>
+            <w:rStyle w:val="Hyperlink"/>
+            <w:noProof/>
+            <w:lang w:val="en-US"/>
+          </w:rPr>
+          <w:t xml:space="preserve"> - Port table</w:t>
+        </w:r>
+        <w:r>
+          <w:rPr>
+            <w:noProof/>
+            <w:webHidden/>
+          </w:rPr>
+          <w:tab/>
+        </w:r>
+        <w:r>
+          <w:rPr>
+            <w:noProof/>
+            <w:webHidden/>
+          </w:rPr>
+          <w:fldChar w:fldCharType="begin"/>
+        </w:r>
+        <w:r>
+          <w:rPr>
+            <w:noProof/>
+            <w:webHidden/>
+          </w:rPr>
+          <w:instrText xml:space="preserve"> PAGEREF _Toc207117140 \h </w:instrText>
+        </w:r>
+        <w:r>
+          <w:rPr>
+            <w:noProof/>
+            <w:webHidden/>
+          </w:rPr>
+        </w:r>
+        <w:r>
+          <w:rPr>
+            <w:noProof/>
+            <w:webHidden/>
+          </w:rPr>
+          <w:fldChar w:fldCharType="separate"/>
+        </w:r>
+        <w:r>
+          <w:rPr>
+            <w:noProof/>
+            <w:webHidden/>
+          </w:rPr>
+          <w:t>6</w:t>
+        </w:r>
+        <w:r>
+          <w:rPr>
+            <w:noProof/>
+            <w:webHidden/>
+          </w:rPr>
+          <w:fldChar w:fldCharType="end"/>
+        </w:r>
+      </w:hyperlink>
+    </w:p>
+    <w:p>
+      <w:pPr>
+        <w:pStyle w:val="TableofFigures"/>
+        <w:tabs>
+          <w:tab w:val="right" w:leader="dot" w:pos="9016"/>
+        </w:tabs>
+        <w:rPr>
+          <w:rFonts w:eastAsiaTheme="minorEastAsia"/>
+          <w:noProof/>
+          <w:sz w:val="24"/>
+          <w:szCs w:val="24"/>
+          <w:lang w:val="en-IL" w:eastAsia="en-IL"/>
+        </w:rPr>
+      </w:pPr>
+      <w:hyperlink w:anchor="_Toc207117141" w:history="1">
+        <w:r>
+          <w:rPr>
+            <w:rStyle w:val="Hyperlink"/>
+            <w:noProof/>
+          </w:rPr>
+          <w:t>Figure 5</w:t>
+        </w:r>
+        <w:r>
+          <w:rPr>
+            <w:rStyle w:val="Hyperlink"/>
+            <w:noProof/>
+            <w:lang w:val="en-US"/>
+          </w:rPr>
+          <w:t xml:space="preserve"> - MIPS diagram</w:t>
+        </w:r>
+        <w:r>
+          <w:rPr>
+            <w:noProof/>
+            <w:webHidden/>
+          </w:rPr>
+          <w:tab/>
+        </w:r>
+        <w:r>
+          <w:rPr>
+            <w:noProof/>
+            <w:webHidden/>
+          </w:rPr>
+          <w:fldChar w:fldCharType="begin"/>
+        </w:r>
+        <w:r>
+          <w:rPr>
+            <w:noProof/>
+            <w:webHidden/>
+          </w:rPr>
+          <w:instrText xml:space="preserve"> PAGEREF _Toc207117141 \h </w:instrText>
+        </w:r>
+        <w:r>
+          <w:rPr>
+            <w:noProof/>
+            <w:webHidden/>
+          </w:rPr>
+        </w:r>
+        <w:r>
+          <w:rPr>
+            <w:noProof/>
+            <w:webHidden/>
+          </w:rPr>
+          <w:fldChar w:fldCharType="separate"/>
+        </w:r>
+        <w:r>
+          <w:rPr>
+            <w:noProof/>
+            <w:webHidden/>
+          </w:rPr>
+          <w:t>7</w:t>
+        </w:r>
+        <w:r>
+          <w:rPr>
+            <w:noProof/>
+            <w:webHidden/>
+          </w:rPr>
+          <w:fldChar w:fldCharType="end"/>
+        </w:r>
+      </w:hyperlink>
+    </w:p>
+    <w:p>
+      <w:pPr>
+        <w:pStyle w:val="TableofFigures"/>
+        <w:tabs>
+          <w:tab w:val="right" w:leader="dot" w:pos="9016"/>
+        </w:tabs>
+        <w:rPr>
+          <w:rFonts w:eastAsiaTheme="minorEastAsia"/>
+          <w:noProof/>
+          <w:sz w:val="24"/>
+          <w:szCs w:val="24"/>
+          <w:lang w:val="en-IL" w:eastAsia="en-IL"/>
+        </w:rPr>
+      </w:pPr>
+      <w:hyperlink w:anchor="_Toc207117142" w:history="1">
+        <w:r>
+          <w:rPr>
+            <w:rStyle w:val="Hyperlink"/>
+            <w:noProof/>
+          </w:rPr>
+          <w:t>Figure 6</w:t>
+        </w:r>
+        <w:r>
+          <w:rPr>
+            <w:rStyle w:val="Hyperlink"/>
+            <w:noProof/>
+            <w:lang w:val="en-US"/>
+          </w:rPr>
+          <w:t xml:space="preserve"> - MIPS RTL</w:t>
+        </w:r>
+        <w:r>
+          <w:rPr>
+            <w:noProof/>
+            <w:webHidden/>
+          </w:rPr>
+          <w:tab/>
+        </w:r>
+        <w:r>
+          <w:rPr>
+            <w:noProof/>
+            <w:webHidden/>
+          </w:rPr>
+          <w:fldChar w:fldCharType="begin"/>
+        </w:r>
+        <w:r>
+          <w:rPr>
+            <w:noProof/>
+            <w:webHidden/>
+          </w:rPr>
+          <w:instrText xml:space="preserve"> PAGEREF _Toc207117142 \h </w:instrText>
+        </w:r>
+        <w:r>
+          <w:rPr>
+            <w:noProof/>
+            <w:webHidden/>
+          </w:rPr>
+        </w:r>
+        <w:r>
+          <w:rPr>
+            <w:noProof/>
+            <w:webHidden/>
+          </w:rPr>
+          <w:fldChar w:fldCharType="separate"/>
+        </w:r>
+        <w:r>
+          <w:rPr>
+            <w:noProof/>
+            <w:webHidden/>
+          </w:rPr>
+          <w:t>7</w:t>
+        </w:r>
+        <w:r>
+          <w:rPr>
+            <w:noProof/>
+            <w:webHidden/>
+          </w:rPr>
+          <w:fldChar w:fldCharType="end"/>
+        </w:r>
+      </w:hyperlink>
+    </w:p>
+    <w:p>
+      <w:pPr>
+        <w:pStyle w:val="TableofFigures"/>
+        <w:tabs>
+          <w:tab w:val="right" w:leader="dot" w:pos="9016"/>
+        </w:tabs>
+        <w:rPr>
+          <w:rFonts w:eastAsiaTheme="minorEastAsia"/>
+          <w:noProof/>
+          <w:sz w:val="24"/>
+          <w:szCs w:val="24"/>
+          <w:lang w:val="en-IL" w:eastAsia="en-IL"/>
+        </w:rPr>
+      </w:pPr>
+      <w:hyperlink w:anchor="_Toc207117143" w:history="1">
+        <w:r>
+          <w:rPr>
+            <w:rStyle w:val="Hyperlink"/>
+            <w:noProof/>
+          </w:rPr>
+          <w:t>Figure 7</w:t>
+        </w:r>
+        <w:r>
+          <w:rPr>
+            <w:rStyle w:val="Hyperlink"/>
+            <w:noProof/>
+            <w:lang w:val="en-US"/>
+          </w:rPr>
+          <w:t xml:space="preserve"> - Ifetch diagram</w:t>
+        </w:r>
+        <w:r>
+          <w:rPr>
+            <w:noProof/>
+            <w:webHidden/>
+          </w:rPr>
+          <w:tab/>
+        </w:r>
+        <w:r>
+          <w:rPr>
+            <w:noProof/>
+            <w:webHidden/>
+          </w:rPr>
+          <w:fldChar w:fldCharType="begin"/>
+        </w:r>
+        <w:r>
+          <w:rPr>
+            <w:noProof/>
+            <w:webHidden/>
+          </w:rPr>
+          <w:instrText xml:space="preserve"> PAGEREF _Toc207117143 \h </w:instrText>
+        </w:r>
+        <w:r>
+          <w:rPr>
+            <w:noProof/>
+            <w:webHidden/>
+          </w:rPr>
+        </w:r>
+        <w:r>
+          <w:rPr>
+            <w:noProof/>
+            <w:webHidden/>
+          </w:rPr>
+          <w:fldChar w:fldCharType="separate"/>
+        </w:r>
+        <w:r>
+          <w:rPr>
+            <w:noProof/>
+            <w:webHidden/>
+          </w:rPr>
+          <w:t>8</w:t>
+        </w:r>
+        <w:r>
+          <w:rPr>
+            <w:noProof/>
+            <w:webHidden/>
+          </w:rPr>
+          <w:fldChar w:fldCharType="end"/>
+        </w:r>
+      </w:hyperlink>
+    </w:p>
+    <w:p>
+      <w:pPr>
+        <w:pStyle w:val="TableofFigures"/>
+        <w:tabs>
+          <w:tab w:val="right" w:leader="dot" w:pos="9016"/>
+        </w:tabs>
+        <w:rPr>
+          <w:rFonts w:eastAsiaTheme="minorEastAsia"/>
+          <w:noProof/>
+          <w:sz w:val="24"/>
+          <w:szCs w:val="24"/>
+          <w:lang w:val="en-IL" w:eastAsia="en-IL"/>
+        </w:rPr>
+      </w:pPr>
+      <w:hyperlink w:anchor="_Toc207117144" w:history="1">
+        <w:r>
+          <w:rPr>
+            <w:rStyle w:val="Hyperlink"/>
+            <w:noProof/>
+          </w:rPr>
+          <w:t>Figure 8</w:t>
+        </w:r>
+        <w:r>
+          <w:rPr>
+            <w:rStyle w:val="Hyperlink"/>
+            <w:noProof/>
+            <w:lang w:val="en-US"/>
+          </w:rPr>
+          <w:t xml:space="preserve"> - Idecode diagram</w:t>
+        </w:r>
+        <w:r>
+          <w:rPr>
+            <w:noProof/>
+            <w:webHidden/>
+          </w:rPr>
+          <w:tab/>
+        </w:r>
+        <w:r>
+          <w:rPr>
+            <w:noProof/>
+            <w:webHidden/>
+          </w:rPr>
+          <w:fldChar w:fldCharType="begin"/>
+        </w:r>
+        <w:r>
+          <w:rPr>
+            <w:noProof/>
+            <w:webHidden/>
+          </w:rPr>
+          <w:instrText xml:space="preserve"> PAGEREF _Toc207117144 \h </w:instrText>
+        </w:r>
+        <w:r>
+          <w:rPr>
+            <w:noProof/>
+            <w:webHidden/>
+          </w:rPr>
+        </w:r>
+        <w:r>
+          <w:rPr>
+            <w:noProof/>
+            <w:webHidden/>
+          </w:rPr>
+          <w:fldChar w:fldCharType="separate"/>
+        </w:r>
+        <w:r>
+          <w:rPr>
+            <w:noProof/>
+            <w:webHidden/>
+          </w:rPr>
+          <w:t>9</w:t>
+        </w:r>
+        <w:r>
+          <w:rPr>
+            <w:noProof/>
+            <w:webHidden/>
+          </w:rPr>
+          <w:fldChar w:fldCharType="end"/>
+        </w:r>
+      </w:hyperlink>
+    </w:p>
+    <w:p>
+      <w:pPr>
+        <w:pStyle w:val="TableofFigures"/>
+        <w:tabs>
+          <w:tab w:val="right" w:leader="dot" w:pos="9016"/>
+        </w:tabs>
+        <w:rPr>
+          <w:rFonts w:eastAsiaTheme="minorEastAsia"/>
+          <w:noProof/>
+          <w:sz w:val="24"/>
+          <w:szCs w:val="24"/>
+          <w:lang w:val="en-IL" w:eastAsia="en-IL"/>
+        </w:rPr>
+      </w:pPr>
+      <w:hyperlink w:anchor="_Toc207117145" w:history="1">
+        <w:r>
+          <w:rPr>
+            <w:rStyle w:val="Hyperlink"/>
+            <w:noProof/>
+          </w:rPr>
+          <w:t>Figure 9</w:t>
+        </w:r>
+        <w:r>
+          <w:rPr>
+            <w:rStyle w:val="Hyperlink"/>
+            <w:noProof/>
+            <w:lang w:val="en-US"/>
+          </w:rPr>
+          <w:t xml:space="preserve"> - execute diagram</w:t>
+        </w:r>
+        <w:r>
+          <w:rPr>
+            <w:noProof/>
+            <w:webHidden/>
+          </w:rPr>
+          <w:tab/>
+        </w:r>
+        <w:r>
+          <w:rPr>
+            <w:noProof/>
+            <w:webHidden/>
+          </w:rPr>
+          <w:fldChar w:fldCharType="begin"/>
+        </w:r>
+        <w:r>
+          <w:rPr>
+            <w:noProof/>
+            <w:webHidden/>
+          </w:rPr>
+          <w:instrText xml:space="preserve"> PAGEREF _Toc207117145 \h </w:instrText>
+        </w:r>
+        <w:r>
+          <w:rPr>
+            <w:noProof/>
+            <w:webHidden/>
+          </w:rPr>
+        </w:r>
+        <w:r>
+          <w:rPr>
+            <w:noProof/>
+            <w:webHidden/>
+          </w:rPr>
+          <w:fldChar w:fldCharType="separate"/>
+        </w:r>
+        <w:r>
+          <w:rPr>
+            <w:noProof/>
+            <w:webHidden/>
+          </w:rPr>
+          <w:t>10</w:t>
+        </w:r>
+        <w:r>
+          <w:rPr>
+            <w:noProof/>
+            <w:webHidden/>
+          </w:rPr>
+          <w:fldChar w:fldCharType="end"/>
+        </w:r>
+      </w:hyperlink>
+    </w:p>
+    <w:p>
+      <w:pPr>
+        <w:pStyle w:val="TableofFigures"/>
+        <w:tabs>
+          <w:tab w:val="right" w:leader="dot" w:pos="9016"/>
+        </w:tabs>
+        <w:rPr>
+          <w:rFonts w:eastAsiaTheme="minorEastAsia"/>
+          <w:noProof/>
+          <w:sz w:val="24"/>
+          <w:szCs w:val="24"/>
+          <w:lang w:val="en-IL" w:eastAsia="en-IL"/>
+        </w:rPr>
+      </w:pPr>
+      <w:hyperlink w:anchor="_Toc207117146" w:history="1">
+        <w:r>
+          <w:rPr>
+            <w:rStyle w:val="Hyperlink"/>
+            <w:noProof/>
+          </w:rPr>
+          <w:t>Figure 10</w:t>
+        </w:r>
+        <w:r>
+          <w:rPr>
+            <w:rStyle w:val="Hyperlink"/>
+            <w:noProof/>
+            <w:lang w:val="en-US"/>
+          </w:rPr>
+          <w:t xml:space="preserve"> - Dmemory diagram</w:t>
+        </w:r>
+        <w:r>
+          <w:rPr>
+            <w:noProof/>
+            <w:webHidden/>
+          </w:rPr>
+          <w:tab/>
+        </w:r>
+        <w:r>
+          <w:rPr>
+            <w:noProof/>
+            <w:webHidden/>
+          </w:rPr>
+          <w:fldChar w:fldCharType="begin"/>
+        </w:r>
+        <w:r>
+          <w:rPr>
+            <w:noProof/>
+            <w:webHidden/>
+          </w:rPr>
+          <w:instrText xml:space="preserve"> PAGEREF _Toc207117146 \h </w:instrText>
+        </w:r>
+        <w:r>
+          <w:rPr>
+            <w:noProof/>
+            <w:webHidden/>
+          </w:rPr>
+        </w:r>
+        <w:r>
+          <w:rPr>
+            <w:noProof/>
+            <w:webHidden/>
+          </w:rPr>
+          <w:fldChar w:fldCharType="separate"/>
+        </w:r>
+        <w:r>
+          <w:rPr>
+            <w:noProof/>
+            <w:webHidden/>
+          </w:rPr>
+          <w:t>11</w:t>
+        </w:r>
+        <w:r>
+          <w:rPr>
+            <w:noProof/>
+            <w:webHidden/>
+          </w:rPr>
+          <w:fldChar w:fldCharType="end"/>
+        </w:r>
+      </w:hyperlink>
+    </w:p>
+    <w:p>
+      <w:pPr>
+        <w:pStyle w:val="TableofFigures"/>
+        <w:tabs>
+          <w:tab w:val="right" w:leader="dot" w:pos="9016"/>
+        </w:tabs>
+        <w:rPr>
+          <w:rFonts w:eastAsiaTheme="minorEastAsia"/>
+          <w:noProof/>
+          <w:sz w:val="24"/>
+          <w:szCs w:val="24"/>
+          <w:lang w:val="en-IL" w:eastAsia="en-IL"/>
+        </w:rPr>
+      </w:pPr>
+      <w:hyperlink w:anchor="_Toc207117147" w:history="1">
+        <w:r>
+          <w:rPr>
+            <w:rStyle w:val="Hyperlink"/>
+            <w:noProof/>
+          </w:rPr>
+          <w:t>Figure 11</w:t>
+        </w:r>
+        <w:r>
+          <w:rPr>
+            <w:rStyle w:val="Hyperlink"/>
+            <w:noProof/>
+            <w:lang w:val="en-US"/>
+          </w:rPr>
+          <w:t xml:space="preserve"> - Basic timer diagram</w:t>
+        </w:r>
+        <w:r>
+          <w:rPr>
+            <w:noProof/>
+            <w:webHidden/>
+          </w:rPr>
+          <w:tab/>
+        </w:r>
+        <w:r>
+          <w:rPr>
+            <w:noProof/>
+            <w:webHidden/>
+          </w:rPr>
+          <w:fldChar w:fldCharType="begin"/>
+        </w:r>
+        <w:r>
+          <w:rPr>
+            <w:noProof/>
+            <w:webHidden/>
+          </w:rPr>
+          <w:instrText xml:space="preserve"> PAGEREF _Toc207117147 \h </w:instrText>
+        </w:r>
+        <w:r>
+          <w:rPr>
+            <w:noProof/>
+            <w:webHidden/>
+          </w:rPr>
+        </w:r>
+        <w:r>
+          <w:rPr>
+            <w:noProof/>
+            <w:webHidden/>
+          </w:rPr>
+          <w:fldChar w:fldCharType="separate"/>
+        </w:r>
+        <w:r>
+          <w:rPr>
+            <w:noProof/>
+            <w:webHidden/>
+          </w:rPr>
+          <w:t>12</w:t>
+        </w:r>
+        <w:r>
+          <w:rPr>
+            <w:noProof/>
+            <w:webHidden/>
+          </w:rPr>
+          <w:fldChar w:fldCharType="end"/>
+        </w:r>
+      </w:hyperlink>
+    </w:p>
+    <w:p>
+      <w:pPr>
+        <w:pStyle w:val="TableofFigures"/>
+        <w:tabs>
+          <w:tab w:val="right" w:leader="dot" w:pos="9016"/>
+        </w:tabs>
+        <w:rPr>
+          <w:rFonts w:eastAsiaTheme="minorEastAsia"/>
+          <w:noProof/>
+          <w:sz w:val="24"/>
+          <w:szCs w:val="24"/>
+          <w:lang w:val="en-IL" w:eastAsia="en-IL"/>
+        </w:rPr>
+      </w:pPr>
+      <w:hyperlink w:anchor="_Toc207117148" w:history="1">
+        <w:r>
+          <w:rPr>
+            <w:rStyle w:val="Hyperlink"/>
+            <w:noProof/>
+          </w:rPr>
+          <w:t>Figure 12</w:t>
+        </w:r>
+        <w:r>
+          <w:rPr>
+            <w:rStyle w:val="Hyperlink"/>
+            <w:noProof/>
+            <w:lang w:val="en-US"/>
+          </w:rPr>
+          <w:t xml:space="preserve"> - Basic timer RTL</w:t>
+        </w:r>
+        <w:r>
+          <w:rPr>
+            <w:noProof/>
+            <w:webHidden/>
+          </w:rPr>
+          <w:tab/>
+        </w:r>
+        <w:r>
+          <w:rPr>
+            <w:noProof/>
+            <w:webHidden/>
+          </w:rPr>
+          <w:fldChar w:fldCharType="begin"/>
+        </w:r>
+        <w:r>
+          <w:rPr>
+            <w:noProof/>
+            <w:webHidden/>
+          </w:rPr>
+          <w:instrText xml:space="preserve"> PAGEREF _Toc207117148 \h </w:instrText>
+        </w:r>
+        <w:r>
+          <w:rPr>
+            <w:noProof/>
+            <w:webHidden/>
+          </w:rPr>
+        </w:r>
+        <w:r>
+          <w:rPr>
+            <w:noProof/>
+            <w:webHidden/>
+          </w:rPr>
+          <w:fldChar w:fldCharType="separate"/>
+        </w:r>
+        <w:r>
+          <w:rPr>
+            <w:noProof/>
+            <w:webHidden/>
+          </w:rPr>
+          <w:t>13</w:t>
+        </w:r>
+        <w:r>
+          <w:rPr>
+            <w:noProof/>
+            <w:webHidden/>
+          </w:rPr>
+          <w:fldChar w:fldCharType="end"/>
+        </w:r>
+      </w:hyperlink>
+    </w:p>
+    <w:p>
+      <w:pPr>
+        <w:pStyle w:val="TableofFigures"/>
+        <w:tabs>
+          <w:tab w:val="right" w:leader="dot" w:pos="9016"/>
+        </w:tabs>
+        <w:rPr>
+          <w:rFonts w:eastAsiaTheme="minorEastAsia"/>
+          <w:noProof/>
+          <w:sz w:val="24"/>
+          <w:szCs w:val="24"/>
+          <w:lang w:val="en-IL" w:eastAsia="en-IL"/>
+        </w:rPr>
+      </w:pPr>
+      <w:hyperlink w:anchor="_Toc207117149" w:history="1">
+        <w:r>
+          <w:rPr>
+            <w:rStyle w:val="Hyperlink"/>
+            <w:noProof/>
+          </w:rPr>
+          <w:t>Figure 13</w:t>
+        </w:r>
+        <w:r>
+          <w:rPr>
+            <w:rStyle w:val="Hyperlink"/>
+            <w:noProof/>
+            <w:lang w:val="en-US"/>
+          </w:rPr>
+          <w:t xml:space="preserve"> - Interrupt controller diagram</w:t>
+        </w:r>
+        <w:r>
+          <w:rPr>
+            <w:noProof/>
+            <w:webHidden/>
+          </w:rPr>
+          <w:tab/>
+        </w:r>
+        <w:r>
+          <w:rPr>
+            <w:noProof/>
+            <w:webHidden/>
+          </w:rPr>
+          <w:fldChar w:fldCharType="begin"/>
+        </w:r>
+        <w:r>
+          <w:rPr>
+            <w:noProof/>
+            <w:webHidden/>
+          </w:rPr>
+          <w:instrText xml:space="preserve"> PAGEREF _Toc207117149 \h </w:instrText>
+        </w:r>
+        <w:r>
+          <w:rPr>
+            <w:noProof/>
+            <w:webHidden/>
+          </w:rPr>
+        </w:r>
+        <w:r>
+          <w:rPr>
+            <w:noProof/>
+            <w:webHidden/>
+          </w:rPr>
+          <w:fldChar w:fldCharType="separate"/>
+        </w:r>
+        <w:r>
+          <w:rPr>
+            <w:noProof/>
+            <w:webHidden/>
+          </w:rPr>
+          <w:t>14</w:t>
+        </w:r>
+        <w:r>
+          <w:rPr>
+            <w:noProof/>
+            <w:webHidden/>
+          </w:rPr>
+          <w:fldChar w:fldCharType="end"/>
+        </w:r>
+      </w:hyperlink>
+    </w:p>
+    <w:p>
+      <w:pPr>
+        <w:pStyle w:val="TableofFigures"/>
+        <w:tabs>
+          <w:tab w:val="right" w:leader="dot" w:pos="9016"/>
+        </w:tabs>
+        <w:rPr>
+          <w:rFonts w:eastAsiaTheme="minorEastAsia"/>
+          <w:noProof/>
+          <w:sz w:val="24"/>
+          <w:szCs w:val="24"/>
+          <w:lang w:val="en-IL" w:eastAsia="en-IL"/>
+        </w:rPr>
+      </w:pPr>
+      <w:hyperlink w:anchor="_Toc207117150" w:history="1">
+        <w:r>
+          <w:rPr>
+            <w:rStyle w:val="Hyperlink"/>
+            <w:noProof/>
+          </w:rPr>
+          <w:t>Figure 14</w:t>
+        </w:r>
+        <w:r>
+          <w:rPr>
+            <w:rStyle w:val="Hyperlink"/>
+            <w:noProof/>
+            <w:lang w:val="en-US"/>
+          </w:rPr>
+          <w:t xml:space="preserve"> - interrupt controller RTL</w:t>
+        </w:r>
+        <w:r>
+          <w:rPr>
+            <w:noProof/>
+            <w:webHidden/>
+          </w:rPr>
+          <w:tab/>
+        </w:r>
+        <w:r>
+          <w:rPr>
+            <w:noProof/>
+            <w:webHidden/>
+          </w:rPr>
+          <w:fldChar w:fldCharType="begin"/>
+        </w:r>
+        <w:r>
+          <w:rPr>
+            <w:noProof/>
+            <w:webHidden/>
+          </w:rPr>
+          <w:instrText xml:space="preserve"> PAGEREF _Toc207117150 \h </w:instrText>
+        </w:r>
+        <w:r>
+          <w:rPr>
+            <w:noProof/>
+            <w:webHidden/>
+          </w:rPr>
+        </w:r>
+        <w:r>
+          <w:rPr>
+            <w:noProof/>
+            <w:webHidden/>
+          </w:rPr>
+          <w:fldChar w:fldCharType="separate"/>
+        </w:r>
+        <w:r>
+          <w:rPr>
+            <w:noProof/>
+            <w:webHidden/>
+          </w:rPr>
+          <w:t>15</w:t>
+        </w:r>
+        <w:r>
+          <w:rPr>
+            <w:noProof/>
+            <w:webHidden/>
+          </w:rPr>
+          <w:fldChar w:fldCharType="end"/>
+        </w:r>
+      </w:hyperlink>
+    </w:p>
+    <w:p>
+      <w:pPr>
+        <w:pStyle w:val="TableofFigures"/>
+        <w:tabs>
+          <w:tab w:val="right" w:leader="dot" w:pos="9016"/>
+        </w:tabs>
+        <w:rPr>
+          <w:rFonts w:eastAsiaTheme="minorEastAsia"/>
+          <w:noProof/>
+          <w:sz w:val="24"/>
+          <w:szCs w:val="24"/>
+          <w:lang w:val="en-IL" w:eastAsia="en-IL"/>
+        </w:rPr>
+      </w:pPr>
+      <w:hyperlink w:anchor="_Toc207117151" w:history="1">
+        <w:r>
+          <w:rPr>
+            <w:rStyle w:val="Hyperlink"/>
+            <w:noProof/>
+          </w:rPr>
+          <w:t>Figure 15</w:t>
+        </w:r>
+        <w:r>
+          <w:rPr>
+            <w:rStyle w:val="Hyperlink"/>
+            <w:noProof/>
+            <w:lang w:val="en-US"/>
+          </w:rPr>
+          <w:t xml:space="preserve"> - GPIO diagram</w:t>
+        </w:r>
+        <w:r>
+          <w:rPr>
+            <w:noProof/>
+            <w:webHidden/>
+          </w:rPr>
+          <w:tab/>
+        </w:r>
+        <w:r>
+          <w:rPr>
+            <w:noProof/>
+            <w:webHidden/>
+          </w:rPr>
+          <w:fldChar w:fldCharType="begin"/>
+        </w:r>
+        <w:r>
+          <w:rPr>
+            <w:noProof/>
+            <w:webHidden/>
+          </w:rPr>
+          <w:instrText xml:space="preserve"> PAGEREF _Toc207117151 \h </w:instrText>
+        </w:r>
+        <w:r>
+          <w:rPr>
+            <w:noProof/>
+            <w:webHidden/>
+          </w:rPr>
+        </w:r>
+        <w:r>
+          <w:rPr>
+            <w:noProof/>
+            <w:webHidden/>
+          </w:rPr>
+          <w:fldChar w:fldCharType="separate"/>
+        </w:r>
+        <w:r>
+          <w:rPr>
+            <w:noProof/>
+            <w:webHidden/>
+          </w:rPr>
+          <w:t>16</w:t>
+        </w:r>
+        <w:r>
+          <w:rPr>
+            <w:noProof/>
+            <w:webHidden/>
+          </w:rPr>
+          <w:fldChar w:fldCharType="end"/>
+        </w:r>
+      </w:hyperlink>
+    </w:p>
+    <w:p>
+      <w:pPr>
+        <w:pStyle w:val="TableofFigures"/>
+        <w:tabs>
+          <w:tab w:val="right" w:leader="dot" w:pos="9016"/>
+        </w:tabs>
+        <w:rPr>
+          <w:rFonts w:eastAsiaTheme="minorEastAsia"/>
+          <w:noProof/>
+          <w:sz w:val="24"/>
+          <w:szCs w:val="24"/>
+          <w:lang w:val="en-IL" w:eastAsia="en-IL"/>
+        </w:rPr>
+      </w:pPr>
+      <w:hyperlink w:anchor="_Toc207117152" w:history="1">
+        <w:r>
+          <w:rPr>
+            <w:rStyle w:val="Hyperlink"/>
+            <w:noProof/>
+          </w:rPr>
+          <w:t>Figure 16</w:t>
+        </w:r>
+        <w:r>
+          <w:rPr>
+            <w:rStyle w:val="Hyperlink"/>
+            <w:noProof/>
+            <w:lang w:val="en-US"/>
+          </w:rPr>
+          <w:t xml:space="preserve"> - GPIO RTL</w:t>
+        </w:r>
+        <w:r>
+          <w:rPr>
+            <w:noProof/>
+            <w:webHidden/>
+          </w:rPr>
+          <w:tab/>
+        </w:r>
+        <w:r>
+          <w:rPr>
+            <w:noProof/>
+            <w:webHidden/>
+          </w:rPr>
+          <w:fldChar w:fldCharType="begin"/>
+        </w:r>
+        <w:r>
+          <w:rPr>
+            <w:noProof/>
+            <w:webHidden/>
+          </w:rPr>
+          <w:instrText xml:space="preserve"> PAGEREF _Toc207117152 \h </w:instrText>
+        </w:r>
+        <w:r>
+          <w:rPr>
+            <w:noProof/>
+            <w:webHidden/>
+          </w:rPr>
+        </w:r>
+        <w:r>
+          <w:rPr>
+            <w:noProof/>
+            <w:webHidden/>
+          </w:rPr>
+          <w:fldChar w:fldCharType="separate"/>
+        </w:r>
+        <w:r>
+          <w:rPr>
+            <w:noProof/>
+            <w:webHidden/>
+          </w:rPr>
+          <w:t>17</w:t>
+        </w:r>
+        <w:r>
+          <w:rPr>
+            <w:noProof/>
+            <w:webHidden/>
+          </w:rPr>
+          <w:fldChar w:fldCharType="end"/>
+        </w:r>
+      </w:hyperlink>
+    </w:p>
+    <w:p>
+      <w:pPr>
+        <w:pStyle w:val="TableofFigures"/>
+        <w:tabs>
+          <w:tab w:val="right" w:leader="dot" w:pos="9016"/>
+        </w:tabs>
+        <w:rPr>
+          <w:rFonts w:eastAsiaTheme="minorEastAsia"/>
+          <w:noProof/>
+          <w:sz w:val="24"/>
+          <w:szCs w:val="24"/>
+          <w:lang w:val="en-IL" w:eastAsia="en-IL"/>
+        </w:rPr>
+      </w:pPr>
+      <w:hyperlink w:anchor="_Toc207117153" w:history="1">
+        <w:r>
+          <w:rPr>
+            <w:rStyle w:val="Hyperlink"/>
+            <w:noProof/>
+          </w:rPr>
+          <w:t>Figure 17</w:t>
+        </w:r>
+        <w:r>
+          <w:rPr>
+            <w:rStyle w:val="Hyperlink"/>
+            <w:noProof/>
+            <w:lang w:val="en-US"/>
+          </w:rPr>
+          <w:t xml:space="preserve"> - calculated Fmax</w:t>
+        </w:r>
+        <w:r>
+          <w:rPr>
+            <w:noProof/>
+            <w:webHidden/>
+          </w:rPr>
+          <w:tab/>
+        </w:r>
+        <w:r>
+          <w:rPr>
+            <w:noProof/>
+            <w:webHidden/>
+          </w:rPr>
+          <w:fldChar w:fldCharType="begin"/>
+        </w:r>
+        <w:r>
+          <w:rPr>
+            <w:noProof/>
+            <w:webHidden/>
+          </w:rPr>
+          <w:instrText xml:space="preserve"> PAGEREF _Toc207117153 \h </w:instrText>
+        </w:r>
+        <w:r>
+          <w:rPr>
+            <w:noProof/>
+            <w:webHidden/>
+          </w:rPr>
+        </w:r>
+        <w:r>
+          <w:rPr>
+            <w:noProof/>
+            <w:webHidden/>
+          </w:rPr>
+          <w:fldChar w:fldCharType="separate"/>
+        </w:r>
+        <w:r>
+          <w:rPr>
+            <w:noProof/>
+            <w:webHidden/>
+          </w:rPr>
+          <w:t>18</w:t>
+        </w:r>
+        <w:r>
+          <w:rPr>
+            <w:noProof/>
+            <w:webHidden/>
+          </w:rPr>
+          <w:fldChar w:fldCharType="end"/>
+        </w:r>
+      </w:hyperlink>
+    </w:p>
+    <w:p>
+      <w:pPr>
+        <w:pStyle w:val="TableofFigures"/>
+        <w:tabs>
+          <w:tab w:val="right" w:leader="dot" w:pos="9016"/>
+        </w:tabs>
+        <w:rPr>
+          <w:rFonts w:eastAsiaTheme="minorEastAsia"/>
+          <w:noProof/>
+          <w:sz w:val="24"/>
+          <w:szCs w:val="24"/>
+          <w:lang w:val="en-IL" w:eastAsia="en-IL"/>
+        </w:rPr>
+      </w:pPr>
+      <w:hyperlink w:anchor="_Toc207117154" w:history="1">
+        <w:r>
+          <w:rPr>
+            <w:rStyle w:val="Hyperlink"/>
+            <w:noProof/>
+          </w:rPr>
+          <w:t>Figure 18</w:t>
+        </w:r>
+        <w:r>
+          <w:rPr>
+            <w:rStyle w:val="Hyperlink"/>
+            <w:noProof/>
+            <w:lang w:val="en-US"/>
+          </w:rPr>
+          <w:t xml:space="preserve"> - Critical Path tech view</w:t>
+        </w:r>
+        <w:r>
+          <w:rPr>
+            <w:noProof/>
+            <w:webHidden/>
+          </w:rPr>
+          <w:tab/>
+        </w:r>
+        <w:r>
+          <w:rPr>
+            <w:noProof/>
+            <w:webHidden/>
+          </w:rPr>
+          <w:fldChar w:fldCharType="begin"/>
+        </w:r>
+        <w:r>
+          <w:rPr>
+            <w:noProof/>
+            <w:webHidden/>
+          </w:rPr>
+          <w:instrText xml:space="preserve"> PAGEREF _Toc207117154 \h </w:instrText>
+        </w:r>
+        <w:r>
+          <w:rPr>
+            <w:noProof/>
+            <w:webHidden/>
+          </w:rPr>
+        </w:r>
+        <w:r>
+          <w:rPr>
+            <w:noProof/>
+            <w:webHidden/>
+          </w:rPr>
+          <w:fldChar w:fldCharType="separate"/>
+        </w:r>
+        <w:r>
+          <w:rPr>
+            <w:noProof/>
+            <w:webHidden/>
+          </w:rPr>
+          <w:t>18</w:t>
+        </w:r>
+        <w:r>
+          <w:rPr>
+            <w:noProof/>
+            <w:webHidden/>
+          </w:rPr>
+          <w:fldChar w:fldCharType="end"/>
+        </w:r>
+      </w:hyperlink>
+    </w:p>
+    <w:p>
+      <w:pPr>
+        <w:pStyle w:val="TableofFigures"/>
+        <w:tabs>
+          <w:tab w:val="right" w:leader="dot" w:pos="9016"/>
+        </w:tabs>
+        <w:rPr>
+          <w:rFonts w:eastAsiaTheme="minorEastAsia"/>
+          <w:noProof/>
+          <w:sz w:val="24"/>
+          <w:szCs w:val="24"/>
+          <w:lang w:val="en-IL" w:eastAsia="en-IL"/>
+        </w:rPr>
+      </w:pPr>
+      <w:hyperlink w:anchor="_Toc207117155" w:history="1">
+        <w:r>
+          <w:rPr>
+            <w:rStyle w:val="Hyperlink"/>
+            <w:noProof/>
+          </w:rPr>
+          <w:t>Figure 19</w:t>
+        </w:r>
+        <w:r>
+          <w:rPr>
+            <w:rStyle w:val="Hyperlink"/>
+            <w:noProof/>
+            <w:lang w:val="en-US"/>
+          </w:rPr>
+          <w:t xml:space="preserve"> - critical path chip planner view</w:t>
+        </w:r>
+        <w:r>
+          <w:rPr>
+            <w:noProof/>
+            <w:webHidden/>
+          </w:rPr>
+          <w:tab/>
+        </w:r>
+        <w:r>
+          <w:rPr>
+            <w:noProof/>
+            <w:webHidden/>
+          </w:rPr>
+          <w:fldChar w:fldCharType="begin"/>
+        </w:r>
+        <w:r>
+          <w:rPr>
+            <w:noProof/>
+            <w:webHidden/>
+          </w:rPr>
+          <w:instrText xml:space="preserve"> PAGEREF _Toc207117155 \h </w:instrText>
+        </w:r>
+        <w:r>
+          <w:rPr>
+            <w:noProof/>
+            <w:webHidden/>
+          </w:rPr>
+        </w:r>
+        <w:r>
+          <w:rPr>
+            <w:noProof/>
+            <w:webHidden/>
+          </w:rPr>
+          <w:fldChar w:fldCharType="separate"/>
+        </w:r>
+        <w:r>
+          <w:rPr>
+            <w:noProof/>
+            <w:webHidden/>
+          </w:rPr>
+          <w:t>19</w:t>
+        </w:r>
+        <w:r>
+          <w:rPr>
+            <w:noProof/>
+            <w:webHidden/>
+          </w:rPr>
+          <w:fldChar w:fldCharType="end"/>
+        </w:r>
+      </w:hyperlink>
+    </w:p>
+    <w:p>
+      <w:pPr>
+        <w:pStyle w:val="TableofFigures"/>
+        <w:tabs>
+          <w:tab w:val="right" w:leader="dot" w:pos="9016"/>
+        </w:tabs>
+        <w:rPr>
+          <w:rFonts w:eastAsiaTheme="minorEastAsia"/>
+          <w:noProof/>
+          <w:sz w:val="24"/>
+          <w:szCs w:val="24"/>
+          <w:lang w:val="en-IL" w:eastAsia="en-IL"/>
+        </w:rPr>
+      </w:pPr>
+      <w:hyperlink w:anchor="_Toc207117156" w:history="1">
+        <w:r>
+          <w:rPr>
+            <w:rStyle w:val="Hyperlink"/>
+            <w:noProof/>
+          </w:rPr>
+          <w:t>Figure 20</w:t>
+        </w:r>
+        <w:r>
+          <w:rPr>
+            <w:rStyle w:val="Hyperlink"/>
+            <w:noProof/>
+            <w:lang w:val="en-US"/>
+          </w:rPr>
+          <w:t xml:space="preserve"> - maximum path description</w:t>
+        </w:r>
+        <w:r>
+          <w:rPr>
+            <w:noProof/>
+            <w:webHidden/>
+          </w:rPr>
+          <w:tab/>
+        </w:r>
+        <w:r>
+          <w:rPr>
+            <w:noProof/>
+            <w:webHidden/>
+          </w:rPr>
+          <w:fldChar w:fldCharType="begin"/>
+        </w:r>
+        <w:r>
+          <w:rPr>
+            <w:noProof/>
+            <w:webHidden/>
+          </w:rPr>
+          <w:instrText xml:space="preserve"> PAGEREF _Toc207117156 \h </w:instrText>
+        </w:r>
+        <w:r>
+          <w:rPr>
+            <w:noProof/>
+            <w:webHidden/>
+          </w:rPr>
+        </w:r>
+        <w:r>
+          <w:rPr>
+            <w:noProof/>
+            <w:webHidden/>
+          </w:rPr>
+          <w:fldChar w:fldCharType="separate"/>
+        </w:r>
+        <w:r>
+          <w:rPr>
+            <w:noProof/>
+            <w:webHidden/>
+          </w:rPr>
+          <w:t>19</w:t>
+        </w:r>
+        <w:r>
+          <w:rPr>
+            <w:noProof/>
+            <w:webHidden/>
+          </w:rPr>
+          <w:fldChar w:fldCharType="end"/>
+        </w:r>
+      </w:hyperlink>
+    </w:p>
+    <w:p>
+      <w:pPr>
+        <w:pStyle w:val="TableofFigures"/>
+        <w:tabs>
+          <w:tab w:val="right" w:leader="dot" w:pos="9016"/>
+        </w:tabs>
+        <w:rPr>
+          <w:rFonts w:eastAsiaTheme="minorEastAsia"/>
+          <w:noProof/>
+          <w:sz w:val="24"/>
+          <w:szCs w:val="24"/>
+          <w:lang w:val="en-IL" w:eastAsia="en-IL"/>
+        </w:rPr>
+      </w:pPr>
+      <w:hyperlink w:anchor="_Toc207117157" w:history="1">
+        <w:r>
+          <w:rPr>
+            <w:rStyle w:val="Hyperlink"/>
+            <w:noProof/>
+          </w:rPr>
+          <w:t>Figure 21</w:t>
+        </w:r>
+        <w:r>
+          <w:rPr>
+            <w:rStyle w:val="Hyperlink"/>
+            <w:noProof/>
+            <w:lang w:val="en-US"/>
+          </w:rPr>
+          <w:t>- min path from hold slack</w:t>
+        </w:r>
+        <w:r>
+          <w:rPr>
+            <w:noProof/>
+            <w:webHidden/>
+          </w:rPr>
+          <w:tab/>
+        </w:r>
+        <w:r>
+          <w:rPr>
+            <w:noProof/>
+            <w:webHidden/>
+          </w:rPr>
+          <w:fldChar w:fldCharType="begin"/>
+        </w:r>
+        <w:r>
+          <w:rPr>
+            <w:noProof/>
+            <w:webHidden/>
+          </w:rPr>
+          <w:instrText xml:space="preserve"> PAGEREF _Toc207117157 \h </w:instrText>
+        </w:r>
+        <w:r>
+          <w:rPr>
+            <w:noProof/>
+            <w:webHidden/>
+          </w:rPr>
+        </w:r>
+        <w:r>
+          <w:rPr>
+            <w:noProof/>
+            <w:webHidden/>
+          </w:rPr>
+          <w:fldChar w:fldCharType="separate"/>
+        </w:r>
+        <w:r>
+          <w:rPr>
+            <w:noProof/>
+            <w:webHidden/>
+          </w:rPr>
+          <w:t>19</w:t>
+        </w:r>
+        <w:r>
+          <w:rPr>
+            <w:noProof/>
+            <w:webHidden/>
+          </w:rPr>
+          <w:fldChar w:fldCharType="end"/>
+        </w:r>
+      </w:hyperlink>
+    </w:p>
+    <w:p>
+      <w:pPr>
+        <w:pStyle w:val="TableofFigures"/>
+        <w:tabs>
+          <w:tab w:val="right" w:leader="dot" w:pos="9016"/>
+        </w:tabs>
+        <w:rPr>
+          <w:rFonts w:eastAsiaTheme="minorEastAsia"/>
+          <w:noProof/>
+          <w:sz w:val="24"/>
+          <w:szCs w:val="24"/>
+          <w:lang w:val="en-IL" w:eastAsia="en-IL"/>
+        </w:rPr>
+      </w:pPr>
+      <w:hyperlink w:anchor="_Toc207117158" w:history="1">
+        <w:r>
+          <w:rPr>
+            <w:rStyle w:val="Hyperlink"/>
+            <w:noProof/>
+          </w:rPr>
+          <w:t>Figure 22</w:t>
+        </w:r>
+        <w:r>
+          <w:rPr>
+            <w:rStyle w:val="Hyperlink"/>
+            <w:noProof/>
+            <w:lang w:val="en-US"/>
+          </w:rPr>
+          <w:t>- wave diagram test 1 interrupt based</w:t>
+        </w:r>
+        <w:r>
+          <w:rPr>
+            <w:noProof/>
+            <w:webHidden/>
+          </w:rPr>
+          <w:tab/>
+        </w:r>
+        <w:r>
+          <w:rPr>
+            <w:noProof/>
+            <w:webHidden/>
+          </w:rPr>
+          <w:fldChar w:fldCharType="begin"/>
+        </w:r>
+        <w:r>
+          <w:rPr>
+            <w:noProof/>
+            <w:webHidden/>
+          </w:rPr>
+          <w:instrText xml:space="preserve"> PAGEREF _Toc207117158 \h </w:instrText>
+        </w:r>
+        <w:r>
+          <w:rPr>
+            <w:noProof/>
+            <w:webHidden/>
+          </w:rPr>
+        </w:r>
+        <w:r>
+          <w:rPr>
+            <w:noProof/>
+            <w:webHidden/>
+          </w:rPr>
+          <w:fldChar w:fldCharType="separate"/>
+        </w:r>
+        <w:r>
+          <w:rPr>
+            <w:noProof/>
+            <w:webHidden/>
+          </w:rPr>
+          <w:t>20</w:t>
+        </w:r>
+        <w:r>
+          <w:rPr>
+            <w:noProof/>
+            <w:webHidden/>
+          </w:rPr>
+          <w:fldChar w:fldCharType="end"/>
+        </w:r>
+      </w:hyperlink>
+    </w:p>
+    <w:p>
+      <w:pPr>
+        <w:pStyle w:val="TableofFigures"/>
+        <w:tabs>
+          <w:tab w:val="right" w:leader="dot" w:pos="9016"/>
+        </w:tabs>
+        <w:rPr>
+          <w:rFonts w:eastAsiaTheme="minorEastAsia"/>
+          <w:noProof/>
+          <w:sz w:val="24"/>
+          <w:szCs w:val="24"/>
+          <w:lang w:val="en-IL" w:eastAsia="en-IL"/>
+        </w:rPr>
+      </w:pPr>
+      <w:hyperlink w:anchor="_Toc207117159" w:history="1">
+        <w:r>
+          <w:rPr>
+            <w:rStyle w:val="Hyperlink"/>
+            <w:noProof/>
+          </w:rPr>
+          <w:t>Figure 23</w:t>
+        </w:r>
+        <w:r>
+          <w:rPr>
+            <w:rStyle w:val="Hyperlink"/>
+            <w:noProof/>
+            <w:lang w:val="en-US"/>
+          </w:rPr>
+          <w:t xml:space="preserve"> - wave diagram test 2 interrupt based</w:t>
+        </w:r>
+        <w:r>
+          <w:rPr>
+            <w:noProof/>
+            <w:webHidden/>
+          </w:rPr>
+          <w:tab/>
+        </w:r>
+        <w:r>
+          <w:rPr>
+            <w:noProof/>
+            <w:webHidden/>
+          </w:rPr>
+          <w:fldChar w:fldCharType="begin"/>
+        </w:r>
+        <w:r>
+          <w:rPr>
+            <w:noProof/>
+            <w:webHidden/>
+          </w:rPr>
+          <w:instrText xml:space="preserve"> PAGEREF _Toc207117159 \h </w:instrText>
+        </w:r>
+        <w:r>
+          <w:rPr>
+            <w:noProof/>
+            <w:webHidden/>
+          </w:rPr>
+        </w:r>
+        <w:r>
+          <w:rPr>
+            <w:noProof/>
+            <w:webHidden/>
+          </w:rPr>
+          <w:fldChar w:fldCharType="separate"/>
+        </w:r>
+        <w:r>
+          <w:rPr>
+            <w:noProof/>
+            <w:webHidden/>
+          </w:rPr>
+          <w:t>21</w:t>
+        </w:r>
+        <w:r>
+          <w:rPr>
+            <w:noProof/>
+            <w:webHidden/>
+          </w:rPr>
+          <w:fldChar w:fldCharType="end"/>
+        </w:r>
+      </w:hyperlink>
+    </w:p>
+    <w:p>
+      <w:pPr>
+        <w:pStyle w:val="TableofFigures"/>
+        <w:tabs>
+          <w:tab w:val="right" w:leader="dot" w:pos="9016"/>
+        </w:tabs>
+        <w:rPr>
+          <w:rFonts w:eastAsiaTheme="minorEastAsia"/>
+          <w:noProof/>
+          <w:sz w:val="24"/>
+          <w:szCs w:val="24"/>
+          <w:lang w:val="en-IL" w:eastAsia="en-IL"/>
+        </w:rPr>
+      </w:pPr>
+      <w:hyperlink w:anchor="_Toc207117160" w:history="1">
+        <w:r>
+          <w:rPr>
+            <w:rStyle w:val="Hyperlink"/>
+            <w:noProof/>
+          </w:rPr>
+          <w:t>Figure 24</w:t>
+        </w:r>
+        <w:r>
+          <w:rPr>
+            <w:rStyle w:val="Hyperlink"/>
+            <w:noProof/>
+            <w:lang w:val="en-US"/>
+          </w:rPr>
+          <w:t xml:space="preserve"> - signal tap test 2 interrupt based</w:t>
+        </w:r>
+        <w:r>
+          <w:rPr>
+            <w:noProof/>
+            <w:webHidden/>
+          </w:rPr>
+          <w:tab/>
+        </w:r>
+        <w:r>
+          <w:rPr>
+            <w:noProof/>
+            <w:webHidden/>
+          </w:rPr>
+          <w:fldChar w:fldCharType="begin"/>
+        </w:r>
+        <w:r>
+          <w:rPr>
+            <w:noProof/>
+            <w:webHidden/>
+          </w:rPr>
+          <w:instrText xml:space="preserve"> PAGEREF _Toc207117160 \h </w:instrText>
+        </w:r>
+        <w:r>
+          <w:rPr>
+            <w:noProof/>
+            <w:webHidden/>
+          </w:rPr>
+        </w:r>
+        <w:r>
+          <w:rPr>
+            <w:noProof/>
+            <w:webHidden/>
+          </w:rPr>
+          <w:fldChar w:fldCharType="separate"/>
+        </w:r>
+        <w:r>
+          <w:rPr>
+            <w:noProof/>
+            <w:webHidden/>
+          </w:rPr>
+          <w:t>22</w:t>
+        </w:r>
+        <w:r>
+          <w:rPr>
+            <w:noProof/>
+            <w:webHidden/>
+          </w:rPr>
+          <w:fldChar w:fldCharType="end"/>
+        </w:r>
+      </w:hyperlink>
+    </w:p>
+    <w:p>
+      <w:pPr>
+        <w:rPr>
+          <w:rFonts w:asciiTheme="majorHAnsi" w:eastAsiaTheme="majorEastAsia" w:hAnsiTheme="majorHAnsi" w:cstheme="majorBidi"/>
+          <w:color w:val="0F4761" w:themeColor="accent1" w:themeShade="BF"/>
+          <w:sz w:val="40"/>
+          <w:szCs w:val="40"/>
+          <w:lang w:val="en-GB"/>
+        </w:rPr>
+      </w:pPr>
+      <w:r>
+        <w:rPr>
+          <w:lang w:val="en-GB"/>
+        </w:rPr>
+        <w:fldChar w:fldCharType="end"/>
+      </w:r>
+      <w:r>
+        <w:rPr>
+          <w:lang w:val="en-GB"/>
+        </w:rPr>
+        <w:br w:type="page"/>
+      </w:r>
+    </w:p>
+    <w:p>
+      <w:pPr>
+        <w:pStyle w:val="Heading1"/>
+        <w:rPr>
+          <w:lang w:val="en-GB"/>
+        </w:rPr>
+      </w:pPr>
+      <w:bookmarkStart w:id="0" w:name="_Toc207117161"/>
+      <w:r>
+        <w:rPr>
           <w:lang w:val="en-GB"/>
         </w:rPr>
         <w:lastRenderedPageBreak/>
         <w:t>Overall system description</w:t>
       </w:r>
+      <w:bookmarkEnd w:id="0"/>
+    </w:p>
+    <w:p>
+      <w:pPr>
+        <w:pStyle w:val="Heading2"/>
+        <w:rPr>
+          <w:lang w:val="en-GB"/>
+        </w:rPr>
+      </w:pPr>
+      <w:bookmarkStart w:id="1" w:name="_Toc207117162"/>
+      <w:r>
+        <w:rPr>
+          <w:lang w:val="en-GB"/>
+        </w:rPr>
+        <w:t>MCU</w:t>
+      </w:r>
+      <w:bookmarkEnd w:id="1"/>
     </w:p>
     <w:p>
       <w:r>
@@ -137,13 +3303,12 @@
     </w:p>
     <w:p>
       <w:pPr>
+        <w:keepNext/>
         <w:jc w:val="center"/>
-        <w:rPr>
-          <w:lang w:val="en-GB"/>
-        </w:rPr>
-      </w:pPr>
-      <w:r>
-        <w:rPr>
+      </w:pPr>
+      <w:r>
+        <w:rPr>
+          <w:noProof/>
           <w:lang w:val="en-GB"/>
         </w:rPr>
         <w:drawing>
@@ -162,7 +3327,7 @@
                     <pic:cNvPicPr/>
                   </pic:nvPicPr>
                   <pic:blipFill>
-                    <a:blip r:embed="rId4"/>
+                    <a:blip r:embed="rId7"/>
                     <a:stretch>
                       <a:fillRect/>
                     </a:stretch>
@@ -185,25 +3350,70 @@
     </w:p>
     <w:p>
       <w:pPr>
+        <w:pStyle w:val="Caption"/>
+        <w:jc w:val="center"/>
         <w:rPr>
           <w:lang w:val="en-GB"/>
         </w:rPr>
       </w:pPr>
-      <w:r>
+      <w:bookmarkStart w:id="2" w:name="_Toc207117137"/>
+      <w:r>
+        <w:t xml:space="preserve">Figure </w:t>
+      </w:r>
+      <w:r>
+        <w:fldChar w:fldCharType="begin"/>
+      </w:r>
+      <w:r>
+        <w:instrText xml:space="preserve"> SEQ Figure \* ARABIC </w:instrText>
+      </w:r>
+      <w:r>
+        <w:fldChar w:fldCharType="separate"/>
+      </w:r>
+      <w:r>
+        <w:rPr>
+          <w:noProof/>
+        </w:rPr>
+        <w:t>1</w:t>
+      </w:r>
+      <w:r>
+        <w:fldChar w:fldCharType="end"/>
+      </w:r>
+      <w:r>
+        <w:rPr>
+          <w:lang w:val="en-US"/>
+        </w:rPr>
+        <w:t xml:space="preserve"> - BLOCK DIAGRAM OF SYSTEM</w:t>
+      </w:r>
+      <w:bookmarkEnd w:id="2"/>
+    </w:p>
+    <w:p>
+      <w:pPr>
+        <w:keepNext/>
         <w:rPr>
           <w:lang w:val="en-GB"/>
         </w:rPr>
+      </w:pPr>
+      <w:r>
+        <w:rPr>
+          <w:lang w:val="en-GB"/>
+        </w:rPr>
         <w:t>The RTL diagram of the MCU is below:</w:t>
       </w:r>
+    </w:p>
+    <w:p>
+      <w:pPr>
+        <w:keepNext/>
+        <w:jc w:val="center"/>
+      </w:pPr>
       <w:r>
         <w:rPr>
           <w:noProof/>
           <w:lang w:val="en-GB"/>
         </w:rPr>
         <w:drawing>
-          <wp:inline distT="0" distB="0" distL="0" distR="0" wp14:anchorId="450E2F9B" wp14:editId="249A3E22">
-            <wp:extent cx="5724525" cy="4490581"/>
-            <wp:effectExtent l="0" t="0" r="0" b="5715"/>
+          <wp:inline distT="0" distB="0" distL="0" distR="0" wp14:anchorId="450E2F9B" wp14:editId="6D848F2F">
+            <wp:extent cx="4668492" cy="3662179"/>
+            <wp:effectExtent l="0" t="0" r="0" b="0"/>
             <wp:docPr id="712301614" name="Picture 1"/>
             <wp:cNvGraphicFramePr>
               <a:graphicFrameLocks xmlns:a="http://schemas.openxmlformats.org/drawingml/2006/main" noChangeAspect="1"/>
@@ -218,7 +3428,7 @@
                     </pic:cNvPicPr>
                   </pic:nvPicPr>
                   <pic:blipFill>
-                    <a:blip r:embed="rId5">
+                    <a:blip r:embed="rId8">
                       <a:extLst>
                         <a:ext uri="{28A0092B-C50C-407E-A947-70E740481C1C}">
                           <a14:useLocalDpi xmlns:a14="http://schemas.microsoft.com/office/drawing/2010/main" val="0"/>
@@ -233,7 +3443,7 @@
                   <pic:spPr bwMode="auto">
                     <a:xfrm>
                       <a:off x="0" y="0"/>
-                      <a:ext cx="5728802" cy="4493936"/>
+                      <a:ext cx="4683440" cy="3673905"/>
                     </a:xfrm>
                     <a:prstGeom prst="rect">
                       <a:avLst/>
@@ -252,10 +3462,41 @@
     </w:p>
     <w:p>
       <w:pPr>
+        <w:pStyle w:val="Caption"/>
+        <w:jc w:val="center"/>
         <w:rPr>
           <w:lang w:val="en-GB"/>
         </w:rPr>
       </w:pPr>
+      <w:bookmarkStart w:id="3" w:name="_Toc207117138"/>
+      <w:r>
+        <w:t xml:space="preserve">Figure </w:t>
+      </w:r>
+      <w:r>
+        <w:fldChar w:fldCharType="begin"/>
+      </w:r>
+      <w:r>
+        <w:instrText xml:space="preserve"> SEQ Figure \* ARABIC </w:instrText>
+      </w:r>
+      <w:r>
+        <w:fldChar w:fldCharType="separate"/>
+      </w:r>
+      <w:r>
+        <w:rPr>
+          <w:noProof/>
+        </w:rPr>
+        <w:t>2</w:t>
+      </w:r>
+      <w:r>
+        <w:fldChar w:fldCharType="end"/>
+      </w:r>
+      <w:r>
+        <w:rPr>
+          <w:lang w:val="en-US"/>
+        </w:rPr>
+        <w:t xml:space="preserve"> - RTL of MCU</w:t>
+      </w:r>
+      <w:bookmarkEnd w:id="3"/>
     </w:p>
     <w:p>
       <w:pPr>
@@ -263,20 +3504,24 @@
           <w:lang w:val="en-GB"/>
         </w:rPr>
       </w:pPr>
-      <w:r>
+    </w:p>
+    <w:p>
+      <w:pPr>
         <w:rPr>
           <w:lang w:val="en-GB"/>
         </w:rPr>
-        <w:lastRenderedPageBreak/>
+      </w:pPr>
+      <w:r>
+        <w:rPr>
+          <w:lang w:val="en-GB"/>
+        </w:rPr>
         <w:t>The logic usage for each block is given by:</w:t>
       </w:r>
     </w:p>
     <w:p>
       <w:pPr>
+        <w:keepNext/>
         <w:jc w:val="center"/>
-        <w:rPr>
-          <w:lang w:val="en-GB"/>
-        </w:rPr>
       </w:pPr>
       <w:r>
         <w:rPr>
@@ -301,7 +3546,7 @@
                     </pic:cNvPicPr>
                   </pic:nvPicPr>
                   <pic:blipFill>
-                    <a:blip r:embed="rId6">
+                    <a:blip r:embed="rId9">
                       <a:extLst>
                         <a:ext uri="{28A0092B-C50C-407E-A947-70E740481C1C}">
                           <a14:useLocalDpi xmlns:a14="http://schemas.microsoft.com/office/drawing/2010/main" val="0"/>
@@ -355,7 +3600,7 @@
                     </pic:cNvPicPr>
                   </pic:nvPicPr>
                   <pic:blipFill>
-                    <a:blip r:embed="rId7">
+                    <a:blip r:embed="rId10">
                       <a:extLst>
                         <a:ext uri="{28A0092B-C50C-407E-A947-70E740481C1C}">
                           <a14:useLocalDpi xmlns:a14="http://schemas.microsoft.com/office/drawing/2010/main" val="0"/>
@@ -389,23 +3634,59 @@
     </w:p>
     <w:p>
       <w:pPr>
+        <w:pStyle w:val="Caption"/>
+        <w:jc w:val="center"/>
         <w:rPr>
           <w:lang w:val="en-GB"/>
         </w:rPr>
       </w:pPr>
-      <w:r>
+      <w:bookmarkStart w:id="4" w:name="_Toc207117139"/>
+      <w:r>
+        <w:t xml:space="preserve">Figure </w:t>
+      </w:r>
+      <w:r>
+        <w:fldChar w:fldCharType="begin"/>
+      </w:r>
+      <w:r>
+        <w:instrText xml:space="preserve"> SEQ Figure \* ARABIC </w:instrText>
+      </w:r>
+      <w:r>
+        <w:fldChar w:fldCharType="separate"/>
+      </w:r>
+      <w:r>
+        <w:rPr>
+          <w:noProof/>
+        </w:rPr>
+        <w:t>3</w:t>
+      </w:r>
+      <w:r>
+        <w:fldChar w:fldCharType="end"/>
+      </w:r>
+      <w:r>
+        <w:rPr>
+          <w:lang w:val="en-US"/>
+        </w:rPr>
+        <w:t>- Logic usage per component</w:t>
+      </w:r>
+      <w:bookmarkEnd w:id="4"/>
+    </w:p>
+    <w:p>
+      <w:pPr>
         <w:rPr>
           <w:lang w:val="en-GB"/>
         </w:rPr>
+      </w:pPr>
+      <w:r>
+        <w:rPr>
+          <w:lang w:val="en-GB"/>
+        </w:rPr>
         <w:t>The port table is given by:</w:t>
       </w:r>
     </w:p>
     <w:p>
       <w:pPr>
+        <w:keepNext/>
         <w:jc w:val="center"/>
-        <w:rPr>
-          <w:lang w:val="en-GB"/>
-        </w:rPr>
       </w:pPr>
       <w:r>
         <w:rPr>
@@ -431,7 +3712,7 @@
                     </pic:cNvPicPr>
                   </pic:nvPicPr>
                   <pic:blipFill>
-                    <a:blip r:embed="rId8">
+                    <a:blip r:embed="rId11">
                       <a:extLst>
                         <a:ext uri="{28A0092B-C50C-407E-A947-70E740481C1C}">
                           <a14:useLocalDpi xmlns:a14="http://schemas.microsoft.com/office/drawing/2010/main" val="0"/>
@@ -485,7 +3766,7 @@
                     </pic:cNvPicPr>
                   </pic:nvPicPr>
                   <pic:blipFill>
-                    <a:blip r:embed="rId9">
+                    <a:blip r:embed="rId12">
                       <a:extLst>
                         <a:ext uri="{28A0092B-C50C-407E-A947-70E740481C1C}">
                           <a14:useLocalDpi xmlns:a14="http://schemas.microsoft.com/office/drawing/2010/main" val="0"/>
@@ -519,38 +3800,73 @@
     </w:p>
     <w:p>
       <w:pPr>
+        <w:pStyle w:val="Caption"/>
+        <w:jc w:val="center"/>
         <w:rPr>
           <w:lang w:val="en-GB"/>
         </w:rPr>
       </w:pPr>
-      <w:r>
+      <w:bookmarkStart w:id="5" w:name="_Toc207117140"/>
+      <w:r>
+        <w:t xml:space="preserve">Figure </w:t>
+      </w:r>
+      <w:r>
+        <w:fldChar w:fldCharType="begin"/>
+      </w:r>
+      <w:r>
+        <w:instrText xml:space="preserve"> SEQ Figure \* ARABIC </w:instrText>
+      </w:r>
+      <w:r>
+        <w:fldChar w:fldCharType="separate"/>
+      </w:r>
+      <w:r>
+        <w:rPr>
+          <w:noProof/>
+        </w:rPr>
+        <w:t>4</w:t>
+      </w:r>
+      <w:r>
+        <w:fldChar w:fldCharType="end"/>
+      </w:r>
+      <w:r>
+        <w:rPr>
+          <w:lang w:val="en-US"/>
+        </w:rPr>
+        <w:t xml:space="preserve"> - Port table</w:t>
+      </w:r>
+      <w:bookmarkEnd w:id="5"/>
+    </w:p>
+    <w:p>
+      <w:pPr>
         <w:rPr>
           <w:lang w:val="en-GB"/>
         </w:rPr>
+      </w:pPr>
+      <w:r>
+        <w:rPr>
+          <w:lang w:val="en-GB"/>
+        </w:rPr>
         <w:br w:type="page"/>
       </w:r>
     </w:p>
     <w:p>
       <w:pPr>
+        <w:pStyle w:val="Heading2"/>
         <w:rPr>
           <w:lang w:val="en-GB"/>
         </w:rPr>
       </w:pPr>
-      <w:r>
-        <w:rPr>
-          <w:u w:val="single"/>
+      <w:bookmarkStart w:id="6" w:name="_Toc207117163"/>
+      <w:r>
+        <w:rPr>
           <w:lang w:val="en-GB"/>
         </w:rPr>
         <w:lastRenderedPageBreak/>
         <w:t>MIPS</w:t>
       </w:r>
-    </w:p>
-    <w:p>
-      <w:pPr>
-        <w:rPr>
-          <w:lang w:val="en-IL"/>
-        </w:rPr>
-      </w:pPr>
+      <w:bookmarkEnd w:id="6"/>
+    </w:p>
+    <w:p>
       <w:r>
         <w:rPr>
           <w:lang w:val="en-GB"/>
@@ -558,34 +3874,23 @@
         <w:t>This component</w:t>
       </w:r>
       <w:r>
-        <w:rPr>
-          <w:lang w:val="en-IL"/>
-        </w:rPr>
         <w:t xml:space="preserve"> is the CPU of the MCU. It is a Single-Cycle architecture and supports the instructions provided in the exercise. It can execute any program that uses only these instructions.</w:t>
       </w:r>
       <w:r>
-        <w:rPr>
-          <w:lang w:val="en-IL"/>
-        </w:rPr>
         <w:t xml:space="preserve"> Below </w:t>
       </w:r>
       <w:r>
-        <w:rPr>
-          <w:lang w:val="en-IL"/>
-        </w:rPr>
         <w:t>is the processor with the port names:</w:t>
       </w:r>
     </w:p>
     <w:p>
       <w:pPr>
+        <w:keepNext/>
         <w:jc w:val="center"/>
-        <w:rPr>
-          <w:lang w:val="en-IL"/>
-        </w:rPr>
-      </w:pPr>
-      <w:r>
-        <w:rPr>
-          <w:lang w:val="en-IL"/>
+      </w:pPr>
+      <w:r>
+        <w:rPr>
+          <w:noProof/>
         </w:rPr>
         <w:drawing>
           <wp:inline distT="0" distB="0" distL="0" distR="0" wp14:anchorId="42556828" wp14:editId="6189967A">
@@ -603,7 +3908,7 @@
                     <pic:cNvPicPr/>
                   </pic:nvPicPr>
                   <pic:blipFill>
-                    <a:blip r:embed="rId10"/>
+                    <a:blip r:embed="rId13"/>
                     <a:stretch>
                       <a:fillRect/>
                     </a:stretch>
@@ -626,32 +3931,57 @@
     </w:p>
     <w:p>
       <w:pPr>
-        <w:rPr>
-          <w:lang w:val="en-IL"/>
-        </w:rPr>
-      </w:pPr>
-      <w:r>
-        <w:rPr>
-          <w:lang w:val="en-IL"/>
-        </w:rPr>
+        <w:pStyle w:val="Caption"/>
+        <w:jc w:val="center"/>
+      </w:pPr>
+      <w:bookmarkStart w:id="7" w:name="_Toc207117141"/>
+      <w:r>
+        <w:t xml:space="preserve">Figure </w:t>
+      </w:r>
+      <w:r>
+        <w:fldChar w:fldCharType="begin"/>
+      </w:r>
+      <w:r>
+        <w:instrText xml:space="preserve"> SEQ Figure \* ARABIC </w:instrText>
+      </w:r>
+      <w:r>
+        <w:fldChar w:fldCharType="separate"/>
+      </w:r>
+      <w:r>
+        <w:rPr>
+          <w:noProof/>
+        </w:rPr>
+        <w:t>5</w:t>
+      </w:r>
+      <w:r>
+        <w:fldChar w:fldCharType="end"/>
+      </w:r>
+      <w:r>
+        <w:rPr>
+          <w:lang w:val="en-US"/>
+        </w:rPr>
+        <w:t xml:space="preserve"> - MIPS diagram</w:t>
+      </w:r>
+      <w:bookmarkEnd w:id="7"/>
+    </w:p>
+    <w:p>
+      <w:r>
         <w:t>Below is the RTL of the MIPS processor:</w:t>
       </w:r>
     </w:p>
     <w:p>
       <w:pPr>
+        <w:keepNext/>
         <w:jc w:val="center"/>
-        <w:rPr>
-          <w:lang w:val="en-IL"/>
-        </w:rPr>
-      </w:pPr>
-      <w:r>
-        <w:rPr>
-          <w:lang w:val="en-IL"/>
+      </w:pPr>
+      <w:r>
+        <w:rPr>
+          <w:noProof/>
         </w:rPr>
         <w:drawing>
-          <wp:inline distT="0" distB="0" distL="0" distR="0" wp14:anchorId="7C92FED5" wp14:editId="7881078E">
-            <wp:extent cx="5731510" cy="2952750"/>
-            <wp:effectExtent l="0" t="0" r="2540" b="0"/>
+          <wp:inline distT="0" distB="0" distL="0" distR="0" wp14:anchorId="7C92FED5" wp14:editId="1857A716">
+            <wp:extent cx="4454884" cy="2295060"/>
+            <wp:effectExtent l="0" t="0" r="3175" b="0"/>
             <wp:docPr id="599127150" name="Picture 1"/>
             <wp:cNvGraphicFramePr>
               <a:graphicFrameLocks xmlns:a="http://schemas.openxmlformats.org/drawingml/2006/main" noChangeAspect="1"/>
@@ -664,7 +3994,7 @@
                     <pic:cNvPicPr/>
                   </pic:nvPicPr>
                   <pic:blipFill>
-                    <a:blip r:embed="rId11"/>
+                    <a:blip r:embed="rId14"/>
                     <a:stretch>
                       <a:fillRect/>
                     </a:stretch>
@@ -672,7 +4002,7 @@
                   <pic:spPr>
                     <a:xfrm>
                       <a:off x="0" y="0"/>
-                      <a:ext cx="5731510" cy="2952750"/>
+                      <a:ext cx="4465876" cy="2300723"/>
                     </a:xfrm>
                     <a:prstGeom prst="rect">
                       <a:avLst/>
@@ -687,46 +4017,56 @@
     </w:p>
     <w:p>
       <w:pPr>
-        <w:rPr>
-          <w:lang w:val="en-IL"/>
-        </w:rPr>
-      </w:pPr>
-      <w:r>
-        <w:rPr>
-          <w:lang w:val="en-IL"/>
-        </w:rPr>
-        <w:br w:type="page"/>
-      </w:r>
-    </w:p>
-    <w:p>
-      <w:pPr>
-        <w:rPr>
-          <w:u w:val="single"/>
-          <w:lang w:val="en-IL"/>
-        </w:rPr>
-      </w:pPr>
-      <w:r>
-        <w:rPr>
-          <w:u w:val="single"/>
-          <w:lang w:val="en-IL"/>
-        </w:rPr>
+        <w:pStyle w:val="Caption"/>
+        <w:jc w:val="center"/>
+      </w:pPr>
+      <w:bookmarkStart w:id="8" w:name="_Toc207117142"/>
+      <w:r>
+        <w:t xml:space="preserve">Figure </w:t>
+      </w:r>
+      <w:r>
+        <w:fldChar w:fldCharType="begin"/>
+      </w:r>
+      <w:r>
+        <w:instrText xml:space="preserve"> SEQ Figure \* ARABIC </w:instrText>
+      </w:r>
+      <w:r>
+        <w:fldChar w:fldCharType="separate"/>
+      </w:r>
+      <w:r>
+        <w:rPr>
+          <w:noProof/>
+        </w:rPr>
+        <w:t>6</w:t>
+      </w:r>
+      <w:r>
+        <w:fldChar w:fldCharType="end"/>
+      </w:r>
+      <w:r>
+        <w:rPr>
+          <w:lang w:val="en-US"/>
+        </w:rPr>
+        <w:t xml:space="preserve"> - MIPS RTL</w:t>
+      </w:r>
+      <w:bookmarkEnd w:id="8"/>
+    </w:p>
+    <w:p>
+      <w:pPr>
+        <w:pStyle w:val="Heading2"/>
+      </w:pPr>
+      <w:bookmarkStart w:id="9" w:name="_Toc207117164"/>
+      <w:r>
         <w:lastRenderedPageBreak/>
         <w:t xml:space="preserve">Instruction </w:t>
       </w:r>
-      <w:proofErr w:type="gramStart"/>
-      <w:r>
-        <w:rPr>
-          <w:u w:val="single"/>
-          <w:lang w:val="en-IL"/>
-        </w:rPr>
-        <w:t>fetch</w:t>
-      </w:r>
-      <w:proofErr w:type="gramEnd"/>
-      <w:r>
-        <w:rPr>
-          <w:u w:val="single"/>
-          <w:lang w:val="en-IL"/>
-        </w:rPr>
+      <w:r>
+        <w:t>F</w:t>
+      </w:r>
+      <w:r>
+        <w:t>etch</w:t>
+      </w:r>
+      <w:bookmarkEnd w:id="9"/>
+      <w:r>
         <w:t xml:space="preserve"> </w:t>
       </w:r>
     </w:p>
@@ -770,10 +4110,8 @@
     </w:p>
     <w:p>
       <w:pPr>
+        <w:keepNext/>
         <w:jc w:val="center"/>
-        <w:rPr>
-          <w:lang w:val="en-IL"/>
-        </w:rPr>
       </w:pPr>
       <w:r>
         <w:rPr>
@@ -797,7 +4135,7 @@
                     </pic:cNvPicPr>
                   </pic:nvPicPr>
                   <pic:blipFill>
-                    <a:blip r:embed="rId12">
+                    <a:blip r:embed="rId15">
                       <a:extLst>
                         <a:ext uri="{28A0092B-C50C-407E-A947-70E740481C1C}">
                           <a14:useLocalDpi xmlns:a14="http://schemas.microsoft.com/office/drawing/2010/main" val="0"/>
@@ -831,32 +4169,68 @@
     </w:p>
     <w:p>
       <w:pPr>
-        <w:rPr>
-          <w:lang w:val="en-IL"/>
-        </w:rPr>
-      </w:pPr>
-      <w:r>
-        <w:rPr>
-          <w:lang w:val="en-IL"/>
-        </w:rPr>
+        <w:pStyle w:val="Caption"/>
+        <w:jc w:val="center"/>
+      </w:pPr>
+      <w:bookmarkStart w:id="10" w:name="_Toc207117143"/>
+      <w:r>
+        <w:t xml:space="preserve">Figure </w:t>
+      </w:r>
+      <w:r>
+        <w:fldChar w:fldCharType="begin"/>
+      </w:r>
+      <w:r>
+        <w:instrText xml:space="preserve"> SEQ Figure \* ARABIC </w:instrText>
+      </w:r>
+      <w:r>
+        <w:fldChar w:fldCharType="separate"/>
+      </w:r>
+      <w:r>
+        <w:rPr>
+          <w:noProof/>
+        </w:rPr>
+        <w:t>7</w:t>
+      </w:r>
+      <w:r>
+        <w:fldChar w:fldCharType="end"/>
+      </w:r>
+      <w:r>
+        <w:rPr>
+          <w:lang w:val="en-US"/>
+        </w:rPr>
+        <w:t xml:space="preserve"> - </w:t>
+      </w:r>
+      <w:proofErr w:type="spellStart"/>
+      <w:r>
+        <w:rPr>
+          <w:lang w:val="en-US"/>
+        </w:rPr>
+        <w:t>Ifetch</w:t>
+      </w:r>
+      <w:proofErr w:type="spellEnd"/>
+      <w:r>
+        <w:rPr>
+          <w:lang w:val="en-US"/>
+        </w:rPr>
+        <w:t xml:space="preserve"> diagram</w:t>
+      </w:r>
+      <w:bookmarkEnd w:id="10"/>
+    </w:p>
+    <w:p>
+      <w:r>
         <w:br w:type="page"/>
       </w:r>
     </w:p>
     <w:p>
       <w:pPr>
-        <w:rPr>
-          <w:u w:val="single"/>
-          <w:lang w:val="en-IL"/>
-        </w:rPr>
-      </w:pPr>
-      <w:r>
-        <w:rPr>
-          <w:u w:val="single"/>
-          <w:lang w:val="en-IL"/>
-        </w:rPr>
+        <w:pStyle w:val="Heading2"/>
+      </w:pPr>
+      <w:bookmarkStart w:id="11" w:name="_Toc207117165"/>
+      <w:r>
         <w:lastRenderedPageBreak/>
         <w:t>Instruction Decode</w:t>
       </w:r>
+      <w:bookmarkEnd w:id="11"/>
     </w:p>
     <w:p>
       <w:r>
@@ -905,10 +4279,8 @@
     </w:p>
     <w:p>
       <w:pPr>
+        <w:keepNext/>
         <w:jc w:val="center"/>
-        <w:rPr>
-          <w:lang w:val="en-IL"/>
-        </w:rPr>
       </w:pPr>
       <w:r>
         <w:rPr>
@@ -932,7 +4304,7 @@
                     </pic:cNvPicPr>
                   </pic:nvPicPr>
                   <pic:blipFill>
-                    <a:blip r:embed="rId13">
+                    <a:blip r:embed="rId16">
                       <a:extLst>
                         <a:ext uri="{28A0092B-C50C-407E-A947-70E740481C1C}">
                           <a14:useLocalDpi xmlns:a14="http://schemas.microsoft.com/office/drawing/2010/main" val="0"/>
@@ -966,34 +4338,73 @@
     </w:p>
     <w:p>
       <w:pPr>
-        <w:rPr>
-          <w:lang w:val="en-IL"/>
-        </w:rPr>
-      </w:pPr>
-      <w:r>
-        <w:rPr>
-          <w:lang w:val="en-IL"/>
-        </w:rPr>
+        <w:pStyle w:val="Caption"/>
+        <w:jc w:val="center"/>
+      </w:pPr>
+      <w:bookmarkStart w:id="12" w:name="_Toc207117144"/>
+      <w:r>
+        <w:t xml:space="preserve">Figure </w:t>
+      </w:r>
+      <w:r>
+        <w:fldChar w:fldCharType="begin"/>
+      </w:r>
+      <w:r>
+        <w:instrText xml:space="preserve"> SEQ Figure \* ARABIC </w:instrText>
+      </w:r>
+      <w:r>
+        <w:fldChar w:fldCharType="separate"/>
+      </w:r>
+      <w:r>
+        <w:rPr>
+          <w:noProof/>
+        </w:rPr>
+        <w:t>8</w:t>
+      </w:r>
+      <w:r>
+        <w:fldChar w:fldCharType="end"/>
+      </w:r>
+      <w:r>
+        <w:rPr>
+          <w:lang w:val="en-US"/>
+        </w:rPr>
+        <w:t xml:space="preserve"> - </w:t>
+      </w:r>
+      <w:proofErr w:type="spellStart"/>
+      <w:r>
+        <w:rPr>
+          <w:lang w:val="en-US"/>
+        </w:rPr>
+        <w:t>Idecode</w:t>
+      </w:r>
+      <w:proofErr w:type="spellEnd"/>
+      <w:r>
+        <w:rPr>
+          <w:lang w:val="en-US"/>
+        </w:rPr>
+        <w:t xml:space="preserve"> diagram</w:t>
+      </w:r>
+      <w:bookmarkEnd w:id="12"/>
+    </w:p>
+    <w:p>
+      <w:r>
         <w:br w:type="page"/>
       </w:r>
     </w:p>
     <w:p>
       <w:pPr>
-        <w:rPr>
-          <w:u w:val="single"/>
-          <w:lang w:val="en-IL"/>
-        </w:rPr>
-      </w:pPr>
-      <w:r>
-        <w:rPr>
-          <w:u w:val="single"/>
-          <w:lang w:val="en-IL"/>
-        </w:rPr>
+        <w:pStyle w:val="Heading2"/>
+      </w:pPr>
+      <w:bookmarkStart w:id="13" w:name="_Toc207117166"/>
+      <w:r>
         <w:lastRenderedPageBreak/>
         <w:t>Execute</w:t>
       </w:r>
-    </w:p>
-    <w:p>
+      <w:bookmarkEnd w:id="13"/>
+    </w:p>
+    <w:p>
+      <w:pPr>
+        <w:keepNext/>
+      </w:pPr>
       <w:r>
         <w:t>The Execute module is the stage of the MIPS processor responsible for performing arithmetic and logic operations, as well as calculating branch addresses. It includes a core Arithmetic Logic Unit that takes two 32-bit operands (</w:t>
       </w:r>
@@ -1062,7 +4473,7 @@
                     </pic:cNvPicPr>
                   </pic:nvPicPr>
                   <pic:blipFill>
-                    <a:blip r:embed="rId14">
+                    <a:blip r:embed="rId17">
                       <a:extLst>
                         <a:ext uri="{28A0092B-C50C-407E-A947-70E740481C1C}">
                           <a14:useLocalDpi xmlns:a14="http://schemas.microsoft.com/office/drawing/2010/main" val="0"/>
@@ -1094,35 +4505,57 @@
         </w:drawing>
       </w:r>
     </w:p>
+    <w:p>
+      <w:pPr>
+        <w:pStyle w:val="Caption"/>
+        <w:jc w:val="center"/>
+      </w:pPr>
+      <w:bookmarkStart w:id="14" w:name="_Toc207117145"/>
+      <w:r>
+        <w:t xml:space="preserve">Figure </w:t>
+      </w:r>
+      <w:r>
+        <w:fldChar w:fldCharType="begin"/>
+      </w:r>
+      <w:r>
+        <w:instrText xml:space="preserve"> SEQ Figure \* ARABIC </w:instrText>
+      </w:r>
+      <w:r>
+        <w:fldChar w:fldCharType="separate"/>
+      </w:r>
+      <w:r>
+        <w:rPr>
+          <w:noProof/>
+        </w:rPr>
+        <w:t>9</w:t>
+      </w:r>
+      <w:r>
+        <w:fldChar w:fldCharType="end"/>
+      </w:r>
+      <w:r>
+        <w:rPr>
+          <w:lang w:val="en-US"/>
+        </w:rPr>
+        <w:t xml:space="preserve"> - execute diagram</w:t>
+      </w:r>
+      <w:bookmarkEnd w:id="14"/>
+    </w:p>
     <w:p/>
     <w:p>
-      <w:pPr>
-        <w:rPr>
-          <w:lang w:val="en-IL"/>
-        </w:rPr>
-      </w:pPr>
-      <w:r>
-        <w:rPr>
-          <w:lang w:val="en-IL"/>
-        </w:rPr>
+      <w:r>
         <w:br w:type="page"/>
       </w:r>
     </w:p>
     <w:p>
       <w:pPr>
-        <w:rPr>
-          <w:u w:val="single"/>
-          <w:lang w:val="en-IL"/>
-        </w:rPr>
-      </w:pPr>
-      <w:r>
-        <w:rPr>
-          <w:u w:val="single"/>
-          <w:lang w:val="en-IL"/>
-        </w:rPr>
+        <w:pStyle w:val="Heading2"/>
+      </w:pPr>
+      <w:bookmarkStart w:id="15" w:name="_Toc207117167"/>
+      <w:r>
         <w:lastRenderedPageBreak/>
         <w:t>Data Memory</w:t>
       </w:r>
+      <w:bookmarkEnd w:id="15"/>
     </w:p>
     <w:p>
       <w:r>
@@ -1190,9 +4623,8 @@
     </w:p>
     <w:p>
       <w:pPr>
-        <w:rPr>
-          <w:lang w:val="en-IL"/>
-        </w:rPr>
+        <w:keepNext/>
+        <w:jc w:val="center"/>
       </w:pPr>
       <w:r>
         <w:rPr>
@@ -1216,7 +4648,7 @@
                     </pic:cNvPicPr>
                   </pic:nvPicPr>
                   <pic:blipFill>
-                    <a:blip r:embed="rId15">
+                    <a:blip r:embed="rId18">
                       <a:extLst>
                         <a:ext uri="{28A0092B-C50C-407E-A947-70E740481C1C}">
                           <a14:useLocalDpi xmlns:a14="http://schemas.microsoft.com/office/drawing/2010/main" val="0"/>
@@ -1250,32 +4682,68 @@
     </w:p>
     <w:p>
       <w:pPr>
-        <w:rPr>
-          <w:lang w:val="en-IL"/>
-        </w:rPr>
-      </w:pPr>
-      <w:r>
-        <w:rPr>
-          <w:lang w:val="en-IL"/>
-        </w:rPr>
+        <w:pStyle w:val="Caption"/>
+        <w:jc w:val="center"/>
+      </w:pPr>
+      <w:bookmarkStart w:id="16" w:name="_Toc207117146"/>
+      <w:r>
+        <w:t xml:space="preserve">Figure </w:t>
+      </w:r>
+      <w:r>
+        <w:fldChar w:fldCharType="begin"/>
+      </w:r>
+      <w:r>
+        <w:instrText xml:space="preserve"> SEQ Figure \* ARABIC </w:instrText>
+      </w:r>
+      <w:r>
+        <w:fldChar w:fldCharType="separate"/>
+      </w:r>
+      <w:r>
+        <w:rPr>
+          <w:noProof/>
+        </w:rPr>
+        <w:t>10</w:t>
+      </w:r>
+      <w:r>
+        <w:fldChar w:fldCharType="end"/>
+      </w:r>
+      <w:r>
+        <w:rPr>
+          <w:lang w:val="en-US"/>
+        </w:rPr>
+        <w:t xml:space="preserve"> - </w:t>
+      </w:r>
+      <w:proofErr w:type="spellStart"/>
+      <w:r>
+        <w:rPr>
+          <w:lang w:val="en-US"/>
+        </w:rPr>
+        <w:t>Dmemory</w:t>
+      </w:r>
+      <w:proofErr w:type="spellEnd"/>
+      <w:r>
+        <w:rPr>
+          <w:lang w:val="en-US"/>
+        </w:rPr>
+        <w:t xml:space="preserve"> diagram</w:t>
+      </w:r>
+      <w:bookmarkEnd w:id="16"/>
+    </w:p>
+    <w:p>
+      <w:r>
         <w:br w:type="page"/>
       </w:r>
     </w:p>
     <w:p>
       <w:pPr>
-        <w:rPr>
-          <w:u w:val="single"/>
-          <w:lang w:val="en-IL"/>
-        </w:rPr>
-      </w:pPr>
-      <w:r>
-        <w:rPr>
-          <w:u w:val="single"/>
-          <w:lang w:val="en-IL"/>
-        </w:rPr>
+        <w:pStyle w:val="Heading2"/>
+      </w:pPr>
+      <w:bookmarkStart w:id="17" w:name="_Toc207117168"/>
+      <w:r>
         <w:lastRenderedPageBreak/>
         <w:t>Basic Timer</w:t>
       </w:r>
+      <w:bookmarkEnd w:id="17"/>
     </w:p>
     <w:p>
       <w:r>
@@ -1302,10 +4770,8 @@
     </w:p>
     <w:p>
       <w:pPr>
+        <w:keepNext/>
         <w:jc w:val="center"/>
-        <w:rPr>
-          <w:lang w:val="en-IL"/>
-        </w:rPr>
       </w:pPr>
       <w:r>
         <w:rPr>
@@ -1329,7 +4795,7 @@
                     </pic:cNvPicPr>
                   </pic:nvPicPr>
                   <pic:blipFill rotWithShape="1">
-                    <a:blip r:embed="rId16">
+                    <a:blip r:embed="rId19">
                       <a:extLst>
                         <a:ext uri="{28A0092B-C50C-407E-A947-70E740481C1C}">
                           <a14:useLocalDpi xmlns:a14="http://schemas.microsoft.com/office/drawing/2010/main" val="0"/>
@@ -1368,27 +4834,52 @@
     </w:p>
     <w:p>
       <w:pPr>
-        <w:rPr>
-          <w:lang w:val="en-IL"/>
-        </w:rPr>
-      </w:pPr>
-      <w:r>
-        <w:rPr>
-          <w:lang w:val="en-IL"/>
-        </w:rPr>
+        <w:pStyle w:val="Caption"/>
+        <w:jc w:val="center"/>
+      </w:pPr>
+      <w:bookmarkStart w:id="18" w:name="_Toc207117147"/>
+      <w:r>
+        <w:t xml:space="preserve">Figure </w:t>
+      </w:r>
+      <w:r>
+        <w:fldChar w:fldCharType="begin"/>
+      </w:r>
+      <w:r>
+        <w:instrText xml:space="preserve"> SEQ Figure \* ARABIC </w:instrText>
+      </w:r>
+      <w:r>
+        <w:fldChar w:fldCharType="separate"/>
+      </w:r>
+      <w:r>
+        <w:rPr>
+          <w:noProof/>
+        </w:rPr>
+        <w:t>11</w:t>
+      </w:r>
+      <w:r>
+        <w:fldChar w:fldCharType="end"/>
+      </w:r>
+      <w:r>
+        <w:rPr>
+          <w:lang w:val="en-US"/>
+        </w:rPr>
+        <w:t xml:space="preserve"> - Basic timer diagram</w:t>
+      </w:r>
+      <w:bookmarkEnd w:id="18"/>
+    </w:p>
+    <w:p>
+      <w:r>
         <w:t>And the basic timer’s RTL:</w:t>
       </w:r>
     </w:p>
     <w:p>
       <w:pPr>
+        <w:keepNext/>
         <w:jc w:val="center"/>
-        <w:rPr>
-          <w:lang w:val="en-IL"/>
-        </w:rPr>
-      </w:pPr>
-      <w:r>
-        <w:rPr>
-          <w:lang w:val="en-IL"/>
+      </w:pPr>
+      <w:r>
+        <w:rPr>
+          <w:noProof/>
         </w:rPr>
         <w:lastRenderedPageBreak/>
         <w:drawing>
@@ -1407,7 +4898,7 @@
                     <pic:cNvPicPr/>
                   </pic:nvPicPr>
                   <pic:blipFill>
-                    <a:blip r:embed="rId17"/>
+                    <a:blip r:embed="rId20"/>
                     <a:stretch>
                       <a:fillRect/>
                     </a:stretch>
@@ -1430,32 +4921,54 @@
     </w:p>
     <w:p>
       <w:pPr>
-        <w:rPr>
-          <w:lang w:val="en-IL"/>
-        </w:rPr>
-      </w:pPr>
-      <w:r>
-        <w:rPr>
-          <w:lang w:val="en-IL"/>
-        </w:rPr>
+        <w:pStyle w:val="Caption"/>
+        <w:jc w:val="center"/>
+      </w:pPr>
+      <w:bookmarkStart w:id="19" w:name="_Toc207117148"/>
+      <w:r>
+        <w:t xml:space="preserve">Figure </w:t>
+      </w:r>
+      <w:r>
+        <w:fldChar w:fldCharType="begin"/>
+      </w:r>
+      <w:r>
+        <w:instrText xml:space="preserve"> SEQ Figure \* ARABIC </w:instrText>
+      </w:r>
+      <w:r>
+        <w:fldChar w:fldCharType="separate"/>
+      </w:r>
+      <w:r>
+        <w:rPr>
+          <w:noProof/>
+        </w:rPr>
+        <w:t>12</w:t>
+      </w:r>
+      <w:r>
+        <w:fldChar w:fldCharType="end"/>
+      </w:r>
+      <w:r>
+        <w:rPr>
+          <w:lang w:val="en-US"/>
+        </w:rPr>
+        <w:t xml:space="preserve"> - Basic timer RTL</w:t>
+      </w:r>
+      <w:bookmarkEnd w:id="19"/>
+    </w:p>
+    <w:p>
+      <w:r>
         <w:br w:type="page"/>
       </w:r>
     </w:p>
     <w:p>
       <w:pPr>
-        <w:rPr>
-          <w:u w:val="single"/>
-          <w:lang w:val="en-IL"/>
-        </w:rPr>
-      </w:pPr>
-      <w:r>
-        <w:rPr>
-          <w:u w:val="single"/>
-          <w:lang w:val="en-IL"/>
-        </w:rPr>
+        <w:pStyle w:val="Heading2"/>
+      </w:pPr>
+      <w:bookmarkStart w:id="20" w:name="_Toc207117169"/>
+      <w:r>
         <w:lastRenderedPageBreak/>
         <w:t>Interrupt controller</w:t>
       </w:r>
+      <w:bookmarkEnd w:id="20"/>
     </w:p>
     <w:p>
       <w:r>
@@ -1521,9 +5034,8 @@
     </w:p>
     <w:p>
       <w:pPr>
-        <w:rPr>
-          <w:lang w:val="en-IL"/>
-        </w:rPr>
+        <w:keepNext/>
+        <w:jc w:val="center"/>
       </w:pPr>
       <w:r>
         <w:rPr>
@@ -1547,7 +5059,7 @@
                     </pic:cNvPicPr>
                   </pic:nvPicPr>
                   <pic:blipFill>
-                    <a:blip r:embed="rId18">
+                    <a:blip r:embed="rId21">
                       <a:extLst>
                         <a:ext uri="{28A0092B-C50C-407E-A947-70E740481C1C}">
                           <a14:useLocalDpi xmlns:a14="http://schemas.microsoft.com/office/drawing/2010/main" val="0"/>
@@ -1581,26 +5093,52 @@
     </w:p>
     <w:p>
       <w:pPr>
-        <w:rPr>
-          <w:lang w:val="en-IL"/>
-        </w:rPr>
-      </w:pPr>
-      <w:r>
-        <w:rPr>
-          <w:lang w:val="en-IL"/>
-        </w:rPr>
+        <w:pStyle w:val="Caption"/>
+        <w:jc w:val="center"/>
+      </w:pPr>
+      <w:bookmarkStart w:id="21" w:name="_Toc207117149"/>
+      <w:r>
+        <w:t xml:space="preserve">Figure </w:t>
+      </w:r>
+      <w:r>
+        <w:fldChar w:fldCharType="begin"/>
+      </w:r>
+      <w:r>
+        <w:instrText xml:space="preserve"> SEQ Figure \* ARABIC </w:instrText>
+      </w:r>
+      <w:r>
+        <w:fldChar w:fldCharType="separate"/>
+      </w:r>
+      <w:r>
+        <w:rPr>
+          <w:noProof/>
+        </w:rPr>
+        <w:t>13</w:t>
+      </w:r>
+      <w:r>
+        <w:fldChar w:fldCharType="end"/>
+      </w:r>
+      <w:r>
+        <w:rPr>
+          <w:lang w:val="en-US"/>
+        </w:rPr>
+        <w:t xml:space="preserve"> - Interrupt controller diagram</w:t>
+      </w:r>
+      <w:bookmarkEnd w:id="21"/>
+    </w:p>
+    <w:p>
+      <w:r>
         <w:t>And its RTL:</w:t>
       </w:r>
     </w:p>
     <w:p>
       <w:pPr>
-        <w:rPr>
-          <w:lang w:val="en-IL"/>
-        </w:rPr>
-      </w:pPr>
-      <w:r>
-        <w:rPr>
-          <w:lang w:val="en-IL"/>
+        <w:keepNext/>
+        <w:jc w:val="center"/>
+      </w:pPr>
+      <w:r>
+        <w:rPr>
+          <w:noProof/>
         </w:rPr>
         <w:lastRenderedPageBreak/>
         <w:drawing>
@@ -1619,7 +5157,7 @@
                     <pic:cNvPicPr/>
                   </pic:nvPicPr>
                   <pic:blipFill>
-                    <a:blip r:embed="rId19"/>
+                    <a:blip r:embed="rId22"/>
                     <a:stretch>
                       <a:fillRect/>
                     </a:stretch>
@@ -1642,32 +5180,54 @@
     </w:p>
     <w:p>
       <w:pPr>
-        <w:rPr>
-          <w:lang w:val="en-IL"/>
-        </w:rPr>
-      </w:pPr>
-      <w:r>
-        <w:rPr>
-          <w:lang w:val="en-IL"/>
-        </w:rPr>
+        <w:pStyle w:val="Caption"/>
+        <w:jc w:val="center"/>
+      </w:pPr>
+      <w:bookmarkStart w:id="22" w:name="_Toc207117150"/>
+      <w:r>
+        <w:t xml:space="preserve">Figure </w:t>
+      </w:r>
+      <w:r>
+        <w:fldChar w:fldCharType="begin"/>
+      </w:r>
+      <w:r>
+        <w:instrText xml:space="preserve"> SEQ Figure \* ARABIC </w:instrText>
+      </w:r>
+      <w:r>
+        <w:fldChar w:fldCharType="separate"/>
+      </w:r>
+      <w:r>
+        <w:rPr>
+          <w:noProof/>
+        </w:rPr>
+        <w:t>14</w:t>
+      </w:r>
+      <w:r>
+        <w:fldChar w:fldCharType="end"/>
+      </w:r>
+      <w:r>
+        <w:rPr>
+          <w:lang w:val="en-US"/>
+        </w:rPr>
+        <w:t xml:space="preserve"> - interrupt controller RTL</w:t>
+      </w:r>
+      <w:bookmarkEnd w:id="22"/>
+    </w:p>
+    <w:p>
+      <w:r>
         <w:br w:type="page"/>
       </w:r>
     </w:p>
     <w:p>
       <w:pPr>
-        <w:rPr>
-          <w:u w:val="single"/>
-          <w:lang w:val="en-IL"/>
-        </w:rPr>
-      </w:pPr>
-      <w:r>
-        <w:rPr>
-          <w:u w:val="single"/>
-          <w:lang w:val="en-IL"/>
-        </w:rPr>
+        <w:pStyle w:val="Heading2"/>
+      </w:pPr>
+      <w:bookmarkStart w:id="23" w:name="_Toc207117170"/>
+      <w:r>
         <w:lastRenderedPageBreak/>
         <w:t>GPIO</w:t>
       </w:r>
+      <w:bookmarkEnd w:id="23"/>
     </w:p>
     <w:p>
       <w:r>
@@ -1735,10 +5295,8 @@
     </w:p>
     <w:p>
       <w:pPr>
+        <w:keepNext/>
         <w:jc w:val="center"/>
-        <w:rPr>
-          <w:lang w:val="en-IL"/>
-        </w:rPr>
       </w:pPr>
       <w:r>
         <w:rPr>
@@ -1762,7 +5320,7 @@
                     </pic:cNvPicPr>
                   </pic:nvPicPr>
                   <pic:blipFill>
-                    <a:blip r:embed="rId20">
+                    <a:blip r:embed="rId23">
                       <a:extLst>
                         <a:ext uri="{28A0092B-C50C-407E-A947-70E740481C1C}">
                           <a14:useLocalDpi xmlns:a14="http://schemas.microsoft.com/office/drawing/2010/main" val="0"/>
@@ -1796,27 +5354,52 @@
     </w:p>
     <w:p>
       <w:pPr>
-        <w:rPr>
-          <w:lang w:val="en-IL"/>
-        </w:rPr>
-      </w:pPr>
-      <w:r>
-        <w:rPr>
-          <w:lang w:val="en-IL"/>
-        </w:rPr>
+        <w:pStyle w:val="Caption"/>
+        <w:jc w:val="center"/>
+      </w:pPr>
+      <w:bookmarkStart w:id="24" w:name="_Toc207117151"/>
+      <w:r>
+        <w:t xml:space="preserve">Figure </w:t>
+      </w:r>
+      <w:r>
+        <w:fldChar w:fldCharType="begin"/>
+      </w:r>
+      <w:r>
+        <w:instrText xml:space="preserve"> SEQ Figure \* ARABIC </w:instrText>
+      </w:r>
+      <w:r>
+        <w:fldChar w:fldCharType="separate"/>
+      </w:r>
+      <w:r>
+        <w:rPr>
+          <w:noProof/>
+        </w:rPr>
+        <w:t>15</w:t>
+      </w:r>
+      <w:r>
+        <w:fldChar w:fldCharType="end"/>
+      </w:r>
+      <w:r>
+        <w:rPr>
+          <w:lang w:val="en-US"/>
+        </w:rPr>
+        <w:t xml:space="preserve"> - GPIO diagram</w:t>
+      </w:r>
+      <w:bookmarkEnd w:id="24"/>
+    </w:p>
+    <w:p>
+      <w:r>
         <w:t>The RTL of this component is below:</w:t>
       </w:r>
     </w:p>
     <w:p>
       <w:pPr>
+        <w:keepNext/>
         <w:jc w:val="center"/>
-        <w:rPr>
-          <w:lang w:val="en-IL"/>
-        </w:rPr>
-      </w:pPr>
-      <w:r>
-        <w:rPr>
-          <w:lang w:val="en-IL"/>
+      </w:pPr>
+      <w:r>
+        <w:rPr>
+          <w:noProof/>
         </w:rPr>
         <w:lastRenderedPageBreak/>
         <w:drawing>
@@ -1835,7 +5418,7 @@
                     <pic:cNvPicPr/>
                   </pic:nvPicPr>
                   <pic:blipFill>
-                    <a:blip r:embed="rId21"/>
+                    <a:blip r:embed="rId24"/>
                     <a:stretch>
                       <a:fillRect/>
                     </a:stretch>
@@ -1858,69 +5441,74 @@
     </w:p>
     <w:p>
       <w:pPr>
-        <w:rPr>
-          <w:lang w:val="en-IL"/>
-        </w:rPr>
-      </w:pPr>
-      <w:r>
-        <w:rPr>
-          <w:lang w:val="en-IL"/>
-        </w:rPr>
+        <w:pStyle w:val="Caption"/>
+        <w:jc w:val="center"/>
+      </w:pPr>
+      <w:bookmarkStart w:id="25" w:name="_Toc207117152"/>
+      <w:r>
+        <w:t xml:space="preserve">Figure </w:t>
+      </w:r>
+      <w:r>
+        <w:fldChar w:fldCharType="begin"/>
+      </w:r>
+      <w:r>
+        <w:instrText xml:space="preserve"> SEQ Figure \* ARABIC </w:instrText>
+      </w:r>
+      <w:r>
+        <w:fldChar w:fldCharType="separate"/>
+      </w:r>
+      <w:r>
+        <w:rPr>
+          <w:noProof/>
+        </w:rPr>
+        <w:t>16</w:t>
+      </w:r>
+      <w:r>
+        <w:fldChar w:fldCharType="end"/>
+      </w:r>
+      <w:r>
+        <w:rPr>
+          <w:lang w:val="en-US"/>
+        </w:rPr>
+        <w:t xml:space="preserve"> - GPIO RTL</w:t>
+      </w:r>
+      <w:bookmarkEnd w:id="25"/>
+    </w:p>
+    <w:p>
+      <w:r>
         <w:br w:type="page"/>
       </w:r>
     </w:p>
     <w:p>
       <w:pPr>
-        <w:rPr>
-          <w:u w:val="single"/>
-          <w:lang w:val="en-IL"/>
-        </w:rPr>
-      </w:pPr>
-      <w:r>
-        <w:rPr>
-          <w:u w:val="single"/>
-          <w:lang w:val="en-IL"/>
-        </w:rPr>
+        <w:pStyle w:val="Heading1"/>
+      </w:pPr>
+      <w:bookmarkStart w:id="26" w:name="_Toc207117171"/>
+      <w:r>
         <w:lastRenderedPageBreak/>
         <w:t>Critical path</w:t>
       </w:r>
-    </w:p>
-    <w:p>
-      <w:pPr>
-        <w:rPr>
-          <w:lang w:val="en-IL"/>
-        </w:rPr>
-      </w:pPr>
-      <w:r>
-        <w:rPr>
-          <w:lang w:val="en-IL"/>
-        </w:rPr>
+      <w:bookmarkEnd w:id="26"/>
+    </w:p>
+    <w:p>
+      <w:r>
         <w:t>The critical path is the longest path of logic propagation within the digital circuit we built. It represents the slowest path in the system, and as such, we need to use it to determine the maximum achievable clock frequency for the MCU's design.</w:t>
       </w:r>
       <w:r>
-        <w:rPr>
-          <w:lang w:val="en-IL"/>
-        </w:rPr>
         <w:t xml:space="preserve"> </w:t>
       </w:r>
       <w:r>
-        <w:rPr>
-          <w:lang w:val="en-IL"/>
-        </w:rPr>
         <w:t>The critical path in this project is:</w:t>
       </w:r>
     </w:p>
     <w:p>
       <w:pPr>
-        <w:rPr>
-          <w:u w:val="single"/>
-          <w:lang w:val="en-IL"/>
-        </w:rPr>
+        <w:keepNext/>
+        <w:jc w:val="center"/>
       </w:pPr>
       <w:r>
         <w:rPr>
           <w:noProof/>
-          <w:lang w:val="en-IL"/>
         </w:rPr>
         <w:drawing>
           <wp:inline distT="0" distB="0" distL="0" distR="0" wp14:anchorId="1311647F" wp14:editId="1D492352">
@@ -1940,7 +5528,7 @@
                     </pic:cNvPicPr>
                   </pic:nvPicPr>
                   <pic:blipFill>
-                    <a:blip r:embed="rId22">
+                    <a:blip r:embed="rId25">
                       <a:extLst>
                         <a:ext uri="{28A0092B-C50C-407E-A947-70E740481C1C}">
                           <a14:useLocalDpi xmlns:a14="http://schemas.microsoft.com/office/drawing/2010/main" val="0"/>
@@ -1974,27 +5562,55 @@
     </w:p>
     <w:p>
       <w:pPr>
-        <w:rPr>
-          <w:lang w:val="en-IL"/>
-        </w:rPr>
-      </w:pPr>
-      <w:r>
-        <w:rPr>
-          <w:lang w:val="en-IL"/>
-        </w:rPr>
+        <w:pStyle w:val="Caption"/>
+        <w:jc w:val="center"/>
+        <w:rPr>
+          <w:u w:val="single"/>
+        </w:rPr>
+      </w:pPr>
+      <w:bookmarkStart w:id="27" w:name="_Toc207117153"/>
+      <w:r>
+        <w:t xml:space="preserve">Figure </w:t>
+      </w:r>
+      <w:r>
+        <w:fldChar w:fldCharType="begin"/>
+      </w:r>
+      <w:r>
+        <w:instrText xml:space="preserve"> SEQ Figure \* ARABIC </w:instrText>
+      </w:r>
+      <w:r>
+        <w:fldChar w:fldCharType="separate"/>
+      </w:r>
+      <w:r>
+        <w:rPr>
+          <w:noProof/>
+        </w:rPr>
+        <w:t>17</w:t>
+      </w:r>
+      <w:r>
+        <w:fldChar w:fldCharType="end"/>
+      </w:r>
+      <w:r>
+        <w:rPr>
+          <w:lang w:val="en-US"/>
+        </w:rPr>
+        <w:t xml:space="preserve"> - calculated Fmax</w:t>
+      </w:r>
+      <w:bookmarkEnd w:id="27"/>
+    </w:p>
+    <w:p>
+      <w:r>
         <w:t>The critical path in tech view is:</w:t>
       </w:r>
     </w:p>
     <w:p>
       <w:pPr>
-        <w:rPr>
-          <w:lang w:val="en-IL"/>
-        </w:rPr>
+        <w:keepNext/>
+        <w:jc w:val="center"/>
       </w:pPr>
       <w:r>
         <w:rPr>
           <w:noProof/>
-          <w:lang w:val="en-IL"/>
         </w:rPr>
         <w:drawing>
           <wp:inline distT="0" distB="0" distL="0" distR="0" wp14:anchorId="2C2D2853" wp14:editId="5B70C986">
@@ -2014,7 +5630,7 @@
                     </pic:cNvPicPr>
                   </pic:nvPicPr>
                   <pic:blipFill>
-                    <a:blip r:embed="rId23">
+                    <a:blip r:embed="rId26">
                       <a:extLst>
                         <a:ext uri="{28A0092B-C50C-407E-A947-70E740481C1C}">
                           <a14:useLocalDpi xmlns:a14="http://schemas.microsoft.com/office/drawing/2010/main" val="0"/>
@@ -2048,35 +5664,58 @@
     </w:p>
     <w:p>
       <w:pPr>
-        <w:rPr>
-          <w:lang w:val="en-IL"/>
-        </w:rPr>
-      </w:pPr>
-      <w:r>
-        <w:rPr>
-          <w:lang w:val="en-IL"/>
-        </w:rPr>
+        <w:pStyle w:val="Caption"/>
+        <w:jc w:val="center"/>
+      </w:pPr>
+      <w:bookmarkStart w:id="28" w:name="_Toc207117154"/>
+      <w:r>
+        <w:t xml:space="preserve">Figure </w:t>
+      </w:r>
+      <w:r>
+        <w:fldChar w:fldCharType="begin"/>
+      </w:r>
+      <w:r>
+        <w:instrText xml:space="preserve"> SEQ Figure \* ARABIC </w:instrText>
+      </w:r>
+      <w:r>
+        <w:fldChar w:fldCharType="separate"/>
+      </w:r>
+      <w:r>
+        <w:rPr>
+          <w:noProof/>
+        </w:rPr>
+        <w:t>18</w:t>
+      </w:r>
+      <w:r>
+        <w:fldChar w:fldCharType="end"/>
+      </w:r>
+      <w:r>
+        <w:rPr>
+          <w:lang w:val="en-US"/>
+        </w:rPr>
+        <w:t xml:space="preserve"> - Critical Path tech view</w:t>
+      </w:r>
+      <w:bookmarkEnd w:id="28"/>
+    </w:p>
+    <w:p>
+      <w:r>
         <w:t>The critical path in chip planner is:</w:t>
       </w:r>
       <w:r>
         <w:rPr>
           <w:noProof/>
-          <w:lang w:val="en-IL"/>
         </w:rPr>
         <w:t xml:space="preserve"> </w:t>
       </w:r>
     </w:p>
     <w:p>
       <w:pPr>
+        <w:keepNext/>
         <w:jc w:val="center"/>
-        <w:rPr>
-          <w:lang w:val="en-IL"/>
-        </w:rPr>
       </w:pPr>
       <w:r>
         <w:rPr>
           <w:noProof/>
-          <w:lang w:val="en-IL"/>
         </w:rPr>
         <w:lastRenderedPageBreak/>
         <w:drawing>
@@ -2097,7 +5736,7 @@
                     </pic:cNvPicPr>
                   </pic:nvPicPr>
                   <pic:blipFill>
-                    <a:blip r:embed="rId24">
+                    <a:blip r:embed="rId27">
                       <a:extLst>
                         <a:ext uri="{28A0092B-C50C-407E-A947-70E740481C1C}">
                           <a14:useLocalDpi xmlns:a14="http://schemas.microsoft.com/office/drawing/2010/main" val="0"/>
@@ -2131,27 +5770,51 @@
     </w:p>
     <w:p>
       <w:pPr>
-        <w:rPr>
-          <w:lang w:val="en-IL"/>
-        </w:rPr>
-      </w:pPr>
-      <w:r>
-        <w:rPr>
-          <w:lang w:val="en-IL"/>
-        </w:rPr>
+        <w:pStyle w:val="Caption"/>
+        <w:jc w:val="center"/>
+      </w:pPr>
+      <w:bookmarkStart w:id="29" w:name="_Toc207117155"/>
+      <w:r>
+        <w:t xml:space="preserve">Figure </w:t>
+      </w:r>
+      <w:r>
+        <w:fldChar w:fldCharType="begin"/>
+      </w:r>
+      <w:r>
+        <w:instrText xml:space="preserve"> SEQ Figure \* ARABIC </w:instrText>
+      </w:r>
+      <w:r>
+        <w:fldChar w:fldCharType="separate"/>
+      </w:r>
+      <w:r>
+        <w:rPr>
+          <w:noProof/>
+        </w:rPr>
+        <w:t>19</w:t>
+      </w:r>
+      <w:r>
+        <w:fldChar w:fldCharType="end"/>
+      </w:r>
+      <w:r>
+        <w:rPr>
+          <w:lang w:val="en-US"/>
+        </w:rPr>
+        <w:t xml:space="preserve"> - critical path chip planner view</w:t>
+      </w:r>
+      <w:bookmarkEnd w:id="29"/>
+    </w:p>
+    <w:p>
+      <w:r>
         <w:t>The critical path is:</w:t>
       </w:r>
     </w:p>
     <w:p>
       <w:pPr>
-        <w:rPr>
-          <w:lang w:val="en-IL"/>
-        </w:rPr>
+        <w:keepNext/>
       </w:pPr>
       <w:r>
         <w:rPr>
           <w:noProof/>
-          <w:lang w:val="en-IL"/>
         </w:rPr>
         <w:drawing>
           <wp:inline distT="0" distB="0" distL="0" distR="0" wp14:anchorId="19556D1F" wp14:editId="75F5B42B">
@@ -2171,7 +5834,7 @@
                     </pic:cNvPicPr>
                   </pic:nvPicPr>
                   <pic:blipFill>
-                    <a:blip r:embed="rId25" cstate="print">
+                    <a:blip r:embed="rId28" cstate="print">
                       <a:extLst>
                         <a:ext uri="{28A0092B-C50C-407E-A947-70E740481C1C}">
                           <a14:useLocalDpi xmlns:a14="http://schemas.microsoft.com/office/drawing/2010/main" val="0"/>
@@ -2205,27 +5868,52 @@
     </w:p>
     <w:p>
       <w:pPr>
-        <w:rPr>
-          <w:lang w:val="en-IL"/>
-        </w:rPr>
-      </w:pPr>
-      <w:r>
-        <w:rPr>
-          <w:lang w:val="en-IL"/>
-        </w:rPr>
+        <w:pStyle w:val="Caption"/>
+        <w:jc w:val="center"/>
+      </w:pPr>
+      <w:bookmarkStart w:id="30" w:name="_Toc207117156"/>
+      <w:r>
+        <w:t xml:space="preserve">Figure </w:t>
+      </w:r>
+      <w:r>
+        <w:fldChar w:fldCharType="begin"/>
+      </w:r>
+      <w:r>
+        <w:instrText xml:space="preserve"> SEQ Figure \* ARABIC </w:instrText>
+      </w:r>
+      <w:r>
+        <w:fldChar w:fldCharType="separate"/>
+      </w:r>
+      <w:r>
+        <w:rPr>
+          <w:noProof/>
+        </w:rPr>
+        <w:t>20</w:t>
+      </w:r>
+      <w:r>
+        <w:fldChar w:fldCharType="end"/>
+      </w:r>
+      <w:r>
+        <w:rPr>
+          <w:lang w:val="en-US"/>
+        </w:rPr>
+        <w:t xml:space="preserve"> - maximum path description</w:t>
+      </w:r>
+      <w:bookmarkEnd w:id="30"/>
+    </w:p>
+    <w:p>
+      <w:r>
         <w:t>Minimum path is:</w:t>
       </w:r>
     </w:p>
     <w:p>
       <w:pPr>
-        <w:rPr>
-          <w:lang w:val="en-IL"/>
-        </w:rPr>
+        <w:keepNext/>
+        <w:jc w:val="center"/>
       </w:pPr>
       <w:r>
         <w:rPr>
           <w:noProof/>
-          <w:lang w:val="en-IL"/>
         </w:rPr>
         <w:drawing>
           <wp:inline distT="0" distB="0" distL="0" distR="0" wp14:anchorId="40D1EA5E" wp14:editId="039FB172">
@@ -2245,7 +5933,7 @@
                     </pic:cNvPicPr>
                   </pic:nvPicPr>
                   <pic:blipFill>
-                    <a:blip r:embed="rId26">
+                    <a:blip r:embed="rId29">
                       <a:extLst>
                         <a:ext uri="{28A0092B-C50C-407E-A947-70E740481C1C}">
                           <a14:useLocalDpi xmlns:a14="http://schemas.microsoft.com/office/drawing/2010/main" val="0"/>
@@ -2279,63 +5967,696 @@
     </w:p>
     <w:p>
       <w:pPr>
-        <w:rPr>
-          <w:lang w:val="en-IL"/>
-        </w:rPr>
-      </w:pPr>
-      <w:r>
-        <w:rPr>
-          <w:lang w:val="en-IL"/>
-        </w:rPr>
+        <w:pStyle w:val="Caption"/>
+        <w:jc w:val="center"/>
+      </w:pPr>
+      <w:bookmarkStart w:id="31" w:name="_Toc207117157"/>
+      <w:r>
+        <w:t xml:space="preserve">Figure </w:t>
+      </w:r>
+      <w:r>
+        <w:fldChar w:fldCharType="begin"/>
+      </w:r>
+      <w:r>
+        <w:instrText xml:space="preserve"> SEQ Figure \* ARABIC </w:instrText>
+      </w:r>
+      <w:r>
+        <w:fldChar w:fldCharType="separate"/>
+      </w:r>
+      <w:r>
+        <w:rPr>
+          <w:noProof/>
+        </w:rPr>
+        <w:t>21</w:t>
+      </w:r>
+      <w:r>
+        <w:fldChar w:fldCharType="end"/>
+      </w:r>
+      <w:r>
+        <w:rPr>
+          <w:lang w:val="en-US"/>
+        </w:rPr>
+        <w:t>- min path from hold slack</w:t>
+      </w:r>
+      <w:bookmarkEnd w:id="31"/>
+    </w:p>
+    <w:p>
+      <w:pPr>
+        <w:pStyle w:val="Heading1"/>
+      </w:pPr>
+      <w:r>
         <w:br w:type="page"/>
       </w:r>
-    </w:p>
-    <w:p>
-      <w:pPr>
-        <w:rPr>
-          <w:u w:val="single"/>
-          <w:lang w:val="en-IL"/>
-        </w:rPr>
-      </w:pPr>
-      <w:r>
-        <w:rPr>
-          <w:u w:val="single"/>
-          <w:lang w:val="en-IL"/>
-        </w:rPr>
+      <w:bookmarkStart w:id="32" w:name="_Toc207117172"/>
+      <w:r>
         <w:lastRenderedPageBreak/>
         <w:t>Data analysis</w:t>
       </w:r>
-    </w:p>
-    <w:p>
-      <w:pPr>
-        <w:rPr>
-          <w:lang w:val="en-IL"/>
-        </w:rPr>
-      </w:pPr>
-      <w:r>
-        <w:rPr>
-          <w:lang w:val="en-IL"/>
-        </w:rPr>
+      <w:bookmarkEnd w:id="32"/>
+    </w:p>
+    <w:p>
+      <w:r>
         <w:t>This section of the report will discuss obtained results in terms of timing analysis, simulation, wave diagrams and signal tap.</w:t>
       </w:r>
     </w:p>
     <w:p>
       <w:pPr>
-        <w:rPr>
-          <w:lang w:val="en-IL"/>
-        </w:rPr>
-      </w:pPr>
-      <w:r>
-        <w:rPr>
-          <w:lang w:val="en-IL"/>
-        </w:rPr>
+        <w:pStyle w:val="Heading2"/>
+      </w:pPr>
+      <w:bookmarkStart w:id="33" w:name="_Toc207117173"/>
+      <w:r>
+        <w:t>ModelSim Results</w:t>
+      </w:r>
+      <w:bookmarkEnd w:id="33"/>
+    </w:p>
+    <w:p>
+      <w:r>
         <w:t>ModelSim Wave diagram analysis:</w:t>
       </w:r>
     </w:p>
     <w:p>
       <w:pPr>
-        <w:rPr>
-          <w:lang w:val="en-IL"/>
+        <w:keepNext/>
+      </w:pPr>
+      <w:r>
+        <w:rPr>
+          <w:noProof/>
+          <w:lang w:val="en-GB"/>
+        </w:rPr>
+        <w:drawing>
+          <wp:inline distT="0" distB="0" distL="0" distR="0" wp14:anchorId="614D7919" wp14:editId="38C2626B">
+            <wp:extent cx="5731510" cy="3081655"/>
+            <wp:effectExtent l="0" t="0" r="2540" b="4445"/>
+            <wp:docPr id="860309949" name="Picture 1"/>
+            <wp:cNvGraphicFramePr>
+              <a:graphicFrameLocks xmlns:a="http://schemas.openxmlformats.org/drawingml/2006/main" noChangeAspect="1"/>
+            </wp:cNvGraphicFramePr>
+            <a:graphic xmlns:a="http://schemas.openxmlformats.org/drawingml/2006/main">
+              <a:graphicData uri="http://schemas.openxmlformats.org/drawingml/2006/picture">
+                <pic:pic xmlns:pic="http://schemas.openxmlformats.org/drawingml/2006/picture">
+                  <pic:nvPicPr>
+                    <pic:cNvPr id="860309949" name=""/>
+                    <pic:cNvPicPr/>
+                  </pic:nvPicPr>
+                  <pic:blipFill>
+                    <a:blip r:embed="rId30"/>
+                    <a:stretch>
+                      <a:fillRect/>
+                    </a:stretch>
+                  </pic:blipFill>
+                  <pic:spPr>
+                    <a:xfrm>
+                      <a:off x="0" y="0"/>
+                      <a:ext cx="5731510" cy="3081655"/>
+                    </a:xfrm>
+                    <a:prstGeom prst="rect">
+                      <a:avLst/>
+                    </a:prstGeom>
+                  </pic:spPr>
+                </pic:pic>
+              </a:graphicData>
+            </a:graphic>
+          </wp:inline>
+        </w:drawing>
+      </w:r>
+    </w:p>
+    <w:p>
+      <w:pPr>
+        <w:pStyle w:val="Caption"/>
+        <w:jc w:val="center"/>
+        <w:rPr>
+          <w:lang w:val="en-GB"/>
+        </w:rPr>
+      </w:pPr>
+      <w:bookmarkStart w:id="34" w:name="_Toc207117158"/>
+      <w:r>
+        <w:t xml:space="preserve">Figure </w:t>
+      </w:r>
+      <w:r>
+        <w:fldChar w:fldCharType="begin"/>
+      </w:r>
+      <w:r>
+        <w:instrText xml:space="preserve"> SEQ Figure \* ARABIC </w:instrText>
+      </w:r>
+      <w:r>
+        <w:fldChar w:fldCharType="separate"/>
+      </w:r>
+      <w:r>
+        <w:rPr>
+          <w:noProof/>
+        </w:rPr>
+        <w:t>22</w:t>
+      </w:r>
+      <w:r>
+        <w:fldChar w:fldCharType="end"/>
+      </w:r>
+      <w:r>
+        <w:rPr>
+          <w:lang w:val="en-US"/>
+        </w:rPr>
+        <w:t>- wave diagram test 1 interrupt based</w:t>
+      </w:r>
+      <w:bookmarkEnd w:id="34"/>
+    </w:p>
+    <w:p>
+      <w:pPr>
+        <w:rPr>
+          <w:noProof/>
+        </w:rPr>
+      </w:pPr>
+      <w:r>
+        <w:t xml:space="preserve">The diagram shows the interrupt reaction to user key press on </w:t>
+      </w:r>
+      <w:proofErr w:type="gramStart"/>
+      <w:r>
+        <w:t>The</w:t>
+      </w:r>
+      <w:proofErr w:type="gramEnd"/>
+      <w:r>
+        <w:t xml:space="preserve"> user's input</w:t>
+      </w:r>
+      <w:r>
+        <w:t xml:space="preserve"> </w:t>
+      </w:r>
+      <w:r>
+        <w:t xml:space="preserve">key2 press triggers an interrupt request. The interrupt controller detects this and sets the corresponding bit in the Interrupt Flag Register (IFG) to </w:t>
+      </w:r>
+      <w:r>
+        <w:t>‘</w:t>
+      </w:r>
+      <w:r>
+        <w:t>0010000</w:t>
+      </w:r>
+      <w:r>
+        <w:t>’</w:t>
+      </w:r>
+      <w:r>
+        <w:t xml:space="preserve">, as </w:t>
+      </w:r>
+      <w:r>
+        <w:t>indicated in the wave diagram</w:t>
+      </w:r>
+      <w:r>
+        <w:t xml:space="preserve">. Since the Global Interrupt Enable (GIE) bit is set by the </w:t>
+      </w:r>
+      <w:proofErr w:type="spellStart"/>
+      <w:r>
+        <w:t>ori</w:t>
+      </w:r>
+      <w:proofErr w:type="spellEnd"/>
+      <w:r>
+        <w:t xml:space="preserve"> $k</w:t>
+      </w:r>
+      <w:proofErr w:type="gramStart"/>
+      <w:r>
+        <w:t>0,$</w:t>
+      </w:r>
+      <w:proofErr w:type="gramEnd"/>
+      <w:r>
+        <w:t xml:space="preserve">k0,0x01 instruction, the </w:t>
+      </w:r>
+      <w:proofErr w:type="spellStart"/>
+      <w:r>
+        <w:t>INTR_active</w:t>
+      </w:r>
+      <w:proofErr w:type="spellEnd"/>
+      <w:r>
+        <w:t xml:space="preserve"> signal is asserted. The processor then saves its current state and jumps to the KEY2_ISR based on the interrupt vector table (IV).</w:t>
+      </w:r>
+      <w:r>
+        <w:t xml:space="preserve"> T</w:t>
+      </w:r>
+      <w:r>
+        <w:t xml:space="preserve">he state of the switches </w:t>
+      </w:r>
+      <w:r>
+        <w:t>is written</w:t>
+      </w:r>
+      <w:r>
+        <w:t xml:space="preserve"> into register $t0.</w:t>
+      </w:r>
+      <w:r>
+        <w:t xml:space="preserve"> </w:t>
+      </w:r>
+      <w:r>
+        <w:t xml:space="preserve">The value in $t0 is then written to PORT_HEX2, PORT_HEX3, and PORT_LEDR, causing the corresponding seven-segment displays and the LEDs to update. </w:t>
+      </w:r>
+      <w:r>
+        <w:t>As seen in the wave diagram</w:t>
+      </w:r>
+      <w:r>
+        <w:t>, the LEDR output changes from 0x01 to 0x02.</w:t>
+      </w:r>
+      <w:r>
+        <w:rPr>
+          <w:noProof/>
+        </w:rPr>
+        <w:t xml:space="preserve"> </w:t>
+      </w:r>
+    </w:p>
+    <w:p>
+      <w:pPr>
+        <w:keepNext/>
+        <w:jc w:val="center"/>
+      </w:pPr>
+      <w:r>
+        <w:rPr>
+          <w:noProof/>
+        </w:rPr>
+        <w:lastRenderedPageBreak/>
+        <w:drawing>
+          <wp:inline distT="0" distB="0" distL="0" distR="0" wp14:anchorId="3BB62740" wp14:editId="06B95404">
+            <wp:extent cx="5731510" cy="3110230"/>
+            <wp:effectExtent l="0" t="0" r="2540" b="0"/>
+            <wp:docPr id="1604157762" name="Picture 1"/>
+            <wp:cNvGraphicFramePr>
+              <a:graphicFrameLocks xmlns:a="http://schemas.openxmlformats.org/drawingml/2006/main" noChangeAspect="1"/>
+            </wp:cNvGraphicFramePr>
+            <a:graphic xmlns:a="http://schemas.openxmlformats.org/drawingml/2006/main">
+              <a:graphicData uri="http://schemas.openxmlformats.org/drawingml/2006/picture">
+                <pic:pic xmlns:pic="http://schemas.openxmlformats.org/drawingml/2006/picture">
+                  <pic:nvPicPr>
+                    <pic:cNvPr id="1604157762" name=""/>
+                    <pic:cNvPicPr/>
+                  </pic:nvPicPr>
+                  <pic:blipFill>
+                    <a:blip r:embed="rId31"/>
+                    <a:stretch>
+                      <a:fillRect/>
+                    </a:stretch>
+                  </pic:blipFill>
+                  <pic:spPr>
+                    <a:xfrm>
+                      <a:off x="0" y="0"/>
+                      <a:ext cx="5731510" cy="3110230"/>
+                    </a:xfrm>
+                    <a:prstGeom prst="rect">
+                      <a:avLst/>
+                    </a:prstGeom>
+                  </pic:spPr>
+                </pic:pic>
+              </a:graphicData>
+            </a:graphic>
+          </wp:inline>
+        </w:drawing>
+      </w:r>
+    </w:p>
+    <w:p>
+      <w:pPr>
+        <w:pStyle w:val="Caption"/>
+        <w:jc w:val="center"/>
+      </w:pPr>
+      <w:bookmarkStart w:id="35" w:name="_Toc207117159"/>
+      <w:r>
+        <w:t xml:space="preserve">Figure </w:t>
+      </w:r>
+      <w:r>
+        <w:fldChar w:fldCharType="begin"/>
+      </w:r>
+      <w:r>
+        <w:instrText xml:space="preserve"> SEQ Figure \* ARABIC </w:instrText>
+      </w:r>
+      <w:r>
+        <w:fldChar w:fldCharType="separate"/>
+      </w:r>
+      <w:r>
+        <w:rPr>
+          <w:noProof/>
+        </w:rPr>
+        <w:t>23</w:t>
+      </w:r>
+      <w:r>
+        <w:fldChar w:fldCharType="end"/>
+      </w:r>
+      <w:r>
+        <w:rPr>
+          <w:lang w:val="en-US"/>
+        </w:rPr>
+        <w:t xml:space="preserve"> - wave diagram test 2 interrupt based</w:t>
+      </w:r>
+      <w:bookmarkEnd w:id="35"/>
+    </w:p>
+    <w:p>
+      <w:r>
+        <w:t xml:space="preserve">Before </w:t>
+      </w:r>
+      <w:r>
+        <w:t>the</w:t>
+      </w:r>
+      <w:r>
+        <w:t xml:space="preserve"> interrupts occur</w:t>
+      </w:r>
+      <w:r>
+        <w:t>s</w:t>
+      </w:r>
+      <w:r>
+        <w:t>, the timer is set up by the main routine. The BTCCR0 is loaded with 0x</w:t>
+      </w:r>
+      <w:r>
+        <w:t>010</w:t>
+      </w:r>
+      <w:r>
+        <w:t xml:space="preserve"> (</w:t>
+      </w:r>
+      <w:r>
+        <w:t xml:space="preserve">changed from </w:t>
+      </w:r>
+      <w:r>
+        <w:t>3125</w:t>
+      </w:r>
+      <w:r>
+        <w:t xml:space="preserve"> to 16 to be able to observe behaviour on </w:t>
+      </w:r>
+      <w:proofErr w:type="spellStart"/>
+      <w:r>
+        <w:t>modelsim</w:t>
+      </w:r>
+      <w:proofErr w:type="spellEnd"/>
+      <w:r>
+        <w:t>), and BTCCR1 is loaded with half of that value. The BTCTL register is configured to set BTSSEL to 3, which corresponds to a DIV value of 1000. The BTOUTEN bit is set to 1, enabling the PWM output, and the Global Interrupt Enable (GIE) is set.</w:t>
+      </w:r>
+      <w:r>
+        <w:t xml:space="preserve"> P</w:t>
+      </w:r>
+      <w:r>
+        <w:t>ressing KEY3 triggers an interrupt. The interrupt controller detects this, sets the KEY3 flag in the IFG register</w:t>
+      </w:r>
+      <w:r>
+        <w:t xml:space="preserve"> ‘00100000’</w:t>
+      </w:r>
+      <w:r>
+        <w:t xml:space="preserve">, and since GIE is active, the </w:t>
+      </w:r>
+      <w:proofErr w:type="spellStart"/>
+      <w:r>
+        <w:t>INTR_active</w:t>
+      </w:r>
+      <w:proofErr w:type="spellEnd"/>
+      <w:r>
+        <w:t xml:space="preserve"> signal is asserted. The processor then jumps to the KEY3_ISR based on the interrupt vector table.</w:t>
+      </w:r>
+      <w:r>
+        <w:t xml:space="preserve"> T</w:t>
+      </w:r>
+      <w:r>
+        <w:t xml:space="preserve">he KEY3_ISR first changes the timer's configuration. It loads BTOUTEN_BTSSEL0 into the BTCTL register, changing the BTSSEL value from </w:t>
+      </w:r>
+      <w:r>
+        <w:t>‘11’</w:t>
+      </w:r>
+      <w:r>
+        <w:t xml:space="preserve"> to </w:t>
+      </w:r>
+      <w:r>
+        <w:t>‘</w:t>
+      </w:r>
+      <w:r>
+        <w:t>00</w:t>
+      </w:r>
+      <w:r>
+        <w:t>’</w:t>
+      </w:r>
+      <w:r>
+        <w:t xml:space="preserve">. This alters the clock divider (DIV) from </w:t>
+      </w:r>
+      <w:r>
+        <w:t>‘</w:t>
+      </w:r>
+      <w:r>
+        <w:t>1000</w:t>
+      </w:r>
+      <w:proofErr w:type="gramStart"/>
+      <w:r>
+        <w:t>’</w:t>
+      </w:r>
+      <w:r>
+        <w:t xml:space="preserve">  to</w:t>
+      </w:r>
+      <w:proofErr w:type="gramEnd"/>
+      <w:r>
+        <w:t xml:space="preserve"> </w:t>
+      </w:r>
+      <w:r>
+        <w:t>‘</w:t>
+      </w:r>
+      <w:r>
+        <w:t>0001</w:t>
+      </w:r>
+      <w:r>
+        <w:t>’</w:t>
+      </w:r>
+      <w:r>
+        <w:t>, as shown in the provided waveform. Consequently, the PWM and interrupt frequencies are changed from MCLK</w:t>
+      </w:r>
+      <w:proofErr w:type="gramStart"/>
+      <w:r>
+        <w:t>/(</w:t>
+      </w:r>
+      <w:proofErr w:type="gramEnd"/>
+      <w:r>
+        <w:t>8*</w:t>
+      </w:r>
+      <w:r>
+        <w:t>16</w:t>
+      </w:r>
+      <w:r>
+        <w:t>) to MCLK/</w:t>
+      </w:r>
+      <w:r>
+        <w:t>16</w:t>
+      </w:r>
+      <w:r>
+        <w:t xml:space="preserve">. </w:t>
+      </w:r>
+    </w:p>
+    <w:p>
+      <w:r>
+        <w:br w:type="page"/>
+      </w:r>
+    </w:p>
+    <w:p>
+      <w:pPr>
+        <w:pStyle w:val="Heading2"/>
+      </w:pPr>
+      <w:bookmarkStart w:id="36" w:name="_Toc207117174"/>
+      <w:r>
+        <w:lastRenderedPageBreak/>
+        <w:t>Signal tap results</w:t>
+      </w:r>
+      <w:bookmarkEnd w:id="36"/>
+    </w:p>
+    <w:p>
+      <w:pPr>
+        <w:keepNext/>
+      </w:pPr>
+      <w:r>
+        <w:t xml:space="preserve">The signal tap test was </w:t>
+      </w:r>
+      <w:proofErr w:type="gramStart"/>
+      <w:r>
+        <w:t>executed</w:t>
+      </w:r>
+      <w:proofErr w:type="gramEnd"/>
+      <w:r>
+        <w:t xml:space="preserve"> and results are displayed below:</w:t>
+      </w:r>
+    </w:p>
+    <w:p>
+      <w:pPr>
+        <w:keepNext/>
+        <w:jc w:val="center"/>
+      </w:pPr>
+      <w:r>
+        <w:rPr>
+          <w:noProof/>
+        </w:rPr>
+        <w:drawing>
+          <wp:inline distT="0" distB="0" distL="0" distR="0" wp14:anchorId="1EC1651C" wp14:editId="749833C8">
+            <wp:extent cx="5720715" cy="781685"/>
+            <wp:effectExtent l="0" t="0" r="0" b="0"/>
+            <wp:docPr id="1929818626" name="Picture 1"/>
+            <wp:cNvGraphicFramePr>
+              <a:graphicFrameLocks xmlns:a="http://schemas.openxmlformats.org/drawingml/2006/main" noChangeAspect="1"/>
+            </wp:cNvGraphicFramePr>
+            <a:graphic xmlns:a="http://schemas.openxmlformats.org/drawingml/2006/main">
+              <a:graphicData uri="http://schemas.openxmlformats.org/drawingml/2006/picture">
+                <pic:pic xmlns:pic="http://schemas.openxmlformats.org/drawingml/2006/picture">
+                  <pic:nvPicPr>
+                    <pic:cNvPr id="0" name="Picture 1"/>
+                    <pic:cNvPicPr>
+                      <a:picLocks noChangeAspect="1" noChangeArrowheads="1"/>
+                    </pic:cNvPicPr>
+                  </pic:nvPicPr>
+                  <pic:blipFill>
+                    <a:blip r:embed="rId32" cstate="print">
+                      <a:extLst>
+                        <a:ext uri="{28A0092B-C50C-407E-A947-70E740481C1C}">
+                          <a14:useLocalDpi xmlns:a14="http://schemas.microsoft.com/office/drawing/2010/main" val="0"/>
+                        </a:ext>
+                      </a:extLst>
+                    </a:blip>
+                    <a:srcRect/>
+                    <a:stretch>
+                      <a:fillRect/>
+                    </a:stretch>
+                  </pic:blipFill>
+                  <pic:spPr bwMode="auto">
+                    <a:xfrm>
+                      <a:off x="0" y="0"/>
+                      <a:ext cx="5720715" cy="781685"/>
+                    </a:xfrm>
+                    <a:prstGeom prst="rect">
+                      <a:avLst/>
+                    </a:prstGeom>
+                    <a:noFill/>
+                    <a:ln>
+                      <a:noFill/>
+                    </a:ln>
+                  </pic:spPr>
+                </pic:pic>
+              </a:graphicData>
+            </a:graphic>
+          </wp:inline>
+        </w:drawing>
+      </w:r>
+    </w:p>
+    <w:p>
+      <w:pPr>
+        <w:pStyle w:val="Caption"/>
+        <w:jc w:val="center"/>
+      </w:pPr>
+      <w:bookmarkStart w:id="37" w:name="_Toc207117160"/>
+      <w:r>
+        <w:t xml:space="preserve">Figure </w:t>
+      </w:r>
+      <w:r>
+        <w:fldChar w:fldCharType="begin"/>
+      </w:r>
+      <w:r>
+        <w:instrText xml:space="preserve"> SEQ Figure \* ARABIC </w:instrText>
+      </w:r>
+      <w:r>
+        <w:fldChar w:fldCharType="separate"/>
+      </w:r>
+      <w:r>
+        <w:rPr>
+          <w:noProof/>
+        </w:rPr>
+        <w:t>24</w:t>
+      </w:r>
+      <w:r>
+        <w:fldChar w:fldCharType="end"/>
+      </w:r>
+      <w:r>
+        <w:rPr>
+          <w:lang w:val="en-US"/>
+        </w:rPr>
+        <w:t xml:space="preserve"> - signal tap test 2 in</w:t>
+      </w:r>
+      <w:r>
+        <w:rPr>
+          <w:lang w:val="en-US"/>
+        </w:rPr>
+        <w:t>t</w:t>
+      </w:r>
+      <w:r>
+        <w:rPr>
+          <w:lang w:val="en-US"/>
+        </w:rPr>
+        <w:t>errupt based</w:t>
+      </w:r>
+      <w:bookmarkEnd w:id="37"/>
+    </w:p>
+    <w:p>
+      <w:r>
+        <w:t>As can be seen, when performing test 2</w:t>
+      </w:r>
+      <w:r>
+        <w:t xml:space="preserve"> of the interrupt based IO, with the alteration of the frequency form being divided by 3125 to 16, pressing key3 </w:t>
+      </w:r>
+      <w:r>
+        <w:t>triggers</w:t>
+      </w:r>
+      <w:r>
+        <w:t xml:space="preserve"> interrupt</w:t>
+      </w:r>
+      <w:r>
+        <w:t xml:space="preserve">, as can be seen in the IFG buffer holding the value of 0x10h. </w:t>
+      </w:r>
+      <w:r>
+        <w:t xml:space="preserve">MIPS:CPU|PC[9..0] shows a short excursion to the KEY3 ISR address range and then a </w:t>
+      </w:r>
+      <w:proofErr w:type="spellStart"/>
+      <w:r>
+        <w:t>jr</w:t>
+      </w:r>
+      <w:proofErr w:type="spellEnd"/>
+      <w:r>
+        <w:t xml:space="preserve"> $k1 back to the main loop. This confirms the core </w:t>
+      </w:r>
+      <w:proofErr w:type="gramStart"/>
+      <w:r>
+        <w:t>actually serviced</w:t>
+      </w:r>
+      <w:proofErr w:type="gramEnd"/>
+      <w:r>
+        <w:t xml:space="preserve"> the interrupt (not just latched IFG).</w:t>
+      </w:r>
+      <w:r>
+        <w:t xml:space="preserve"> </w:t>
+      </w:r>
+      <w:r>
+        <w:t xml:space="preserve">Inside KEY3_ISR your code does </w:t>
+      </w:r>
+      <w:proofErr w:type="spellStart"/>
+      <w:r>
+        <w:t>lw</w:t>
+      </w:r>
+      <w:proofErr w:type="spellEnd"/>
+      <w:r>
+        <w:t xml:space="preserve"> IFG; </w:t>
+      </w:r>
+      <w:proofErr w:type="spellStart"/>
+      <w:r>
+        <w:t>andi</w:t>
+      </w:r>
+      <w:proofErr w:type="spellEnd"/>
+      <w:r>
+        <w:t xml:space="preserve">, CLRKEY3IFG; </w:t>
+      </w:r>
+      <w:proofErr w:type="spellStart"/>
+      <w:r>
+        <w:t>sw</w:t>
+      </w:r>
+      <w:proofErr w:type="spellEnd"/>
+      <w:r>
+        <w:t xml:space="preserve"> IFG. In the waveform the IFG field drops back to 00h a few cycles after the PC hits the ISR, confirming the flag was cleared in software.</w:t>
+      </w:r>
+      <w:r>
+        <w:t xml:space="preserve"> </w:t>
+      </w:r>
+      <w:r>
+        <w:t xml:space="preserve">Immediately after the ISR return, the </w:t>
+      </w:r>
+      <w:proofErr w:type="spellStart"/>
+      <w:proofErr w:type="gramStart"/>
+      <w:r>
+        <w:t>BTIMER:Basic</w:t>
+      </w:r>
+      <w:proofErr w:type="gramEnd"/>
+      <w:r>
+        <w:t>_Timer|PWM</w:t>
+      </w:r>
+      <w:proofErr w:type="spellEnd"/>
+      <w:r>
+        <w:t xml:space="preserve"> waveform shows a shorter period, and BTOUT edges space closer together.</w:t>
+      </w:r>
+    </w:p>
+    <w:p>
+      <w:pPr>
+        <w:rPr>
+          <w:rFonts w:hint="cs"/>
+          <w:rtl/>
         </w:rPr>
       </w:pPr>
     </w:p>
@@ -2347,6 +6668,56 @@
     </w:sectPr>
   </w:body>
 </w:document>
+</file>
+
+<file path=word/endnotes.xml><?xml version="1.0" encoding="utf-8"?>
+<w:endnotes xmlns:wpc="http://schemas.microsoft.com/office/word/2010/wordprocessingCanvas" xmlns:cx="http://schemas.microsoft.com/office/drawing/2014/chartex" xmlns:cx1="http://schemas.microsoft.com/office/drawing/2015/9/8/chartex" xmlns:cx2="http://schemas.microsoft.com/office/drawing/2015/10/21/chartex" xmlns:cx3="http://schemas.microsoft.com/office/drawing/2016/5/9/chartex" xmlns:cx4="http://schemas.microsoft.com/office/drawing/2016/5/10/chartex" xmlns:cx5="http://schemas.microsoft.com/office/drawing/2016/5/11/chartex" xmlns:cx6="http://schemas.microsoft.com/office/drawing/2016/5/12/chartex" xmlns:cx7="http://schemas.microsoft.com/office/drawing/2016/5/13/chartex" xmlns:cx8="http://schemas.microsoft.com/office/drawing/2016/5/14/chartex" xmlns:mc="http://schemas.openxmlformats.org/markup-compatibility/2006" xmlns:aink="http://schemas.microsoft.com/office/drawing/2016/ink" xmlns:am3d="http://schemas.microsoft.com/office/drawing/2017/model3d" xmlns:o="urn:schemas-microsoft-com:office:office" xmlns:oel="http://schemas.microsoft.com/office/2019/extlst" xmlns:r="http://schemas.openxmlformats.org/officeDocument/2006/relationships" xmlns:m="http://schemas.openxmlformats.org/officeDocument/2006/math" xmlns:v="urn:schemas-microsoft-com:vml" xmlns:wp14="http://schemas.microsoft.com/office/word/2010/wordprocessingDrawing" xmlns:wp="http://schemas.openxmlformats.org/drawingml/2006/wordprocessingDrawing" xmlns:w10="urn:schemas-microsoft-com:office:word" xmlns:w="http://schemas.openxmlformats.org/wordprocessingml/2006/main" xmlns:w14="http://schemas.microsoft.com/office/word/2010/wordml" xmlns:w15="http://schemas.microsoft.com/office/word/2012/wordml" xmlns:w16cex="http://schemas.microsoft.com/office/word/2018/wordml/cex" xmlns:w16cid="http://schemas.microsoft.com/office/word/2016/wordml/cid" xmlns:w16="http://schemas.microsoft.com/office/word/2018/wordml" xmlns:w16du="http://schemas.microsoft.com/office/word/2023/wordml/word16du" xmlns:w16sdtdh="http://schemas.microsoft.com/office/word/2020/wordml/sdtdatahash" xmlns:w16sdtfl="http://schemas.microsoft.com/office/word/2024/wordml/sdtformatlock" xmlns:w16se="http://schemas.microsoft.com/office/word/2015/wordml/symex" xmlns:wpg="http://schemas.microsoft.com/office/word/2010/wordprocessingGroup" xmlns:wpi="http://schemas.microsoft.com/office/word/2010/wordprocessingInk" xmlns:wne="http://schemas.microsoft.com/office/word/2006/wordml" xmlns:wps="http://schemas.microsoft.com/office/word/2010/wordprocessingShape" mc:Ignorable="w14 w15 w16se w16cid w16 w16cex w16sdtdh w16sdtfl w16du wp14">
+  <w:endnote w:type="separator" w:id="-1">
+    <w:p>
+      <w:pPr>
+        <w:spacing w:after="0" w:line="240" w:lineRule="auto"/>
+      </w:pPr>
+      <w:r>
+        <w:separator/>
+      </w:r>
+    </w:p>
+  </w:endnote>
+  <w:endnote w:type="continuationSeparator" w:id="0">
+    <w:p>
+      <w:pPr>
+        <w:spacing w:after="0" w:line="240" w:lineRule="auto"/>
+      </w:pPr>
+      <w:r>
+        <w:continuationSeparator/>
+      </w:r>
+    </w:p>
+  </w:endnote>
+</w:endnotes>
+</file>
+
+<file path=word/footnotes.xml><?xml version="1.0" encoding="utf-8"?>
+<w:footnotes xmlns:wpc="http://schemas.microsoft.com/office/word/2010/wordprocessingCanvas" xmlns:cx="http://schemas.microsoft.com/office/drawing/2014/chartex" xmlns:cx1="http://schemas.microsoft.com/office/drawing/2015/9/8/chartex" xmlns:cx2="http://schemas.microsoft.com/office/drawing/2015/10/21/chartex" xmlns:cx3="http://schemas.microsoft.com/office/drawing/2016/5/9/chartex" xmlns:cx4="http://schemas.microsoft.com/office/drawing/2016/5/10/chartex" xmlns:cx5="http://schemas.microsoft.com/office/drawing/2016/5/11/chartex" xmlns:cx6="http://schemas.microsoft.com/office/drawing/2016/5/12/chartex" xmlns:cx7="http://schemas.microsoft.com/office/drawing/2016/5/13/chartex" xmlns:cx8="http://schemas.microsoft.com/office/drawing/2016/5/14/chartex" xmlns:mc="http://schemas.openxmlformats.org/markup-compatibility/2006" xmlns:aink="http://schemas.microsoft.com/office/drawing/2016/ink" xmlns:am3d="http://schemas.microsoft.com/office/drawing/2017/model3d" xmlns:o="urn:schemas-microsoft-com:office:office" xmlns:oel="http://schemas.microsoft.com/office/2019/extlst" xmlns:r="http://schemas.openxmlformats.org/officeDocument/2006/relationships" xmlns:m="http://schemas.openxmlformats.org/officeDocument/2006/math" xmlns:v="urn:schemas-microsoft-com:vml" xmlns:wp14="http://schemas.microsoft.com/office/word/2010/wordprocessingDrawing" xmlns:wp="http://schemas.openxmlformats.org/drawingml/2006/wordprocessingDrawing" xmlns:w10="urn:schemas-microsoft-com:office:word" xmlns:w="http://schemas.openxmlformats.org/wordprocessingml/2006/main" xmlns:w14="http://schemas.microsoft.com/office/word/2010/wordml" xmlns:w15="http://schemas.microsoft.com/office/word/2012/wordml" xmlns:w16cex="http://schemas.microsoft.com/office/word/2018/wordml/cex" xmlns:w16cid="http://schemas.microsoft.com/office/word/2016/wordml/cid" xmlns:w16="http://schemas.microsoft.com/office/word/2018/wordml" xmlns:w16du="http://schemas.microsoft.com/office/word/2023/wordml/word16du" xmlns:w16sdtdh="http://schemas.microsoft.com/office/word/2020/wordml/sdtdatahash" xmlns:w16sdtfl="http://schemas.microsoft.com/office/word/2024/wordml/sdtformatlock" xmlns:w16se="http://schemas.microsoft.com/office/word/2015/wordml/symex" xmlns:wpg="http://schemas.microsoft.com/office/word/2010/wordprocessingGroup" xmlns:wpi="http://schemas.microsoft.com/office/word/2010/wordprocessingInk" xmlns:wne="http://schemas.microsoft.com/office/word/2006/wordml" xmlns:wps="http://schemas.microsoft.com/office/word/2010/wordprocessingShape" mc:Ignorable="w14 w15 w16se w16cid w16 w16cex w16sdtdh w16sdtfl w16du wp14">
+  <w:footnote w:type="separator" w:id="-1">
+    <w:p>
+      <w:pPr>
+        <w:spacing w:after="0" w:line="240" w:lineRule="auto"/>
+      </w:pPr>
+      <w:r>
+        <w:separator/>
+      </w:r>
+    </w:p>
+  </w:footnote>
+  <w:footnote w:type="continuationSeparator" w:id="0">
+    <w:p>
+      <w:pPr>
+        <w:spacing w:after="0" w:line="240" w:lineRule="auto"/>
+      </w:pPr>
+      <w:r>
+        <w:continuationSeparator/>
+      </w:r>
+    </w:p>
+  </w:footnote>
+</w:footnotes>
 </file>
 
 <file path=word/styles.xml><?xml version="1.0" encoding="utf-8"?>
@@ -2777,7 +7148,6 @@
     <w:next w:val="Normal"/>
     <w:link w:val="Heading2Char"/>
     <w:uiPriority w:val="9"/>
-    <w:semiHidden/>
     <w:unhideWhenUsed/>
     <w:qFormat/>
     <w:rsid w:val="00FB2C8E"/>
@@ -2800,7 +7170,6 @@
     <w:next w:val="Normal"/>
     <w:link w:val="Heading3Char"/>
     <w:uiPriority w:val="9"/>
-    <w:semiHidden/>
     <w:unhideWhenUsed/>
     <w:qFormat/>
     <w:rsid w:val="00FB2C8E"/>
@@ -2993,7 +7362,6 @@
     <w:basedOn w:val="DefaultParagraphFont"/>
     <w:link w:val="Heading2"/>
     <w:uiPriority w:val="9"/>
-    <w:semiHidden/>
     <w:rsid w:val="00FB2C8E"/>
     <w:rPr>
       <w:rFonts w:asciiTheme="majorHAnsi" w:eastAsiaTheme="majorEastAsia" w:hAnsiTheme="majorHAnsi" w:cstheme="majorBidi"/>
@@ -3007,7 +7375,6 @@
     <w:basedOn w:val="DefaultParagraphFont"/>
     <w:link w:val="Heading3"/>
     <w:uiPriority w:val="9"/>
-    <w:semiHidden/>
     <w:rsid w:val="00FB2C8E"/>
     <w:rPr>
       <w:rFonts w:eastAsiaTheme="majorEastAsia" w:cstheme="majorBidi"/>
@@ -3277,6 +7644,136 @@
       <w:sz w:val="24"/>
       <w:szCs w:val="24"/>
     </w:rPr>
+  </w:style>
+  <w:style w:type="paragraph" w:styleId="TOCHeading">
+    <w:name w:val="TOC Heading"/>
+    <w:basedOn w:val="Heading1"/>
+    <w:next w:val="Normal"/>
+    <w:uiPriority w:val="39"/>
+    <w:unhideWhenUsed/>
+    <w:qFormat/>
+    <w:rsid w:val="00F36533"/>
+    <w:pPr>
+      <w:spacing w:before="240" w:after="0"/>
+      <w:outlineLvl w:val="9"/>
+    </w:pPr>
+    <w:rPr>
+      <w:kern w:val="0"/>
+      <w:sz w:val="32"/>
+      <w:szCs w:val="32"/>
+      <w:lang w:val="en-US" w:bidi="ar-SA"/>
+      <w14:ligatures w14:val="none"/>
+    </w:rPr>
+  </w:style>
+  <w:style w:type="paragraph" w:styleId="Header">
+    <w:name w:val="header"/>
+    <w:basedOn w:val="Normal"/>
+    <w:link w:val="HeaderChar"/>
+    <w:uiPriority w:val="99"/>
+    <w:unhideWhenUsed/>
+    <w:rsid w:val="00F36533"/>
+    <w:pPr>
+      <w:tabs>
+        <w:tab w:val="center" w:pos="4513"/>
+        <w:tab w:val="right" w:pos="9026"/>
+      </w:tabs>
+      <w:spacing w:after="0" w:line="240" w:lineRule="auto"/>
+    </w:pPr>
+  </w:style>
+  <w:style w:type="character" w:customStyle="1" w:styleId="HeaderChar">
+    <w:name w:val="Header Char"/>
+    <w:basedOn w:val="DefaultParagraphFont"/>
+    <w:link w:val="Header"/>
+    <w:uiPriority w:val="99"/>
+    <w:rsid w:val="00F36533"/>
+  </w:style>
+  <w:style w:type="paragraph" w:styleId="Footer">
+    <w:name w:val="footer"/>
+    <w:basedOn w:val="Normal"/>
+    <w:link w:val="FooterChar"/>
+    <w:uiPriority w:val="99"/>
+    <w:unhideWhenUsed/>
+    <w:rsid w:val="00F36533"/>
+    <w:pPr>
+      <w:tabs>
+        <w:tab w:val="center" w:pos="4513"/>
+        <w:tab w:val="right" w:pos="9026"/>
+      </w:tabs>
+      <w:spacing w:after="0" w:line="240" w:lineRule="auto"/>
+    </w:pPr>
+  </w:style>
+  <w:style w:type="character" w:customStyle="1" w:styleId="FooterChar">
+    <w:name w:val="Footer Char"/>
+    <w:basedOn w:val="DefaultParagraphFont"/>
+    <w:link w:val="Footer"/>
+    <w:uiPriority w:val="99"/>
+    <w:rsid w:val="00F36533"/>
+  </w:style>
+  <w:style w:type="paragraph" w:styleId="TOC1">
+    <w:name w:val="toc 1"/>
+    <w:basedOn w:val="Normal"/>
+    <w:next w:val="Normal"/>
+    <w:autoRedefine/>
+    <w:uiPriority w:val="39"/>
+    <w:unhideWhenUsed/>
+    <w:rsid w:val="00F36533"/>
+    <w:pPr>
+      <w:spacing w:after="100"/>
+    </w:pPr>
+  </w:style>
+  <w:style w:type="paragraph" w:styleId="TOC2">
+    <w:name w:val="toc 2"/>
+    <w:basedOn w:val="Normal"/>
+    <w:next w:val="Normal"/>
+    <w:autoRedefine/>
+    <w:uiPriority w:val="39"/>
+    <w:unhideWhenUsed/>
+    <w:rsid w:val="00F36533"/>
+    <w:pPr>
+      <w:spacing w:after="100"/>
+      <w:ind w:left="220"/>
+    </w:pPr>
+  </w:style>
+  <w:style w:type="character" w:styleId="Hyperlink">
+    <w:name w:val="Hyperlink"/>
+    <w:basedOn w:val="DefaultParagraphFont"/>
+    <w:uiPriority w:val="99"/>
+    <w:unhideWhenUsed/>
+    <w:rsid w:val="00F36533"/>
+    <w:rPr>
+      <w:color w:val="467886" w:themeColor="hyperlink"/>
+      <w:u w:val="single"/>
+    </w:rPr>
+  </w:style>
+  <w:style w:type="paragraph" w:styleId="Caption">
+    <w:name w:val="caption"/>
+    <w:basedOn w:val="Normal"/>
+    <w:next w:val="Normal"/>
+    <w:uiPriority w:val="35"/>
+    <w:unhideWhenUsed/>
+    <w:qFormat/>
+    <w:rsid w:val="00F36533"/>
+    <w:pPr>
+      <w:spacing w:after="200" w:line="240" w:lineRule="auto"/>
+    </w:pPr>
+    <w:rPr>
+      <w:i/>
+      <w:iCs/>
+      <w:color w:val="0E2841" w:themeColor="text2"/>
+      <w:sz w:val="18"/>
+      <w:szCs w:val="18"/>
+    </w:rPr>
+  </w:style>
+  <w:style w:type="paragraph" w:styleId="TableofFigures">
+    <w:name w:val="table of figures"/>
+    <w:basedOn w:val="Normal"/>
+    <w:next w:val="Normal"/>
+    <w:uiPriority w:val="99"/>
+    <w:unhideWhenUsed/>
+    <w:rsid w:val="005D3FC5"/>
+    <w:pPr>
+      <w:spacing w:after="0"/>
+    </w:pPr>
   </w:style>
 </w:styles>
 </file>
@@ -3574,4 +8071,16 @@
     </a:ext>
   </a:extLst>
 </a:theme>
+</file>
+
+<file path=customXml/item1.xml><?xml version="1.0" encoding="utf-8"?>
+<b:Sources xmlns:b="http://schemas.openxmlformats.org/officeDocument/2006/bibliography" xmlns="http://schemas.openxmlformats.org/officeDocument/2006/bibliography" SelectedStyle="\APASixthEditionOfficeOnline.xsl" StyleName="APA" Version="6"/>
+</file>
+
+<file path=customXml/itemProps1.xml><?xml version="1.0" encoding="utf-8"?>
+<ds:datastoreItem xmlns:ds="http://schemas.openxmlformats.org/officeDocument/2006/customXml" ds:itemID="{F15395E8-30D3-4DCD-B3C7-085E7EBF93F9}">
+  <ds:schemaRefs>
+    <ds:schemaRef ds:uri="http://schemas.openxmlformats.org/officeDocument/2006/bibliography"/>
+  </ds:schemaRefs>
+</ds:datastoreItem>
 </file>